--- a/Проєктування інформаційних систем/Лабараторна 2/PIS_L_2_Goretsky_KNms1-B23.docx
+++ b/Проєктування інформаційних систем/Лабараторна 2/PIS_L_2_Goretsky_KNms1-B23.docx
@@ -4821,6 +4821,16 @@
         </w:rPr>
         <w:t xml:space="preserve"> надає перевагу сайтам з HTTPS.</w:t>
       </w:r>
+    </w:p>
+    <w:p>
+      <w:pPr>
+        <w:rPr>
+          <w:rFonts w:ascii="Source Sans Pro" w:eastAsia="Times New Roman" w:hAnsi="Source Sans Pro" w:cs="Times New Roman"/>
+          <w:sz w:val="28"/>
+          <w:szCs w:val="28"/>
+          <w:lang w:eastAsia="uk-UA"/>
+        </w:rPr>
+      </w:pPr>
       <w:r>
         <w:rPr>
           <w:rFonts w:ascii="Source Sans Pro" w:eastAsia="Times New Roman" w:hAnsi="Source Sans Pro" w:cs="Times New Roman"/>
@@ -5343,6 +5353,2551 @@
         <w:br/>
         <w:t>Адміністратор повинен мати можливість переглядати, редагувати або видаляти відгуки клієнтів. Це дає змогу контролювати контент на сайті, забезпечуючи актуальність і достовірність інформації.</w:t>
       </w:r>
+    </w:p>
+    <w:p>
+      <w:pPr>
+        <w:rPr>
+          <w:rFonts w:ascii="Source Sans Pro" w:eastAsia="Times New Roman" w:hAnsi="Source Sans Pro" w:cs="Times New Roman"/>
+          <w:sz w:val="28"/>
+          <w:szCs w:val="28"/>
+          <w:lang w:eastAsia="uk-UA"/>
+        </w:rPr>
+      </w:pPr>
+      <w:r>
+        <w:rPr>
+          <w:rFonts w:ascii="Source Sans Pro" w:eastAsia="Times New Roman" w:hAnsi="Source Sans Pro" w:cs="Times New Roman"/>
+          <w:sz w:val="28"/>
+          <w:szCs w:val="28"/>
+          <w:lang w:eastAsia="uk-UA"/>
+        </w:rPr>
+        <w:br w:type="page"/>
+      </w:r>
+    </w:p>
+    <w:p>
+      <w:pPr>
+        <w:spacing w:before="100" w:beforeAutospacing="1" w:after="100" w:afterAutospacing="1" w:line="240" w:lineRule="auto"/>
+        <w:outlineLvl w:val="1"/>
+        <w:rPr>
+          <w:rFonts w:ascii="Segoe Fluent Icons" w:eastAsia="Times New Roman" w:hAnsi="Segoe Fluent Icons" w:cs="Times New Roman"/>
+          <w:b/>
+          <w:bCs/>
+          <w:color w:val="2E74B5" w:themeColor="accent5" w:themeShade="BF"/>
+          <w:sz w:val="40"/>
+          <w:szCs w:val="40"/>
+          <w:lang w:eastAsia="uk-UA"/>
+        </w:rPr>
+      </w:pPr>
+      <w:r>
+        <w:rPr>
+          <w:rFonts w:ascii="Calibri" w:eastAsia="Times New Roman" w:hAnsi="Calibri" w:cs="Calibri"/>
+          <w:b/>
+          <w:bCs/>
+          <w:color w:val="2E74B5" w:themeColor="accent5" w:themeShade="BF"/>
+          <w:sz w:val="40"/>
+          <w:szCs w:val="40"/>
+          <w:lang w:val="en-US" w:eastAsia="uk-UA"/>
+        </w:rPr>
+        <w:lastRenderedPageBreak/>
+        <w:t xml:space="preserve">9. </w:t>
+      </w:r>
+      <w:r>
+        <w:rPr>
+          <w:rFonts w:ascii="Source Sans Pro" w:eastAsia="Times New Roman" w:hAnsi="Source Sans Pro" w:cs="Calibri"/>
+          <w:b/>
+          <w:bCs/>
+          <w:color w:val="2E74B5" w:themeColor="accent5" w:themeShade="BF"/>
+          <w:sz w:val="40"/>
+          <w:szCs w:val="40"/>
+          <w:lang w:eastAsia="uk-UA"/>
+        </w:rPr>
+        <w:t>Т</w:t>
+      </w:r>
+      <w:r>
+        <w:rPr>
+          <w:rFonts w:ascii="Source Sans Pro" w:eastAsia="Times New Roman" w:hAnsi="Source Sans Pro" w:cs="Calibri"/>
+          <w:b/>
+          <w:bCs/>
+          <w:color w:val="2E74B5" w:themeColor="accent5" w:themeShade="BF"/>
+          <w:sz w:val="40"/>
+          <w:szCs w:val="40"/>
+          <w:lang w:eastAsia="uk-UA"/>
+        </w:rPr>
+        <w:t>ерміни</w:t>
+      </w:r>
+      <w:r>
+        <w:rPr>
+          <w:rFonts w:ascii="Source Sans Pro" w:eastAsia="Times New Roman" w:hAnsi="Source Sans Pro" w:cs="Times New Roman"/>
+          <w:b/>
+          <w:bCs/>
+          <w:color w:val="2E74B5" w:themeColor="accent5" w:themeShade="BF"/>
+          <w:sz w:val="40"/>
+          <w:szCs w:val="40"/>
+          <w:lang w:eastAsia="uk-UA"/>
+        </w:rPr>
+        <w:t xml:space="preserve"> </w:t>
+      </w:r>
+      <w:r>
+        <w:rPr>
+          <w:rFonts w:ascii="Source Sans Pro" w:eastAsia="Times New Roman" w:hAnsi="Source Sans Pro" w:cs="Calibri"/>
+          <w:b/>
+          <w:bCs/>
+          <w:color w:val="2E74B5" w:themeColor="accent5" w:themeShade="BF"/>
+          <w:sz w:val="40"/>
+          <w:szCs w:val="40"/>
+          <w:lang w:eastAsia="uk-UA"/>
+        </w:rPr>
+        <w:t>виконання</w:t>
+      </w:r>
+    </w:p>
+    <w:p>
+      <w:pPr>
+        <w:spacing w:before="100" w:beforeAutospacing="1" w:after="100" w:afterAutospacing="1" w:line="360" w:lineRule="auto"/>
+        <w:rPr>
+          <w:rFonts w:ascii="Times New Roman" w:eastAsia="Times New Roman" w:hAnsi="Times New Roman" w:cs="Times New Roman"/>
+          <w:sz w:val="28"/>
+          <w:szCs w:val="28"/>
+          <w:lang w:eastAsia="uk-UA"/>
+        </w:rPr>
+      </w:pPr>
+      <w:r>
+        <w:rPr>
+          <w:rFonts w:ascii="Times New Roman" w:eastAsia="Times New Roman" w:hAnsi="Times New Roman" w:cs="Times New Roman"/>
+          <w:sz w:val="28"/>
+          <w:szCs w:val="28"/>
+          <w:lang w:eastAsia="uk-UA"/>
+        </w:rPr>
+        <w:t xml:space="preserve">Реалізація </w:t>
+      </w:r>
+      <w:proofErr w:type="spellStart"/>
+      <w:r>
+        <w:rPr>
+          <w:rFonts w:ascii="Times New Roman" w:eastAsia="Times New Roman" w:hAnsi="Times New Roman" w:cs="Times New Roman"/>
+          <w:sz w:val="28"/>
+          <w:szCs w:val="28"/>
+          <w:lang w:eastAsia="uk-UA"/>
+        </w:rPr>
+        <w:t>проєкту</w:t>
+      </w:r>
+      <w:proofErr w:type="spellEnd"/>
+      <w:r>
+        <w:rPr>
+          <w:rFonts w:ascii="Times New Roman" w:eastAsia="Times New Roman" w:hAnsi="Times New Roman" w:cs="Times New Roman"/>
+          <w:sz w:val="28"/>
+          <w:szCs w:val="28"/>
+          <w:lang w:eastAsia="uk-UA"/>
+        </w:rPr>
+        <w:t xml:space="preserve"> складається з чітко визначених етапів:</w:t>
+      </w:r>
+    </w:p>
+    <w:p>
+      <w:pPr>
+        <w:spacing w:before="100" w:beforeAutospacing="1" w:after="100" w:afterAutospacing="1" w:line="360" w:lineRule="auto"/>
+        <w:rPr>
+          <w:rFonts w:ascii="Times New Roman" w:eastAsia="Times New Roman" w:hAnsi="Times New Roman" w:cs="Times New Roman"/>
+          <w:sz w:val="28"/>
+          <w:szCs w:val="28"/>
+          <w:lang w:eastAsia="uk-UA"/>
+        </w:rPr>
+      </w:pPr>
+      <w:r>
+        <w:rPr>
+          <w:rFonts w:ascii="Times New Roman" w:eastAsia="Times New Roman" w:hAnsi="Times New Roman" w:cs="Times New Roman"/>
+          <w:b/>
+          <w:bCs/>
+          <w:sz w:val="28"/>
+          <w:szCs w:val="28"/>
+          <w:lang w:eastAsia="uk-UA"/>
+        </w:rPr>
+        <w:t xml:space="preserve">Етап 1. Аналітика та </w:t>
+      </w:r>
+      <w:proofErr w:type="spellStart"/>
+      <w:r>
+        <w:rPr>
+          <w:rFonts w:ascii="Times New Roman" w:eastAsia="Times New Roman" w:hAnsi="Times New Roman" w:cs="Times New Roman"/>
+          <w:b/>
+          <w:bCs/>
+          <w:sz w:val="28"/>
+          <w:szCs w:val="28"/>
+          <w:lang w:eastAsia="uk-UA"/>
+        </w:rPr>
+        <w:t>прототипування</w:t>
+      </w:r>
+      <w:proofErr w:type="spellEnd"/>
+      <w:r>
+        <w:rPr>
+          <w:rFonts w:ascii="Times New Roman" w:eastAsia="Times New Roman" w:hAnsi="Times New Roman" w:cs="Times New Roman"/>
+          <w:sz w:val="28"/>
+          <w:szCs w:val="28"/>
+          <w:lang w:eastAsia="uk-UA"/>
+        </w:rPr>
+        <w:t xml:space="preserve"> — </w:t>
+      </w:r>
+      <w:r>
+        <w:rPr>
+          <w:rFonts w:ascii="Times New Roman" w:eastAsia="Times New Roman" w:hAnsi="Times New Roman" w:cs="Times New Roman"/>
+          <w:b/>
+          <w:bCs/>
+          <w:sz w:val="28"/>
+          <w:szCs w:val="28"/>
+          <w:lang w:eastAsia="uk-UA"/>
+        </w:rPr>
+        <w:t>3 тижні</w:t>
+      </w:r>
+    </w:p>
+    <w:p>
+      <w:pPr>
+        <w:numPr>
+          <w:ilvl w:val="0"/>
+          <w:numId w:val="25"/>
+        </w:numPr>
+        <w:spacing w:before="100" w:beforeAutospacing="1" w:after="100" w:afterAutospacing="1" w:line="360" w:lineRule="auto"/>
+        <w:rPr>
+          <w:rFonts w:ascii="Times New Roman" w:eastAsia="Times New Roman" w:hAnsi="Times New Roman" w:cs="Times New Roman"/>
+          <w:sz w:val="28"/>
+          <w:szCs w:val="28"/>
+          <w:lang w:eastAsia="uk-UA"/>
+        </w:rPr>
+      </w:pPr>
+      <w:r>
+        <w:rPr>
+          <w:rFonts w:ascii="Times New Roman" w:eastAsia="Times New Roman" w:hAnsi="Times New Roman" w:cs="Times New Roman"/>
+          <w:sz w:val="28"/>
+          <w:szCs w:val="28"/>
+          <w:lang w:eastAsia="uk-UA"/>
+        </w:rPr>
+        <w:t>Збір вимог замовника.</w:t>
+      </w:r>
+    </w:p>
+    <w:p>
+      <w:pPr>
+        <w:numPr>
+          <w:ilvl w:val="0"/>
+          <w:numId w:val="25"/>
+        </w:numPr>
+        <w:spacing w:before="100" w:beforeAutospacing="1" w:after="100" w:afterAutospacing="1" w:line="360" w:lineRule="auto"/>
+        <w:rPr>
+          <w:rFonts w:ascii="Times New Roman" w:eastAsia="Times New Roman" w:hAnsi="Times New Roman" w:cs="Times New Roman"/>
+          <w:sz w:val="28"/>
+          <w:szCs w:val="28"/>
+          <w:lang w:eastAsia="uk-UA"/>
+        </w:rPr>
+      </w:pPr>
+      <w:r>
+        <w:rPr>
+          <w:rFonts w:ascii="Times New Roman" w:eastAsia="Times New Roman" w:hAnsi="Times New Roman" w:cs="Times New Roman"/>
+          <w:sz w:val="28"/>
+          <w:szCs w:val="28"/>
+          <w:lang w:eastAsia="uk-UA"/>
+        </w:rPr>
+        <w:t>Аналіз ринку та конкурентів.</w:t>
+      </w:r>
+    </w:p>
+    <w:p>
+      <w:pPr>
+        <w:numPr>
+          <w:ilvl w:val="0"/>
+          <w:numId w:val="25"/>
+        </w:numPr>
+        <w:spacing w:before="100" w:beforeAutospacing="1" w:after="100" w:afterAutospacing="1" w:line="360" w:lineRule="auto"/>
+        <w:rPr>
+          <w:rFonts w:ascii="Times New Roman" w:eastAsia="Times New Roman" w:hAnsi="Times New Roman" w:cs="Times New Roman"/>
+          <w:sz w:val="28"/>
+          <w:szCs w:val="28"/>
+          <w:lang w:eastAsia="uk-UA"/>
+        </w:rPr>
+      </w:pPr>
+      <w:r>
+        <w:rPr>
+          <w:rFonts w:ascii="Times New Roman" w:eastAsia="Times New Roman" w:hAnsi="Times New Roman" w:cs="Times New Roman"/>
+          <w:sz w:val="28"/>
+          <w:szCs w:val="28"/>
+          <w:lang w:eastAsia="uk-UA"/>
+        </w:rPr>
+        <w:t>Розробка структури сайту та створення інтерактивного прототипу.</w:t>
+      </w:r>
+    </w:p>
+    <w:p>
+      <w:pPr>
+        <w:numPr>
+          <w:ilvl w:val="0"/>
+          <w:numId w:val="25"/>
+        </w:numPr>
+        <w:spacing w:before="100" w:beforeAutospacing="1" w:after="100" w:afterAutospacing="1" w:line="360" w:lineRule="auto"/>
+        <w:rPr>
+          <w:rFonts w:ascii="Times New Roman" w:eastAsia="Times New Roman" w:hAnsi="Times New Roman" w:cs="Times New Roman"/>
+          <w:sz w:val="28"/>
+          <w:szCs w:val="28"/>
+          <w:lang w:eastAsia="uk-UA"/>
+        </w:rPr>
+      </w:pPr>
+      <w:r>
+        <w:rPr>
+          <w:rFonts w:ascii="Times New Roman" w:eastAsia="Times New Roman" w:hAnsi="Times New Roman" w:cs="Times New Roman"/>
+          <w:sz w:val="28"/>
+          <w:szCs w:val="28"/>
+          <w:lang w:eastAsia="uk-UA"/>
+        </w:rPr>
+        <w:t>Затвердження прототипу та дизайну з замовником.</w:t>
+      </w:r>
+    </w:p>
+    <w:p>
+      <w:pPr>
+        <w:spacing w:before="100" w:beforeAutospacing="1" w:after="100" w:afterAutospacing="1" w:line="360" w:lineRule="auto"/>
+        <w:rPr>
+          <w:rFonts w:ascii="Times New Roman" w:eastAsia="Times New Roman" w:hAnsi="Times New Roman" w:cs="Times New Roman"/>
+          <w:sz w:val="28"/>
+          <w:szCs w:val="28"/>
+          <w:lang w:eastAsia="uk-UA"/>
+        </w:rPr>
+      </w:pPr>
+      <w:r>
+        <w:rPr>
+          <w:rFonts w:ascii="Times New Roman" w:eastAsia="Times New Roman" w:hAnsi="Times New Roman" w:cs="Times New Roman"/>
+          <w:b/>
+          <w:bCs/>
+          <w:sz w:val="28"/>
+          <w:szCs w:val="28"/>
+          <w:lang w:eastAsia="uk-UA"/>
+        </w:rPr>
+        <w:t xml:space="preserve">Етап 2. Дизайн та </w:t>
+      </w:r>
+      <w:proofErr w:type="spellStart"/>
+      <w:r>
+        <w:rPr>
+          <w:rFonts w:ascii="Times New Roman" w:eastAsia="Times New Roman" w:hAnsi="Times New Roman" w:cs="Times New Roman"/>
+          <w:b/>
+          <w:bCs/>
+          <w:sz w:val="28"/>
+          <w:szCs w:val="28"/>
+          <w:lang w:eastAsia="uk-UA"/>
+        </w:rPr>
+        <w:t>фронтенд</w:t>
+      </w:r>
+      <w:proofErr w:type="spellEnd"/>
+      <w:r>
+        <w:rPr>
+          <w:rFonts w:ascii="Times New Roman" w:eastAsia="Times New Roman" w:hAnsi="Times New Roman" w:cs="Times New Roman"/>
+          <w:b/>
+          <w:bCs/>
+          <w:sz w:val="28"/>
+          <w:szCs w:val="28"/>
+          <w:lang w:eastAsia="uk-UA"/>
+        </w:rPr>
+        <w:t>-розробка</w:t>
+      </w:r>
+      <w:r>
+        <w:rPr>
+          <w:rFonts w:ascii="Times New Roman" w:eastAsia="Times New Roman" w:hAnsi="Times New Roman" w:cs="Times New Roman"/>
+          <w:sz w:val="28"/>
+          <w:szCs w:val="28"/>
+          <w:lang w:eastAsia="uk-UA"/>
+        </w:rPr>
+        <w:t xml:space="preserve"> — </w:t>
+      </w:r>
+      <w:r>
+        <w:rPr>
+          <w:rFonts w:ascii="Times New Roman" w:eastAsia="Times New Roman" w:hAnsi="Times New Roman" w:cs="Times New Roman"/>
+          <w:b/>
+          <w:bCs/>
+          <w:sz w:val="28"/>
+          <w:szCs w:val="28"/>
+          <w:lang w:eastAsia="uk-UA"/>
+        </w:rPr>
+        <w:t>4 тижні</w:t>
+      </w:r>
+    </w:p>
+    <w:p>
+      <w:pPr>
+        <w:numPr>
+          <w:ilvl w:val="0"/>
+          <w:numId w:val="26"/>
+        </w:numPr>
+        <w:spacing w:before="100" w:beforeAutospacing="1" w:after="100" w:afterAutospacing="1" w:line="360" w:lineRule="auto"/>
+        <w:rPr>
+          <w:rFonts w:ascii="Times New Roman" w:eastAsia="Times New Roman" w:hAnsi="Times New Roman" w:cs="Times New Roman"/>
+          <w:sz w:val="28"/>
+          <w:szCs w:val="28"/>
+          <w:lang w:eastAsia="uk-UA"/>
+        </w:rPr>
+      </w:pPr>
+      <w:r>
+        <w:rPr>
+          <w:rFonts w:ascii="Times New Roman" w:eastAsia="Times New Roman" w:hAnsi="Times New Roman" w:cs="Times New Roman"/>
+          <w:sz w:val="28"/>
+          <w:szCs w:val="28"/>
+          <w:lang w:eastAsia="uk-UA"/>
+        </w:rPr>
+        <w:t>Створення адаптивного дизайну сайту.</w:t>
+      </w:r>
+    </w:p>
+    <w:p>
+      <w:pPr>
+        <w:numPr>
+          <w:ilvl w:val="0"/>
+          <w:numId w:val="26"/>
+        </w:numPr>
+        <w:spacing w:before="100" w:beforeAutospacing="1" w:after="100" w:afterAutospacing="1" w:line="360" w:lineRule="auto"/>
+        <w:rPr>
+          <w:rFonts w:ascii="Times New Roman" w:eastAsia="Times New Roman" w:hAnsi="Times New Roman" w:cs="Times New Roman"/>
+          <w:sz w:val="28"/>
+          <w:szCs w:val="28"/>
+          <w:lang w:eastAsia="uk-UA"/>
+        </w:rPr>
+      </w:pPr>
+      <w:r>
+        <w:rPr>
+          <w:rFonts w:ascii="Times New Roman" w:eastAsia="Times New Roman" w:hAnsi="Times New Roman" w:cs="Times New Roman"/>
+          <w:sz w:val="28"/>
+          <w:szCs w:val="28"/>
+          <w:lang w:eastAsia="uk-UA"/>
+        </w:rPr>
+        <w:t>Верстка шаблонів для різних сторінок сайту.</w:t>
+      </w:r>
+    </w:p>
+    <w:p>
+      <w:pPr>
+        <w:numPr>
+          <w:ilvl w:val="0"/>
+          <w:numId w:val="26"/>
+        </w:numPr>
+        <w:spacing w:before="100" w:beforeAutospacing="1" w:after="100" w:afterAutospacing="1" w:line="360" w:lineRule="auto"/>
+        <w:rPr>
+          <w:rFonts w:ascii="Times New Roman" w:eastAsia="Times New Roman" w:hAnsi="Times New Roman" w:cs="Times New Roman"/>
+          <w:sz w:val="28"/>
+          <w:szCs w:val="28"/>
+          <w:lang w:eastAsia="uk-UA"/>
+        </w:rPr>
+      </w:pPr>
+      <w:r>
+        <w:rPr>
+          <w:rFonts w:ascii="Times New Roman" w:eastAsia="Times New Roman" w:hAnsi="Times New Roman" w:cs="Times New Roman"/>
+          <w:sz w:val="28"/>
+          <w:szCs w:val="28"/>
+          <w:lang w:eastAsia="uk-UA"/>
+        </w:rPr>
+        <w:t>Реалізація динамічних елементів та анімацій.</w:t>
+      </w:r>
+    </w:p>
+    <w:p>
+      <w:pPr>
+        <w:spacing w:before="100" w:beforeAutospacing="1" w:after="100" w:afterAutospacing="1" w:line="360" w:lineRule="auto"/>
+        <w:rPr>
+          <w:rFonts w:ascii="Times New Roman" w:eastAsia="Times New Roman" w:hAnsi="Times New Roman" w:cs="Times New Roman"/>
+          <w:sz w:val="28"/>
+          <w:szCs w:val="28"/>
+          <w:lang w:eastAsia="uk-UA"/>
+        </w:rPr>
+      </w:pPr>
+      <w:r>
+        <w:rPr>
+          <w:rFonts w:ascii="Times New Roman" w:eastAsia="Times New Roman" w:hAnsi="Times New Roman" w:cs="Times New Roman"/>
+          <w:b/>
+          <w:bCs/>
+          <w:sz w:val="28"/>
+          <w:szCs w:val="28"/>
+          <w:lang w:eastAsia="uk-UA"/>
+        </w:rPr>
+        <w:t xml:space="preserve">Етап 3. Розробка </w:t>
+      </w:r>
+      <w:proofErr w:type="spellStart"/>
+      <w:r>
+        <w:rPr>
+          <w:rFonts w:ascii="Times New Roman" w:eastAsia="Times New Roman" w:hAnsi="Times New Roman" w:cs="Times New Roman"/>
+          <w:b/>
+          <w:bCs/>
+          <w:sz w:val="28"/>
+          <w:szCs w:val="28"/>
+          <w:lang w:eastAsia="uk-UA"/>
+        </w:rPr>
+        <w:t>бекенд</w:t>
+      </w:r>
+      <w:proofErr w:type="spellEnd"/>
+      <w:r>
+        <w:rPr>
+          <w:rFonts w:ascii="Times New Roman" w:eastAsia="Times New Roman" w:hAnsi="Times New Roman" w:cs="Times New Roman"/>
+          <w:b/>
+          <w:bCs/>
+          <w:sz w:val="28"/>
+          <w:szCs w:val="28"/>
+          <w:lang w:eastAsia="uk-UA"/>
+        </w:rPr>
+        <w:t>-частини та інтеграції</w:t>
+      </w:r>
+      <w:r>
+        <w:rPr>
+          <w:rFonts w:ascii="Times New Roman" w:eastAsia="Times New Roman" w:hAnsi="Times New Roman" w:cs="Times New Roman"/>
+          <w:sz w:val="28"/>
+          <w:szCs w:val="28"/>
+          <w:lang w:eastAsia="uk-UA"/>
+        </w:rPr>
+        <w:t xml:space="preserve"> — </w:t>
+      </w:r>
+      <w:r>
+        <w:rPr>
+          <w:rFonts w:ascii="Times New Roman" w:eastAsia="Times New Roman" w:hAnsi="Times New Roman" w:cs="Times New Roman"/>
+          <w:b/>
+          <w:bCs/>
+          <w:sz w:val="28"/>
+          <w:szCs w:val="28"/>
+          <w:lang w:eastAsia="uk-UA"/>
+        </w:rPr>
+        <w:t>5 тижнів</w:t>
+      </w:r>
+    </w:p>
+    <w:p>
+      <w:pPr>
+        <w:numPr>
+          <w:ilvl w:val="0"/>
+          <w:numId w:val="27"/>
+        </w:numPr>
+        <w:spacing w:before="100" w:beforeAutospacing="1" w:after="100" w:afterAutospacing="1" w:line="360" w:lineRule="auto"/>
+        <w:rPr>
+          <w:rFonts w:ascii="Times New Roman" w:eastAsia="Times New Roman" w:hAnsi="Times New Roman" w:cs="Times New Roman"/>
+          <w:sz w:val="28"/>
+          <w:szCs w:val="28"/>
+          <w:lang w:eastAsia="uk-UA"/>
+        </w:rPr>
+      </w:pPr>
+      <w:r>
+        <w:rPr>
+          <w:rFonts w:ascii="Times New Roman" w:eastAsia="Times New Roman" w:hAnsi="Times New Roman" w:cs="Times New Roman"/>
+          <w:sz w:val="28"/>
+          <w:szCs w:val="28"/>
+          <w:lang w:eastAsia="uk-UA"/>
+        </w:rPr>
+        <w:t>Розробка функціоналу особистого кабінету, онлайн-бронювання, фільтрів.</w:t>
+      </w:r>
+    </w:p>
+    <w:p>
+      <w:pPr>
+        <w:numPr>
+          <w:ilvl w:val="0"/>
+          <w:numId w:val="27"/>
+        </w:numPr>
+        <w:spacing w:before="100" w:beforeAutospacing="1" w:after="100" w:afterAutospacing="1" w:line="360" w:lineRule="auto"/>
+        <w:rPr>
+          <w:rFonts w:ascii="Times New Roman" w:eastAsia="Times New Roman" w:hAnsi="Times New Roman" w:cs="Times New Roman"/>
+          <w:sz w:val="28"/>
+          <w:szCs w:val="28"/>
+          <w:lang w:eastAsia="uk-UA"/>
+        </w:rPr>
+      </w:pPr>
+      <w:r>
+        <w:rPr>
+          <w:rFonts w:ascii="Times New Roman" w:eastAsia="Times New Roman" w:hAnsi="Times New Roman" w:cs="Times New Roman"/>
+          <w:sz w:val="28"/>
+          <w:szCs w:val="28"/>
+          <w:lang w:eastAsia="uk-UA"/>
+        </w:rPr>
+        <w:t xml:space="preserve">Інтеграція платіжних систем (банківські картки, </w:t>
+      </w:r>
+      <w:proofErr w:type="spellStart"/>
+      <w:r>
+        <w:rPr>
+          <w:rFonts w:ascii="Times New Roman" w:eastAsia="Times New Roman" w:hAnsi="Times New Roman" w:cs="Times New Roman"/>
+          <w:sz w:val="28"/>
+          <w:szCs w:val="28"/>
+          <w:lang w:eastAsia="uk-UA"/>
+        </w:rPr>
+        <w:t>Google</w:t>
+      </w:r>
+      <w:proofErr w:type="spellEnd"/>
+      <w:r>
+        <w:rPr>
+          <w:rFonts w:ascii="Times New Roman" w:eastAsia="Times New Roman" w:hAnsi="Times New Roman" w:cs="Times New Roman"/>
+          <w:sz w:val="28"/>
+          <w:szCs w:val="28"/>
+          <w:lang w:eastAsia="uk-UA"/>
+        </w:rPr>
+        <w:t xml:space="preserve"> </w:t>
+      </w:r>
+      <w:proofErr w:type="spellStart"/>
+      <w:r>
+        <w:rPr>
+          <w:rFonts w:ascii="Times New Roman" w:eastAsia="Times New Roman" w:hAnsi="Times New Roman" w:cs="Times New Roman"/>
+          <w:sz w:val="28"/>
+          <w:szCs w:val="28"/>
+          <w:lang w:eastAsia="uk-UA"/>
+        </w:rPr>
+        <w:t>Pay</w:t>
+      </w:r>
+      <w:proofErr w:type="spellEnd"/>
+      <w:r>
+        <w:rPr>
+          <w:rFonts w:ascii="Times New Roman" w:eastAsia="Times New Roman" w:hAnsi="Times New Roman" w:cs="Times New Roman"/>
+          <w:sz w:val="28"/>
+          <w:szCs w:val="28"/>
+          <w:lang w:eastAsia="uk-UA"/>
+        </w:rPr>
+        <w:t>/</w:t>
+      </w:r>
+      <w:proofErr w:type="spellStart"/>
+      <w:r>
+        <w:rPr>
+          <w:rFonts w:ascii="Times New Roman" w:eastAsia="Times New Roman" w:hAnsi="Times New Roman" w:cs="Times New Roman"/>
+          <w:sz w:val="28"/>
+          <w:szCs w:val="28"/>
+          <w:lang w:eastAsia="uk-UA"/>
+        </w:rPr>
+        <w:t>Apple</w:t>
+      </w:r>
+      <w:proofErr w:type="spellEnd"/>
+      <w:r>
+        <w:rPr>
+          <w:rFonts w:ascii="Times New Roman" w:eastAsia="Times New Roman" w:hAnsi="Times New Roman" w:cs="Times New Roman"/>
+          <w:sz w:val="28"/>
+          <w:szCs w:val="28"/>
+          <w:lang w:eastAsia="uk-UA"/>
+        </w:rPr>
+        <w:t xml:space="preserve"> </w:t>
+      </w:r>
+      <w:proofErr w:type="spellStart"/>
+      <w:r>
+        <w:rPr>
+          <w:rFonts w:ascii="Times New Roman" w:eastAsia="Times New Roman" w:hAnsi="Times New Roman" w:cs="Times New Roman"/>
+          <w:sz w:val="28"/>
+          <w:szCs w:val="28"/>
+          <w:lang w:eastAsia="uk-UA"/>
+        </w:rPr>
+        <w:t>Pay</w:t>
+      </w:r>
+      <w:proofErr w:type="spellEnd"/>
+      <w:r>
+        <w:rPr>
+          <w:rFonts w:ascii="Times New Roman" w:eastAsia="Times New Roman" w:hAnsi="Times New Roman" w:cs="Times New Roman"/>
+          <w:sz w:val="28"/>
+          <w:szCs w:val="28"/>
+          <w:lang w:eastAsia="uk-UA"/>
+        </w:rPr>
+        <w:t>).</w:t>
+      </w:r>
+    </w:p>
+    <w:p>
+      <w:pPr>
+        <w:numPr>
+          <w:ilvl w:val="0"/>
+          <w:numId w:val="27"/>
+        </w:numPr>
+        <w:spacing w:before="100" w:beforeAutospacing="1" w:after="100" w:afterAutospacing="1" w:line="360" w:lineRule="auto"/>
+        <w:rPr>
+          <w:rFonts w:ascii="Times New Roman" w:eastAsia="Times New Roman" w:hAnsi="Times New Roman" w:cs="Times New Roman"/>
+          <w:sz w:val="28"/>
+          <w:szCs w:val="28"/>
+          <w:lang w:eastAsia="uk-UA"/>
+        </w:rPr>
+      </w:pPr>
+      <w:r>
+        <w:rPr>
+          <w:rFonts w:ascii="Times New Roman" w:eastAsia="Times New Roman" w:hAnsi="Times New Roman" w:cs="Times New Roman"/>
+          <w:sz w:val="28"/>
+          <w:szCs w:val="28"/>
+          <w:lang w:eastAsia="uk-UA"/>
+        </w:rPr>
+        <w:t>Зв'язок з базою даних для зберігання інформації про бронювання та автопарк.</w:t>
+      </w:r>
+    </w:p>
+    <w:p>
+      <w:pPr>
+        <w:spacing w:before="100" w:beforeAutospacing="1" w:after="100" w:afterAutospacing="1" w:line="360" w:lineRule="auto"/>
+        <w:rPr>
+          <w:rFonts w:ascii="Times New Roman" w:eastAsia="Times New Roman" w:hAnsi="Times New Roman" w:cs="Times New Roman"/>
+          <w:sz w:val="28"/>
+          <w:szCs w:val="28"/>
+          <w:lang w:eastAsia="uk-UA"/>
+        </w:rPr>
+      </w:pPr>
+      <w:r>
+        <w:rPr>
+          <w:rFonts w:ascii="Times New Roman" w:eastAsia="Times New Roman" w:hAnsi="Times New Roman" w:cs="Times New Roman"/>
+          <w:b/>
+          <w:bCs/>
+          <w:sz w:val="28"/>
+          <w:szCs w:val="28"/>
+          <w:lang w:eastAsia="uk-UA"/>
+        </w:rPr>
+        <w:t>Етап 4. Тестування та оптимізація</w:t>
+      </w:r>
+      <w:r>
+        <w:rPr>
+          <w:rFonts w:ascii="Times New Roman" w:eastAsia="Times New Roman" w:hAnsi="Times New Roman" w:cs="Times New Roman"/>
+          <w:sz w:val="28"/>
+          <w:szCs w:val="28"/>
+          <w:lang w:eastAsia="uk-UA"/>
+        </w:rPr>
+        <w:t xml:space="preserve"> — </w:t>
+      </w:r>
+      <w:r>
+        <w:rPr>
+          <w:rFonts w:ascii="Times New Roman" w:eastAsia="Times New Roman" w:hAnsi="Times New Roman" w:cs="Times New Roman"/>
+          <w:b/>
+          <w:bCs/>
+          <w:sz w:val="28"/>
+          <w:szCs w:val="28"/>
+          <w:lang w:eastAsia="uk-UA"/>
+        </w:rPr>
+        <w:t>2 тижні</w:t>
+      </w:r>
+    </w:p>
+    <w:p>
+      <w:pPr>
+        <w:numPr>
+          <w:ilvl w:val="0"/>
+          <w:numId w:val="28"/>
+        </w:numPr>
+        <w:spacing w:before="100" w:beforeAutospacing="1" w:after="100" w:afterAutospacing="1" w:line="360" w:lineRule="auto"/>
+        <w:rPr>
+          <w:rFonts w:ascii="Times New Roman" w:eastAsia="Times New Roman" w:hAnsi="Times New Roman" w:cs="Times New Roman"/>
+          <w:sz w:val="28"/>
+          <w:szCs w:val="28"/>
+          <w:lang w:eastAsia="uk-UA"/>
+        </w:rPr>
+      </w:pPr>
+      <w:r>
+        <w:rPr>
+          <w:rFonts w:ascii="Times New Roman" w:eastAsia="Times New Roman" w:hAnsi="Times New Roman" w:cs="Times New Roman"/>
+          <w:sz w:val="28"/>
+          <w:szCs w:val="28"/>
+          <w:lang w:eastAsia="uk-UA"/>
+        </w:rPr>
+        <w:t>Повне функціональне тестування всіх модулів.</w:t>
+      </w:r>
+    </w:p>
+    <w:p>
+      <w:pPr>
+        <w:numPr>
+          <w:ilvl w:val="0"/>
+          <w:numId w:val="28"/>
+        </w:numPr>
+        <w:spacing w:before="100" w:beforeAutospacing="1" w:after="100" w:afterAutospacing="1" w:line="360" w:lineRule="auto"/>
+        <w:rPr>
+          <w:rFonts w:ascii="Times New Roman" w:eastAsia="Times New Roman" w:hAnsi="Times New Roman" w:cs="Times New Roman"/>
+          <w:sz w:val="28"/>
+          <w:szCs w:val="28"/>
+          <w:lang w:eastAsia="uk-UA"/>
+        </w:rPr>
+      </w:pPr>
+      <w:r>
+        <w:rPr>
+          <w:rFonts w:ascii="Times New Roman" w:eastAsia="Times New Roman" w:hAnsi="Times New Roman" w:cs="Times New Roman"/>
+          <w:sz w:val="28"/>
+          <w:szCs w:val="28"/>
+          <w:lang w:eastAsia="uk-UA"/>
+        </w:rPr>
+        <w:t xml:space="preserve">Тестування адаптивності та </w:t>
+      </w:r>
+      <w:proofErr w:type="spellStart"/>
+      <w:r>
+        <w:rPr>
+          <w:rFonts w:ascii="Times New Roman" w:eastAsia="Times New Roman" w:hAnsi="Times New Roman" w:cs="Times New Roman"/>
+          <w:sz w:val="28"/>
+          <w:szCs w:val="28"/>
+          <w:lang w:eastAsia="uk-UA"/>
+        </w:rPr>
+        <w:t>кросбраузерності</w:t>
+      </w:r>
+      <w:proofErr w:type="spellEnd"/>
+      <w:r>
+        <w:rPr>
+          <w:rFonts w:ascii="Times New Roman" w:eastAsia="Times New Roman" w:hAnsi="Times New Roman" w:cs="Times New Roman"/>
+          <w:sz w:val="28"/>
+          <w:szCs w:val="28"/>
+          <w:lang w:eastAsia="uk-UA"/>
+        </w:rPr>
+        <w:t>.</w:t>
+      </w:r>
+    </w:p>
+    <w:p>
+      <w:pPr>
+        <w:numPr>
+          <w:ilvl w:val="0"/>
+          <w:numId w:val="28"/>
+        </w:numPr>
+        <w:spacing w:before="100" w:beforeAutospacing="1" w:after="100" w:afterAutospacing="1" w:line="360" w:lineRule="auto"/>
+        <w:rPr>
+          <w:rFonts w:ascii="Times New Roman" w:eastAsia="Times New Roman" w:hAnsi="Times New Roman" w:cs="Times New Roman"/>
+          <w:sz w:val="28"/>
+          <w:szCs w:val="28"/>
+          <w:lang w:eastAsia="uk-UA"/>
+        </w:rPr>
+      </w:pPr>
+      <w:r>
+        <w:rPr>
+          <w:rFonts w:ascii="Times New Roman" w:eastAsia="Times New Roman" w:hAnsi="Times New Roman" w:cs="Times New Roman"/>
+          <w:sz w:val="28"/>
+          <w:szCs w:val="28"/>
+          <w:lang w:eastAsia="uk-UA"/>
+        </w:rPr>
+        <w:t>Оптимізація швидкості завантаження та безпеки.</w:t>
+      </w:r>
+    </w:p>
+    <w:p>
+      <w:pPr>
+        <w:spacing w:before="100" w:beforeAutospacing="1" w:after="100" w:afterAutospacing="1" w:line="360" w:lineRule="auto"/>
+        <w:rPr>
+          <w:rFonts w:ascii="Times New Roman" w:eastAsia="Times New Roman" w:hAnsi="Times New Roman" w:cs="Times New Roman"/>
+          <w:sz w:val="28"/>
+          <w:szCs w:val="28"/>
+          <w:lang w:eastAsia="uk-UA"/>
+        </w:rPr>
+      </w:pPr>
+      <w:r>
+        <w:rPr>
+          <w:rFonts w:ascii="Times New Roman" w:eastAsia="Times New Roman" w:hAnsi="Times New Roman" w:cs="Times New Roman"/>
+          <w:b/>
+          <w:bCs/>
+          <w:sz w:val="28"/>
+          <w:szCs w:val="28"/>
+          <w:lang w:eastAsia="uk-UA"/>
+        </w:rPr>
+        <w:t xml:space="preserve">Етап 5. Підготовка до запуску та передача </w:t>
+      </w:r>
+      <w:proofErr w:type="spellStart"/>
+      <w:r>
+        <w:rPr>
+          <w:rFonts w:ascii="Times New Roman" w:eastAsia="Times New Roman" w:hAnsi="Times New Roman" w:cs="Times New Roman"/>
+          <w:b/>
+          <w:bCs/>
+          <w:sz w:val="28"/>
+          <w:szCs w:val="28"/>
+          <w:lang w:eastAsia="uk-UA"/>
+        </w:rPr>
+        <w:t>проєкту</w:t>
+      </w:r>
+      <w:proofErr w:type="spellEnd"/>
+      <w:r>
+        <w:rPr>
+          <w:rFonts w:ascii="Times New Roman" w:eastAsia="Times New Roman" w:hAnsi="Times New Roman" w:cs="Times New Roman"/>
+          <w:sz w:val="28"/>
+          <w:szCs w:val="28"/>
+          <w:lang w:eastAsia="uk-UA"/>
+        </w:rPr>
+        <w:t xml:space="preserve"> — </w:t>
+      </w:r>
+      <w:r>
+        <w:rPr>
+          <w:rFonts w:ascii="Times New Roman" w:eastAsia="Times New Roman" w:hAnsi="Times New Roman" w:cs="Times New Roman"/>
+          <w:b/>
+          <w:bCs/>
+          <w:sz w:val="28"/>
+          <w:szCs w:val="28"/>
+          <w:lang w:eastAsia="uk-UA"/>
+        </w:rPr>
+        <w:t>1 тиждень</w:t>
+      </w:r>
+    </w:p>
+    <w:p>
+      <w:pPr>
+        <w:numPr>
+          <w:ilvl w:val="0"/>
+          <w:numId w:val="29"/>
+        </w:numPr>
+        <w:spacing w:before="100" w:beforeAutospacing="1" w:after="100" w:afterAutospacing="1" w:line="360" w:lineRule="auto"/>
+        <w:rPr>
+          <w:rFonts w:ascii="Times New Roman" w:eastAsia="Times New Roman" w:hAnsi="Times New Roman" w:cs="Times New Roman"/>
+          <w:sz w:val="28"/>
+          <w:szCs w:val="28"/>
+          <w:lang w:eastAsia="uk-UA"/>
+        </w:rPr>
+      </w:pPr>
+      <w:r>
+        <w:rPr>
+          <w:rFonts w:ascii="Times New Roman" w:eastAsia="Times New Roman" w:hAnsi="Times New Roman" w:cs="Times New Roman"/>
+          <w:sz w:val="28"/>
+          <w:szCs w:val="28"/>
+          <w:lang w:eastAsia="uk-UA"/>
+        </w:rPr>
+        <w:t>Налаштування хостингу та домену.</w:t>
+      </w:r>
+    </w:p>
+    <w:p>
+      <w:pPr>
+        <w:numPr>
+          <w:ilvl w:val="0"/>
+          <w:numId w:val="29"/>
+        </w:numPr>
+        <w:spacing w:before="100" w:beforeAutospacing="1" w:after="100" w:afterAutospacing="1" w:line="360" w:lineRule="auto"/>
+        <w:rPr>
+          <w:rFonts w:ascii="Times New Roman" w:eastAsia="Times New Roman" w:hAnsi="Times New Roman" w:cs="Times New Roman"/>
+          <w:sz w:val="28"/>
+          <w:szCs w:val="28"/>
+          <w:lang w:eastAsia="uk-UA"/>
+        </w:rPr>
+      </w:pPr>
+      <w:r>
+        <w:rPr>
+          <w:rFonts w:ascii="Times New Roman" w:eastAsia="Times New Roman" w:hAnsi="Times New Roman" w:cs="Times New Roman"/>
+          <w:sz w:val="28"/>
+          <w:szCs w:val="28"/>
+          <w:lang w:eastAsia="uk-UA"/>
+        </w:rPr>
+        <w:t>Перенесення сайту на бойовий сервер.</w:t>
+      </w:r>
+    </w:p>
+    <w:p>
+      <w:pPr>
+        <w:numPr>
+          <w:ilvl w:val="0"/>
+          <w:numId w:val="29"/>
+        </w:numPr>
+        <w:spacing w:before="100" w:beforeAutospacing="1" w:after="100" w:afterAutospacing="1" w:line="360" w:lineRule="auto"/>
+        <w:rPr>
+          <w:rFonts w:ascii="Times New Roman" w:eastAsia="Times New Roman" w:hAnsi="Times New Roman" w:cs="Times New Roman"/>
+          <w:sz w:val="28"/>
+          <w:szCs w:val="28"/>
+          <w:lang w:eastAsia="uk-UA"/>
+        </w:rPr>
+      </w:pPr>
+      <w:r>
+        <w:rPr>
+          <w:rFonts w:ascii="Times New Roman" w:eastAsia="Times New Roman" w:hAnsi="Times New Roman" w:cs="Times New Roman"/>
+          <w:sz w:val="28"/>
+          <w:szCs w:val="28"/>
+          <w:lang w:eastAsia="uk-UA"/>
+        </w:rPr>
+        <w:lastRenderedPageBreak/>
+        <w:t>Інструктаж замовника щодо роботи з системою управління сайтом (CMS).</w:t>
+      </w:r>
+    </w:p>
+    <w:p>
+      <w:pPr>
+        <w:spacing w:before="100" w:beforeAutospacing="1" w:after="100" w:afterAutospacing="1" w:line="360" w:lineRule="auto"/>
+        <w:rPr>
+          <w:rFonts w:ascii="Times New Roman" w:eastAsia="Times New Roman" w:hAnsi="Times New Roman" w:cs="Times New Roman"/>
+          <w:sz w:val="28"/>
+          <w:szCs w:val="28"/>
+          <w:lang w:eastAsia="uk-UA"/>
+        </w:rPr>
+      </w:pPr>
+      <w:r>
+        <w:rPr>
+          <w:rFonts w:ascii="Times New Roman" w:eastAsia="Times New Roman" w:hAnsi="Times New Roman" w:cs="Times New Roman"/>
+          <w:b/>
+          <w:bCs/>
+          <w:sz w:val="28"/>
+          <w:szCs w:val="28"/>
+          <w:lang w:eastAsia="uk-UA"/>
+        </w:rPr>
+        <w:t xml:space="preserve">Загальний термін реалізації </w:t>
+      </w:r>
+      <w:proofErr w:type="spellStart"/>
+      <w:r>
+        <w:rPr>
+          <w:rFonts w:ascii="Times New Roman" w:eastAsia="Times New Roman" w:hAnsi="Times New Roman" w:cs="Times New Roman"/>
+          <w:b/>
+          <w:bCs/>
+          <w:sz w:val="28"/>
+          <w:szCs w:val="28"/>
+          <w:lang w:eastAsia="uk-UA"/>
+        </w:rPr>
+        <w:t>проєкту</w:t>
+      </w:r>
+      <w:proofErr w:type="spellEnd"/>
+      <w:r>
+        <w:rPr>
+          <w:rFonts w:ascii="Times New Roman" w:eastAsia="Times New Roman" w:hAnsi="Times New Roman" w:cs="Times New Roman"/>
+          <w:sz w:val="28"/>
+          <w:szCs w:val="28"/>
+          <w:lang w:eastAsia="uk-UA"/>
+        </w:rPr>
+        <w:t xml:space="preserve"> — </w:t>
+      </w:r>
+      <w:r>
+        <w:rPr>
+          <w:rFonts w:ascii="Times New Roman" w:eastAsia="Times New Roman" w:hAnsi="Times New Roman" w:cs="Times New Roman"/>
+          <w:b/>
+          <w:bCs/>
+          <w:sz w:val="28"/>
+          <w:szCs w:val="28"/>
+          <w:lang w:eastAsia="uk-UA"/>
+        </w:rPr>
+        <w:t>15 тижнів (3,5 місяці)</w:t>
+      </w:r>
+      <w:r>
+        <w:rPr>
+          <w:rFonts w:ascii="Times New Roman" w:eastAsia="Times New Roman" w:hAnsi="Times New Roman" w:cs="Times New Roman"/>
+          <w:sz w:val="28"/>
+          <w:szCs w:val="28"/>
+          <w:lang w:eastAsia="uk-UA"/>
+        </w:rPr>
+        <w:t>.</w:t>
+      </w:r>
+    </w:p>
+    <w:p>
+      <w:pPr>
+        <w:rPr>
+          <w:rFonts w:ascii="Times New Roman" w:eastAsia="Times New Roman" w:hAnsi="Times New Roman" w:cs="Times New Roman"/>
+          <w:sz w:val="28"/>
+          <w:szCs w:val="28"/>
+          <w:lang w:eastAsia="uk-UA"/>
+        </w:rPr>
+      </w:pPr>
+      <w:r>
+        <w:rPr>
+          <w:rFonts w:ascii="Times New Roman" w:eastAsia="Times New Roman" w:hAnsi="Times New Roman" w:cs="Times New Roman"/>
+          <w:sz w:val="28"/>
+          <w:szCs w:val="28"/>
+          <w:lang w:eastAsia="uk-UA"/>
+        </w:rPr>
+        <w:br w:type="page"/>
+      </w:r>
+    </w:p>
+    <w:p>
+      <w:pPr>
+        <w:spacing w:before="100" w:beforeAutospacing="1" w:after="100" w:afterAutospacing="1" w:line="240" w:lineRule="auto"/>
+        <w:rPr>
+          <w:rFonts w:ascii="Source Sans Pro" w:eastAsia="Times New Roman" w:hAnsi="Source Sans Pro" w:cs="Times New Roman"/>
+          <w:b/>
+          <w:bCs/>
+          <w:color w:val="2E74B5" w:themeColor="accent5" w:themeShade="BF"/>
+          <w:sz w:val="40"/>
+          <w:szCs w:val="40"/>
+          <w:lang w:eastAsia="uk-UA"/>
+        </w:rPr>
+      </w:pPr>
+      <w:r>
+        <w:rPr>
+          <w:rFonts w:ascii="Source Sans Pro" w:hAnsi="Source Sans Pro" w:cs="Calibri"/>
+          <w:b/>
+          <w:bCs/>
+          <w:color w:val="2E74B5" w:themeColor="accent5" w:themeShade="BF"/>
+          <w:sz w:val="40"/>
+          <w:szCs w:val="40"/>
+        </w:rPr>
+        <w:lastRenderedPageBreak/>
+        <w:t xml:space="preserve">10. </w:t>
+      </w:r>
+      <w:r>
+        <w:rPr>
+          <w:rFonts w:ascii="Source Sans Pro" w:hAnsi="Source Sans Pro" w:cs="Calibri"/>
+          <w:b/>
+          <w:bCs/>
+          <w:color w:val="2E74B5" w:themeColor="accent5" w:themeShade="BF"/>
+          <w:sz w:val="40"/>
+          <w:szCs w:val="40"/>
+        </w:rPr>
+        <w:t>Бюджет</w:t>
+      </w:r>
+    </w:p>
+    <w:p>
+      <w:pPr>
+        <w:spacing w:before="100" w:beforeAutospacing="1" w:after="100" w:afterAutospacing="1" w:line="360" w:lineRule="auto"/>
+        <w:rPr>
+          <w:rFonts w:ascii="Times New Roman" w:eastAsia="Times New Roman" w:hAnsi="Times New Roman" w:cs="Times New Roman"/>
+          <w:sz w:val="28"/>
+          <w:szCs w:val="28"/>
+          <w:lang w:eastAsia="uk-UA"/>
+        </w:rPr>
+      </w:pPr>
+      <w:r>
+        <w:rPr>
+          <w:rFonts w:ascii="Times New Roman" w:eastAsia="Times New Roman" w:hAnsi="Times New Roman" w:cs="Times New Roman"/>
+          <w:sz w:val="28"/>
+          <w:szCs w:val="28"/>
+          <w:lang w:eastAsia="uk-UA"/>
+        </w:rPr>
+        <w:t xml:space="preserve">Орієнтовна вартість розробки сайту </w:t>
+      </w:r>
+      <w:proofErr w:type="spellStart"/>
+      <w:r>
+        <w:rPr>
+          <w:rFonts w:ascii="Times New Roman" w:eastAsia="Times New Roman" w:hAnsi="Times New Roman" w:cs="Times New Roman"/>
+          <w:b/>
+          <w:bCs/>
+          <w:sz w:val="28"/>
+          <w:szCs w:val="28"/>
+          <w:lang w:eastAsia="uk-UA"/>
+        </w:rPr>
+        <w:t>Crental</w:t>
+      </w:r>
+      <w:proofErr w:type="spellEnd"/>
+      <w:r>
+        <w:rPr>
+          <w:rFonts w:ascii="Times New Roman" w:eastAsia="Times New Roman" w:hAnsi="Times New Roman" w:cs="Times New Roman"/>
+          <w:sz w:val="28"/>
+          <w:szCs w:val="28"/>
+          <w:lang w:eastAsia="uk-UA"/>
+        </w:rPr>
+        <w:t xml:space="preserve"> складається з таких пунктів:</w:t>
+      </w:r>
+    </w:p>
+    <w:tbl>
+      <w:tblPr>
+        <w:tblStyle w:val="a6"/>
+        <w:tblW w:w="0" w:type="auto"/>
+        <w:tblLook w:val="04A0" w:firstRow="1" w:lastRow="0" w:firstColumn="1" w:lastColumn="0" w:noHBand="0" w:noVBand="1"/>
+      </w:tblPr>
+      <w:tblGrid>
+        <w:gridCol w:w="6093"/>
+        <w:gridCol w:w="1324"/>
+      </w:tblGrid>
+      <w:tr>
+        <w:tc>
+          <w:tcPr>
+            <w:tcW w:w="0" w:type="auto"/>
+            <w:hideMark/>
+          </w:tcPr>
+          <w:p>
+            <w:pPr>
+              <w:spacing w:line="360" w:lineRule="auto"/>
+              <w:jc w:val="center"/>
+              <w:rPr>
+                <w:rFonts w:ascii="Times New Roman" w:eastAsia="Times New Roman" w:hAnsi="Times New Roman" w:cs="Times New Roman"/>
+                <w:b/>
+                <w:bCs/>
+                <w:sz w:val="28"/>
+                <w:szCs w:val="28"/>
+                <w:lang w:eastAsia="uk-UA"/>
+              </w:rPr>
+            </w:pPr>
+            <w:r>
+              <w:rPr>
+                <w:rFonts w:ascii="Times New Roman" w:eastAsia="Times New Roman" w:hAnsi="Times New Roman" w:cs="Times New Roman"/>
+                <w:b/>
+                <w:bCs/>
+                <w:sz w:val="28"/>
+                <w:szCs w:val="28"/>
+                <w:lang w:eastAsia="uk-UA"/>
+              </w:rPr>
+              <w:t>Найменування робіт</w:t>
+            </w:r>
+          </w:p>
+        </w:tc>
+        <w:tc>
+          <w:tcPr>
+            <w:tcW w:w="0" w:type="auto"/>
+            <w:hideMark/>
+          </w:tcPr>
+          <w:p>
+            <w:pPr>
+              <w:spacing w:line="360" w:lineRule="auto"/>
+              <w:jc w:val="center"/>
+              <w:rPr>
+                <w:rFonts w:ascii="Times New Roman" w:eastAsia="Times New Roman" w:hAnsi="Times New Roman" w:cs="Times New Roman"/>
+                <w:b/>
+                <w:bCs/>
+                <w:sz w:val="28"/>
+                <w:szCs w:val="28"/>
+                <w:lang w:eastAsia="uk-UA"/>
+              </w:rPr>
+            </w:pPr>
+            <w:r>
+              <w:rPr>
+                <w:rFonts w:ascii="Times New Roman" w:eastAsia="Times New Roman" w:hAnsi="Times New Roman" w:cs="Times New Roman"/>
+                <w:b/>
+                <w:bCs/>
+                <w:sz w:val="28"/>
+                <w:szCs w:val="28"/>
+                <w:lang w:eastAsia="uk-UA"/>
+              </w:rPr>
+              <w:t>Вартість</w:t>
+            </w:r>
+          </w:p>
+        </w:tc>
+      </w:tr>
+      <w:tr>
+        <w:tc>
+          <w:tcPr>
+            <w:tcW w:w="0" w:type="auto"/>
+            <w:hideMark/>
+          </w:tcPr>
+          <w:p>
+            <w:pPr>
+              <w:spacing w:line="360" w:lineRule="auto"/>
+              <w:rPr>
+                <w:rFonts w:ascii="Times New Roman" w:eastAsia="Times New Roman" w:hAnsi="Times New Roman" w:cs="Times New Roman"/>
+                <w:sz w:val="28"/>
+                <w:szCs w:val="28"/>
+                <w:lang w:eastAsia="uk-UA"/>
+              </w:rPr>
+            </w:pPr>
+            <w:r>
+              <w:rPr>
+                <w:rFonts w:ascii="Times New Roman" w:eastAsia="Times New Roman" w:hAnsi="Times New Roman" w:cs="Times New Roman"/>
+                <w:sz w:val="28"/>
+                <w:szCs w:val="28"/>
+                <w:lang w:eastAsia="uk-UA"/>
+              </w:rPr>
+              <w:t xml:space="preserve">Аналітика, ТЗ та </w:t>
+            </w:r>
+            <w:proofErr w:type="spellStart"/>
+            <w:r>
+              <w:rPr>
+                <w:rFonts w:ascii="Times New Roman" w:eastAsia="Times New Roman" w:hAnsi="Times New Roman" w:cs="Times New Roman"/>
+                <w:sz w:val="28"/>
+                <w:szCs w:val="28"/>
+                <w:lang w:eastAsia="uk-UA"/>
+              </w:rPr>
+              <w:t>прототипування</w:t>
+            </w:r>
+            <w:proofErr w:type="spellEnd"/>
+          </w:p>
+        </w:tc>
+        <w:tc>
+          <w:tcPr>
+            <w:tcW w:w="0" w:type="auto"/>
+            <w:hideMark/>
+          </w:tcPr>
+          <w:p>
+            <w:pPr>
+              <w:spacing w:line="360" w:lineRule="auto"/>
+              <w:rPr>
+                <w:rFonts w:ascii="Times New Roman" w:eastAsia="Times New Roman" w:hAnsi="Times New Roman" w:cs="Times New Roman"/>
+                <w:sz w:val="28"/>
+                <w:szCs w:val="28"/>
+                <w:lang w:eastAsia="uk-UA"/>
+              </w:rPr>
+            </w:pPr>
+            <w:r>
+              <w:rPr>
+                <w:rFonts w:ascii="Times New Roman" w:eastAsia="Times New Roman" w:hAnsi="Times New Roman" w:cs="Times New Roman"/>
+                <w:sz w:val="28"/>
+                <w:szCs w:val="28"/>
+                <w:lang w:eastAsia="uk-UA"/>
+              </w:rPr>
+              <w:t>$800</w:t>
+            </w:r>
+          </w:p>
+        </w:tc>
+      </w:tr>
+      <w:tr>
+        <w:tc>
+          <w:tcPr>
+            <w:tcW w:w="0" w:type="auto"/>
+            <w:hideMark/>
+          </w:tcPr>
+          <w:p>
+            <w:pPr>
+              <w:spacing w:line="360" w:lineRule="auto"/>
+              <w:rPr>
+                <w:rFonts w:ascii="Times New Roman" w:eastAsia="Times New Roman" w:hAnsi="Times New Roman" w:cs="Times New Roman"/>
+                <w:sz w:val="28"/>
+                <w:szCs w:val="28"/>
+                <w:lang w:eastAsia="uk-UA"/>
+              </w:rPr>
+            </w:pPr>
+            <w:r>
+              <w:rPr>
+                <w:rFonts w:ascii="Times New Roman" w:eastAsia="Times New Roman" w:hAnsi="Times New Roman" w:cs="Times New Roman"/>
+                <w:sz w:val="28"/>
+                <w:szCs w:val="28"/>
+                <w:lang w:eastAsia="uk-UA"/>
+              </w:rPr>
+              <w:t>UI/UX дизайн</w:t>
+            </w:r>
+          </w:p>
+        </w:tc>
+        <w:tc>
+          <w:tcPr>
+            <w:tcW w:w="0" w:type="auto"/>
+            <w:hideMark/>
+          </w:tcPr>
+          <w:p>
+            <w:pPr>
+              <w:spacing w:line="360" w:lineRule="auto"/>
+              <w:rPr>
+                <w:rFonts w:ascii="Times New Roman" w:eastAsia="Times New Roman" w:hAnsi="Times New Roman" w:cs="Times New Roman"/>
+                <w:sz w:val="28"/>
+                <w:szCs w:val="28"/>
+                <w:lang w:eastAsia="uk-UA"/>
+              </w:rPr>
+            </w:pPr>
+            <w:r>
+              <w:rPr>
+                <w:rFonts w:ascii="Times New Roman" w:eastAsia="Times New Roman" w:hAnsi="Times New Roman" w:cs="Times New Roman"/>
+                <w:sz w:val="28"/>
+                <w:szCs w:val="28"/>
+                <w:lang w:eastAsia="uk-UA"/>
+              </w:rPr>
+              <w:t>$1000</w:t>
+            </w:r>
+          </w:p>
+        </w:tc>
+      </w:tr>
+      <w:tr>
+        <w:tc>
+          <w:tcPr>
+            <w:tcW w:w="0" w:type="auto"/>
+            <w:hideMark/>
+          </w:tcPr>
+          <w:p>
+            <w:pPr>
+              <w:spacing w:line="360" w:lineRule="auto"/>
+              <w:rPr>
+                <w:rFonts w:ascii="Times New Roman" w:eastAsia="Times New Roman" w:hAnsi="Times New Roman" w:cs="Times New Roman"/>
+                <w:sz w:val="28"/>
+                <w:szCs w:val="28"/>
+                <w:lang w:eastAsia="uk-UA"/>
+              </w:rPr>
+            </w:pPr>
+            <w:proofErr w:type="spellStart"/>
+            <w:r>
+              <w:rPr>
+                <w:rFonts w:ascii="Times New Roman" w:eastAsia="Times New Roman" w:hAnsi="Times New Roman" w:cs="Times New Roman"/>
+                <w:sz w:val="28"/>
+                <w:szCs w:val="28"/>
+                <w:lang w:eastAsia="uk-UA"/>
+              </w:rPr>
+              <w:t>Фронтенд</w:t>
+            </w:r>
+            <w:proofErr w:type="spellEnd"/>
+            <w:r>
+              <w:rPr>
+                <w:rFonts w:ascii="Times New Roman" w:eastAsia="Times New Roman" w:hAnsi="Times New Roman" w:cs="Times New Roman"/>
+                <w:sz w:val="28"/>
+                <w:szCs w:val="28"/>
+                <w:lang w:eastAsia="uk-UA"/>
+              </w:rPr>
+              <w:t>-розробка</w:t>
+            </w:r>
+          </w:p>
+        </w:tc>
+        <w:tc>
+          <w:tcPr>
+            <w:tcW w:w="0" w:type="auto"/>
+            <w:hideMark/>
+          </w:tcPr>
+          <w:p>
+            <w:pPr>
+              <w:spacing w:line="360" w:lineRule="auto"/>
+              <w:rPr>
+                <w:rFonts w:ascii="Times New Roman" w:eastAsia="Times New Roman" w:hAnsi="Times New Roman" w:cs="Times New Roman"/>
+                <w:sz w:val="28"/>
+                <w:szCs w:val="28"/>
+                <w:lang w:eastAsia="uk-UA"/>
+              </w:rPr>
+            </w:pPr>
+            <w:r>
+              <w:rPr>
+                <w:rFonts w:ascii="Times New Roman" w:eastAsia="Times New Roman" w:hAnsi="Times New Roman" w:cs="Times New Roman"/>
+                <w:sz w:val="28"/>
+                <w:szCs w:val="28"/>
+                <w:lang w:eastAsia="uk-UA"/>
+              </w:rPr>
+              <w:t>$1200</w:t>
+            </w:r>
+          </w:p>
+        </w:tc>
+      </w:tr>
+      <w:tr>
+        <w:tc>
+          <w:tcPr>
+            <w:tcW w:w="0" w:type="auto"/>
+            <w:hideMark/>
+          </w:tcPr>
+          <w:p>
+            <w:pPr>
+              <w:spacing w:line="360" w:lineRule="auto"/>
+              <w:rPr>
+                <w:rFonts w:ascii="Times New Roman" w:eastAsia="Times New Roman" w:hAnsi="Times New Roman" w:cs="Times New Roman"/>
+                <w:sz w:val="28"/>
+                <w:szCs w:val="28"/>
+                <w:lang w:eastAsia="uk-UA"/>
+              </w:rPr>
+            </w:pPr>
+            <w:proofErr w:type="spellStart"/>
+            <w:r>
+              <w:rPr>
+                <w:rFonts w:ascii="Times New Roman" w:eastAsia="Times New Roman" w:hAnsi="Times New Roman" w:cs="Times New Roman"/>
+                <w:sz w:val="28"/>
+                <w:szCs w:val="28"/>
+                <w:lang w:eastAsia="uk-UA"/>
+              </w:rPr>
+              <w:t>Бекенд</w:t>
+            </w:r>
+            <w:proofErr w:type="spellEnd"/>
+            <w:r>
+              <w:rPr>
+                <w:rFonts w:ascii="Times New Roman" w:eastAsia="Times New Roman" w:hAnsi="Times New Roman" w:cs="Times New Roman"/>
+                <w:sz w:val="28"/>
+                <w:szCs w:val="28"/>
+                <w:lang w:eastAsia="uk-UA"/>
+              </w:rPr>
+              <w:t>-розробка (CMS, база даних, бронювання)</w:t>
+            </w:r>
+          </w:p>
+        </w:tc>
+        <w:tc>
+          <w:tcPr>
+            <w:tcW w:w="0" w:type="auto"/>
+            <w:hideMark/>
+          </w:tcPr>
+          <w:p>
+            <w:pPr>
+              <w:spacing w:line="360" w:lineRule="auto"/>
+              <w:rPr>
+                <w:rFonts w:ascii="Times New Roman" w:eastAsia="Times New Roman" w:hAnsi="Times New Roman" w:cs="Times New Roman"/>
+                <w:sz w:val="28"/>
+                <w:szCs w:val="28"/>
+                <w:lang w:eastAsia="uk-UA"/>
+              </w:rPr>
+            </w:pPr>
+            <w:r>
+              <w:rPr>
+                <w:rFonts w:ascii="Times New Roman" w:eastAsia="Times New Roman" w:hAnsi="Times New Roman" w:cs="Times New Roman"/>
+                <w:sz w:val="28"/>
+                <w:szCs w:val="28"/>
+                <w:lang w:eastAsia="uk-UA"/>
+              </w:rPr>
+              <w:t>$1400</w:t>
+            </w:r>
+          </w:p>
+        </w:tc>
+      </w:tr>
+      <w:tr>
+        <w:tc>
+          <w:tcPr>
+            <w:tcW w:w="0" w:type="auto"/>
+            <w:hideMark/>
+          </w:tcPr>
+          <w:p>
+            <w:pPr>
+              <w:spacing w:line="360" w:lineRule="auto"/>
+              <w:rPr>
+                <w:rFonts w:ascii="Times New Roman" w:eastAsia="Times New Roman" w:hAnsi="Times New Roman" w:cs="Times New Roman"/>
+                <w:sz w:val="28"/>
+                <w:szCs w:val="28"/>
+                <w:lang w:eastAsia="uk-UA"/>
+              </w:rPr>
+            </w:pPr>
+            <w:r>
+              <w:rPr>
+                <w:rFonts w:ascii="Times New Roman" w:eastAsia="Times New Roman" w:hAnsi="Times New Roman" w:cs="Times New Roman"/>
+                <w:sz w:val="28"/>
+                <w:szCs w:val="28"/>
+                <w:lang w:eastAsia="uk-UA"/>
+              </w:rPr>
+              <w:t>Інтеграція платіжних систем</w:t>
+            </w:r>
+          </w:p>
+        </w:tc>
+        <w:tc>
+          <w:tcPr>
+            <w:tcW w:w="0" w:type="auto"/>
+            <w:hideMark/>
+          </w:tcPr>
+          <w:p>
+            <w:pPr>
+              <w:spacing w:line="360" w:lineRule="auto"/>
+              <w:rPr>
+                <w:rFonts w:ascii="Times New Roman" w:eastAsia="Times New Roman" w:hAnsi="Times New Roman" w:cs="Times New Roman"/>
+                <w:sz w:val="28"/>
+                <w:szCs w:val="28"/>
+                <w:lang w:eastAsia="uk-UA"/>
+              </w:rPr>
+            </w:pPr>
+            <w:r>
+              <w:rPr>
+                <w:rFonts w:ascii="Times New Roman" w:eastAsia="Times New Roman" w:hAnsi="Times New Roman" w:cs="Times New Roman"/>
+                <w:sz w:val="28"/>
+                <w:szCs w:val="28"/>
+                <w:lang w:eastAsia="uk-UA"/>
+              </w:rPr>
+              <w:t>$400</w:t>
+            </w:r>
+          </w:p>
+        </w:tc>
+      </w:tr>
+      <w:tr>
+        <w:tc>
+          <w:tcPr>
+            <w:tcW w:w="0" w:type="auto"/>
+            <w:hideMark/>
+          </w:tcPr>
+          <w:p>
+            <w:pPr>
+              <w:spacing w:line="360" w:lineRule="auto"/>
+              <w:rPr>
+                <w:rFonts w:ascii="Times New Roman" w:eastAsia="Times New Roman" w:hAnsi="Times New Roman" w:cs="Times New Roman"/>
+                <w:sz w:val="28"/>
+                <w:szCs w:val="28"/>
+                <w:lang w:eastAsia="uk-UA"/>
+              </w:rPr>
+            </w:pPr>
+            <w:r>
+              <w:rPr>
+                <w:rFonts w:ascii="Times New Roman" w:eastAsia="Times New Roman" w:hAnsi="Times New Roman" w:cs="Times New Roman"/>
+                <w:sz w:val="28"/>
+                <w:szCs w:val="28"/>
+                <w:lang w:eastAsia="uk-UA"/>
+              </w:rPr>
+              <w:t>Тестування та оптимізація</w:t>
+            </w:r>
+          </w:p>
+        </w:tc>
+        <w:tc>
+          <w:tcPr>
+            <w:tcW w:w="0" w:type="auto"/>
+            <w:hideMark/>
+          </w:tcPr>
+          <w:p>
+            <w:pPr>
+              <w:spacing w:line="360" w:lineRule="auto"/>
+              <w:rPr>
+                <w:rFonts w:ascii="Times New Roman" w:eastAsia="Times New Roman" w:hAnsi="Times New Roman" w:cs="Times New Roman"/>
+                <w:sz w:val="28"/>
+                <w:szCs w:val="28"/>
+                <w:lang w:eastAsia="uk-UA"/>
+              </w:rPr>
+            </w:pPr>
+            <w:r>
+              <w:rPr>
+                <w:rFonts w:ascii="Times New Roman" w:eastAsia="Times New Roman" w:hAnsi="Times New Roman" w:cs="Times New Roman"/>
+                <w:sz w:val="28"/>
+                <w:szCs w:val="28"/>
+                <w:lang w:eastAsia="uk-UA"/>
+              </w:rPr>
+              <w:t>$600</w:t>
+            </w:r>
+          </w:p>
+        </w:tc>
+      </w:tr>
+      <w:tr>
+        <w:tc>
+          <w:tcPr>
+            <w:tcW w:w="0" w:type="auto"/>
+            <w:hideMark/>
+          </w:tcPr>
+          <w:p>
+            <w:pPr>
+              <w:spacing w:line="360" w:lineRule="auto"/>
+              <w:rPr>
+                <w:rFonts w:ascii="Times New Roman" w:eastAsia="Times New Roman" w:hAnsi="Times New Roman" w:cs="Times New Roman"/>
+                <w:b/>
+                <w:bCs/>
+                <w:sz w:val="28"/>
+                <w:szCs w:val="28"/>
+                <w:lang w:eastAsia="uk-UA"/>
+              </w:rPr>
+            </w:pPr>
+            <w:r>
+              <w:rPr>
+                <w:rFonts w:ascii="Times New Roman" w:eastAsia="Times New Roman" w:hAnsi="Times New Roman" w:cs="Times New Roman"/>
+                <w:b/>
+                <w:bCs/>
+                <w:sz w:val="28"/>
+                <w:szCs w:val="28"/>
+                <w:lang w:eastAsia="uk-UA"/>
+              </w:rPr>
+              <w:t>Разом:</w:t>
+            </w:r>
+          </w:p>
+        </w:tc>
+        <w:tc>
+          <w:tcPr>
+            <w:tcW w:w="0" w:type="auto"/>
+            <w:hideMark/>
+          </w:tcPr>
+          <w:p>
+            <w:pPr>
+              <w:spacing w:line="360" w:lineRule="auto"/>
+              <w:rPr>
+                <w:rFonts w:ascii="Times New Roman" w:eastAsia="Times New Roman" w:hAnsi="Times New Roman" w:cs="Times New Roman"/>
+                <w:sz w:val="28"/>
+                <w:szCs w:val="28"/>
+                <w:lang w:eastAsia="uk-UA"/>
+              </w:rPr>
+            </w:pPr>
+            <w:r>
+              <w:rPr>
+                <w:rFonts w:ascii="Times New Roman" w:eastAsia="Times New Roman" w:hAnsi="Times New Roman" w:cs="Times New Roman"/>
+                <w:b/>
+                <w:bCs/>
+                <w:sz w:val="28"/>
+                <w:szCs w:val="28"/>
+                <w:lang w:eastAsia="uk-UA"/>
+              </w:rPr>
+              <w:t>$5400</w:t>
+            </w:r>
+          </w:p>
+        </w:tc>
+      </w:tr>
+    </w:tbl>
+    <w:p>
+      <w:pPr>
+        <w:spacing w:before="100" w:beforeAutospacing="1" w:after="100" w:afterAutospacing="1" w:line="360" w:lineRule="auto"/>
+        <w:outlineLvl w:val="2"/>
+        <w:rPr>
+          <w:rFonts w:ascii="Times New Roman" w:eastAsia="Times New Roman" w:hAnsi="Times New Roman" w:cs="Times New Roman"/>
+          <w:b/>
+          <w:bCs/>
+          <w:sz w:val="28"/>
+          <w:szCs w:val="28"/>
+          <w:lang w:eastAsia="uk-UA"/>
+        </w:rPr>
+      </w:pPr>
+      <w:r>
+        <w:rPr>
+          <w:rFonts w:ascii="Times New Roman" w:eastAsia="Times New Roman" w:hAnsi="Times New Roman" w:cs="Times New Roman"/>
+          <w:b/>
+          <w:bCs/>
+          <w:sz w:val="28"/>
+          <w:szCs w:val="28"/>
+          <w:lang w:eastAsia="uk-UA"/>
+        </w:rPr>
+        <w:t>Додаткові витрати:</w:t>
+      </w:r>
+    </w:p>
+    <w:p>
+      <w:pPr>
+        <w:numPr>
+          <w:ilvl w:val="0"/>
+          <w:numId w:val="30"/>
+        </w:numPr>
+        <w:spacing w:before="100" w:beforeAutospacing="1" w:after="100" w:afterAutospacing="1" w:line="360" w:lineRule="auto"/>
+        <w:rPr>
+          <w:rFonts w:ascii="Times New Roman" w:eastAsia="Times New Roman" w:hAnsi="Times New Roman" w:cs="Times New Roman"/>
+          <w:sz w:val="28"/>
+          <w:szCs w:val="28"/>
+          <w:lang w:eastAsia="uk-UA"/>
+        </w:rPr>
+      </w:pPr>
+      <w:r>
+        <w:rPr>
+          <w:rFonts w:ascii="Times New Roman" w:eastAsia="Times New Roman" w:hAnsi="Times New Roman" w:cs="Times New Roman"/>
+          <w:sz w:val="28"/>
+          <w:szCs w:val="28"/>
+          <w:lang w:eastAsia="uk-UA"/>
+        </w:rPr>
+        <w:t xml:space="preserve">Хостинг на 1 рік — </w:t>
+      </w:r>
+      <w:r>
+        <w:rPr>
+          <w:rFonts w:ascii="Times New Roman" w:eastAsia="Times New Roman" w:hAnsi="Times New Roman" w:cs="Times New Roman"/>
+          <w:b/>
+          <w:bCs/>
+          <w:sz w:val="28"/>
+          <w:szCs w:val="28"/>
+          <w:lang w:eastAsia="uk-UA"/>
+        </w:rPr>
+        <w:t>$200</w:t>
+      </w:r>
+    </w:p>
+    <w:p>
+      <w:pPr>
+        <w:numPr>
+          <w:ilvl w:val="0"/>
+          <w:numId w:val="30"/>
+        </w:numPr>
+        <w:spacing w:before="100" w:beforeAutospacing="1" w:after="100" w:afterAutospacing="1" w:line="360" w:lineRule="auto"/>
+        <w:rPr>
+          <w:rFonts w:ascii="Times New Roman" w:eastAsia="Times New Roman" w:hAnsi="Times New Roman" w:cs="Times New Roman"/>
+          <w:sz w:val="28"/>
+          <w:szCs w:val="28"/>
+          <w:lang w:eastAsia="uk-UA"/>
+        </w:rPr>
+      </w:pPr>
+      <w:r>
+        <w:rPr>
+          <w:rFonts w:ascii="Times New Roman" w:eastAsia="Times New Roman" w:hAnsi="Times New Roman" w:cs="Times New Roman"/>
+          <w:sz w:val="28"/>
+          <w:szCs w:val="28"/>
+          <w:lang w:eastAsia="uk-UA"/>
+        </w:rPr>
+        <w:t xml:space="preserve">Доменне ім’я на 1 рік — </w:t>
+      </w:r>
+      <w:r>
+        <w:rPr>
+          <w:rFonts w:ascii="Times New Roman" w:eastAsia="Times New Roman" w:hAnsi="Times New Roman" w:cs="Times New Roman"/>
+          <w:b/>
+          <w:bCs/>
+          <w:sz w:val="28"/>
+          <w:szCs w:val="28"/>
+          <w:lang w:eastAsia="uk-UA"/>
+        </w:rPr>
+        <w:t>$30</w:t>
+      </w:r>
+    </w:p>
+    <w:p>
+      <w:pPr>
+        <w:numPr>
+          <w:ilvl w:val="0"/>
+          <w:numId w:val="30"/>
+        </w:numPr>
+        <w:spacing w:before="100" w:beforeAutospacing="1" w:after="100" w:afterAutospacing="1" w:line="360" w:lineRule="auto"/>
+        <w:rPr>
+          <w:rFonts w:ascii="Times New Roman" w:eastAsia="Times New Roman" w:hAnsi="Times New Roman" w:cs="Times New Roman"/>
+          <w:sz w:val="28"/>
+          <w:szCs w:val="28"/>
+          <w:lang w:eastAsia="uk-UA"/>
+        </w:rPr>
+      </w:pPr>
+      <w:r>
+        <w:rPr>
+          <w:rFonts w:ascii="Times New Roman" w:eastAsia="Times New Roman" w:hAnsi="Times New Roman" w:cs="Times New Roman"/>
+          <w:sz w:val="28"/>
+          <w:szCs w:val="28"/>
+          <w:lang w:eastAsia="uk-UA"/>
+        </w:rPr>
+        <w:t xml:space="preserve">SSL-сертифікат — </w:t>
+      </w:r>
+      <w:r>
+        <w:rPr>
+          <w:rFonts w:ascii="Times New Roman" w:eastAsia="Times New Roman" w:hAnsi="Times New Roman" w:cs="Times New Roman"/>
+          <w:b/>
+          <w:bCs/>
+          <w:sz w:val="28"/>
+          <w:szCs w:val="28"/>
+          <w:lang w:eastAsia="uk-UA"/>
+        </w:rPr>
+        <w:t>$100</w:t>
+      </w:r>
+    </w:p>
+    <w:p>
+      <w:pPr>
+        <w:numPr>
+          <w:ilvl w:val="0"/>
+          <w:numId w:val="30"/>
+        </w:numPr>
+        <w:spacing w:before="100" w:beforeAutospacing="1" w:after="100" w:afterAutospacing="1" w:line="360" w:lineRule="auto"/>
+        <w:rPr>
+          <w:rFonts w:ascii="Times New Roman" w:eastAsia="Times New Roman" w:hAnsi="Times New Roman" w:cs="Times New Roman"/>
+          <w:sz w:val="28"/>
+          <w:szCs w:val="28"/>
+          <w:lang w:eastAsia="uk-UA"/>
+        </w:rPr>
+      </w:pPr>
+      <w:proofErr w:type="spellStart"/>
+      <w:r>
+        <w:rPr>
+          <w:rFonts w:ascii="Times New Roman" w:eastAsia="Times New Roman" w:hAnsi="Times New Roman" w:cs="Times New Roman"/>
+          <w:sz w:val="28"/>
+          <w:szCs w:val="28"/>
+          <w:lang w:eastAsia="uk-UA"/>
+        </w:rPr>
+        <w:t>Техпідтримка</w:t>
+      </w:r>
+      <w:proofErr w:type="spellEnd"/>
+      <w:r>
+        <w:rPr>
+          <w:rFonts w:ascii="Times New Roman" w:eastAsia="Times New Roman" w:hAnsi="Times New Roman" w:cs="Times New Roman"/>
+          <w:sz w:val="28"/>
+          <w:szCs w:val="28"/>
+          <w:lang w:eastAsia="uk-UA"/>
+        </w:rPr>
+        <w:t xml:space="preserve"> (3 місяці) — </w:t>
+      </w:r>
+      <w:r>
+        <w:rPr>
+          <w:rFonts w:ascii="Times New Roman" w:eastAsia="Times New Roman" w:hAnsi="Times New Roman" w:cs="Times New Roman"/>
+          <w:b/>
+          <w:bCs/>
+          <w:sz w:val="28"/>
+          <w:szCs w:val="28"/>
+          <w:lang w:eastAsia="uk-UA"/>
+        </w:rPr>
+        <w:t>$300</w:t>
+      </w:r>
+    </w:p>
+    <w:p>
+      <w:pPr>
+        <w:spacing w:before="100" w:beforeAutospacing="1" w:after="100" w:afterAutospacing="1" w:line="360" w:lineRule="auto"/>
+        <w:rPr>
+          <w:rFonts w:ascii="Times New Roman" w:eastAsia="Times New Roman" w:hAnsi="Times New Roman" w:cs="Times New Roman"/>
+          <w:b/>
+          <w:bCs/>
+          <w:sz w:val="28"/>
+          <w:szCs w:val="28"/>
+          <w:lang w:eastAsia="uk-UA"/>
+        </w:rPr>
+      </w:pPr>
+      <w:r>
+        <w:rPr>
+          <w:rFonts w:ascii="Times New Roman" w:eastAsia="Times New Roman" w:hAnsi="Times New Roman" w:cs="Times New Roman"/>
+          <w:b/>
+          <w:bCs/>
+          <w:sz w:val="28"/>
+          <w:szCs w:val="28"/>
+          <w:lang w:eastAsia="uk-UA"/>
+        </w:rPr>
+        <w:t xml:space="preserve">Загальна сума </w:t>
+      </w:r>
+      <w:proofErr w:type="spellStart"/>
+      <w:r>
+        <w:rPr>
+          <w:rFonts w:ascii="Times New Roman" w:eastAsia="Times New Roman" w:hAnsi="Times New Roman" w:cs="Times New Roman"/>
+          <w:b/>
+          <w:bCs/>
+          <w:sz w:val="28"/>
+          <w:szCs w:val="28"/>
+          <w:lang w:eastAsia="uk-UA"/>
+        </w:rPr>
+        <w:t>проєкту</w:t>
+      </w:r>
+      <w:proofErr w:type="spellEnd"/>
+      <w:r>
+        <w:rPr>
+          <w:rFonts w:ascii="Times New Roman" w:eastAsia="Times New Roman" w:hAnsi="Times New Roman" w:cs="Times New Roman"/>
+          <w:b/>
+          <w:bCs/>
+          <w:sz w:val="28"/>
+          <w:szCs w:val="28"/>
+          <w:lang w:eastAsia="uk-UA"/>
+        </w:rPr>
+        <w:t>:</w:t>
+      </w:r>
+      <w:r>
+        <w:rPr>
+          <w:rFonts w:ascii="Times New Roman" w:eastAsia="Times New Roman" w:hAnsi="Times New Roman" w:cs="Times New Roman"/>
+          <w:sz w:val="28"/>
+          <w:szCs w:val="28"/>
+          <w:lang w:eastAsia="uk-UA"/>
+        </w:rPr>
+        <w:t xml:space="preserve"> </w:t>
+      </w:r>
+      <w:r>
+        <w:rPr>
+          <w:rFonts w:ascii="Times New Roman" w:eastAsia="Times New Roman" w:hAnsi="Times New Roman" w:cs="Times New Roman"/>
+          <w:b/>
+          <w:bCs/>
+          <w:sz w:val="28"/>
+          <w:szCs w:val="28"/>
+          <w:lang w:eastAsia="uk-UA"/>
+        </w:rPr>
+        <w:t>$6030</w:t>
+      </w:r>
+    </w:p>
+    <w:p>
+      <w:pPr>
+        <w:rPr>
+          <w:rFonts w:ascii="Times New Roman" w:eastAsia="Times New Roman" w:hAnsi="Times New Roman" w:cs="Times New Roman"/>
+          <w:b/>
+          <w:bCs/>
+          <w:sz w:val="28"/>
+          <w:szCs w:val="28"/>
+          <w:lang w:eastAsia="uk-UA"/>
+        </w:rPr>
+      </w:pPr>
+      <w:r>
+        <w:rPr>
+          <w:rFonts w:ascii="Times New Roman" w:eastAsia="Times New Roman" w:hAnsi="Times New Roman" w:cs="Times New Roman"/>
+          <w:b/>
+          <w:bCs/>
+          <w:sz w:val="28"/>
+          <w:szCs w:val="28"/>
+          <w:lang w:eastAsia="uk-UA"/>
+        </w:rPr>
+        <w:br w:type="page"/>
+      </w:r>
+    </w:p>
+    <w:p>
+      <w:pPr>
+        <w:spacing w:before="100" w:beforeAutospacing="1" w:after="100" w:afterAutospacing="1" w:line="240" w:lineRule="auto"/>
+        <w:outlineLvl w:val="1"/>
+        <w:rPr>
+          <w:rFonts w:ascii="Source Sans Pro" w:eastAsia="Times New Roman" w:hAnsi="Source Sans Pro" w:cs="Times New Roman"/>
+          <w:b/>
+          <w:bCs/>
+          <w:color w:val="2E74B5" w:themeColor="accent5" w:themeShade="BF"/>
+          <w:sz w:val="40"/>
+          <w:szCs w:val="40"/>
+          <w:lang w:eastAsia="uk-UA"/>
+        </w:rPr>
+      </w:pPr>
+      <w:r>
+        <w:rPr>
+          <w:rFonts w:ascii="Source Sans Pro" w:eastAsia="Times New Roman" w:hAnsi="Source Sans Pro" w:cs="Times New Roman"/>
+          <w:b/>
+          <w:bCs/>
+          <w:color w:val="2E74B5" w:themeColor="accent5" w:themeShade="BF"/>
+          <w:sz w:val="40"/>
+          <w:szCs w:val="40"/>
+          <w:lang w:val="en-US" w:eastAsia="uk-UA"/>
+        </w:rPr>
+        <w:lastRenderedPageBreak/>
+        <w:t xml:space="preserve">11. </w:t>
+      </w:r>
+      <w:r>
+        <w:rPr>
+          <w:rFonts w:ascii="Source Sans Pro" w:eastAsia="Times New Roman" w:hAnsi="Source Sans Pro" w:cs="Times New Roman"/>
+          <w:b/>
+          <w:bCs/>
+          <w:color w:val="2E74B5" w:themeColor="accent5" w:themeShade="BF"/>
+          <w:sz w:val="40"/>
+          <w:szCs w:val="40"/>
+          <w:lang w:eastAsia="uk-UA"/>
+        </w:rPr>
+        <w:t>Контроль і тестування</w:t>
+      </w:r>
+    </w:p>
+    <w:p>
+      <w:pPr>
+        <w:spacing w:before="100" w:beforeAutospacing="1" w:after="100" w:afterAutospacing="1" w:line="360" w:lineRule="auto"/>
+        <w:rPr>
+          <w:rFonts w:ascii="Times New Roman" w:eastAsia="Times New Roman" w:hAnsi="Times New Roman" w:cs="Times New Roman"/>
+          <w:sz w:val="28"/>
+          <w:szCs w:val="28"/>
+          <w:lang w:eastAsia="uk-UA"/>
+        </w:rPr>
+      </w:pPr>
+      <w:proofErr w:type="spellStart"/>
+      <w:r>
+        <w:rPr>
+          <w:rFonts w:ascii="Times New Roman" w:eastAsia="Times New Roman" w:hAnsi="Times New Roman" w:cs="Times New Roman"/>
+          <w:sz w:val="28"/>
+          <w:szCs w:val="28"/>
+          <w:lang w:eastAsia="uk-UA"/>
+        </w:rPr>
+        <w:t>Проєкт</w:t>
+      </w:r>
+      <w:proofErr w:type="spellEnd"/>
+      <w:r>
+        <w:rPr>
+          <w:rFonts w:ascii="Times New Roman" w:eastAsia="Times New Roman" w:hAnsi="Times New Roman" w:cs="Times New Roman"/>
+          <w:sz w:val="28"/>
+          <w:szCs w:val="28"/>
+          <w:lang w:eastAsia="uk-UA"/>
+        </w:rPr>
+        <w:t xml:space="preserve"> буде проходити декілька етапів контролю якості та тестування:</w:t>
+      </w:r>
+    </w:p>
+    <w:p>
+      <w:pPr>
+        <w:spacing w:before="100" w:beforeAutospacing="1" w:after="100" w:afterAutospacing="1" w:line="360" w:lineRule="auto"/>
+        <w:outlineLvl w:val="2"/>
+        <w:rPr>
+          <w:rFonts w:ascii="Times New Roman" w:eastAsia="Times New Roman" w:hAnsi="Times New Roman" w:cs="Times New Roman"/>
+          <w:b/>
+          <w:bCs/>
+          <w:sz w:val="28"/>
+          <w:szCs w:val="28"/>
+          <w:lang w:eastAsia="uk-UA"/>
+        </w:rPr>
+      </w:pPr>
+      <w:r>
+        <w:rPr>
+          <w:rFonts w:ascii="Times New Roman" w:eastAsia="Times New Roman" w:hAnsi="Times New Roman" w:cs="Times New Roman"/>
+          <w:b/>
+          <w:bCs/>
+          <w:sz w:val="28"/>
+          <w:szCs w:val="28"/>
+          <w:lang w:eastAsia="uk-UA"/>
+        </w:rPr>
+        <w:t>Функціональне тестування</w:t>
+      </w:r>
+    </w:p>
+    <w:p>
+      <w:pPr>
+        <w:numPr>
+          <w:ilvl w:val="0"/>
+          <w:numId w:val="31"/>
+        </w:numPr>
+        <w:spacing w:before="100" w:beforeAutospacing="1" w:after="100" w:afterAutospacing="1" w:line="360" w:lineRule="auto"/>
+        <w:rPr>
+          <w:rFonts w:ascii="Times New Roman" w:eastAsia="Times New Roman" w:hAnsi="Times New Roman" w:cs="Times New Roman"/>
+          <w:sz w:val="28"/>
+          <w:szCs w:val="28"/>
+          <w:lang w:eastAsia="uk-UA"/>
+        </w:rPr>
+      </w:pPr>
+      <w:r>
+        <w:rPr>
+          <w:rFonts w:ascii="Times New Roman" w:eastAsia="Times New Roman" w:hAnsi="Times New Roman" w:cs="Times New Roman"/>
+          <w:sz w:val="28"/>
+          <w:szCs w:val="28"/>
+          <w:lang w:eastAsia="uk-UA"/>
+        </w:rPr>
+        <w:t>Перевірка роботи форми бронювання та особистого кабінету.</w:t>
+      </w:r>
+    </w:p>
+    <w:p>
+      <w:pPr>
+        <w:numPr>
+          <w:ilvl w:val="0"/>
+          <w:numId w:val="31"/>
+        </w:numPr>
+        <w:spacing w:before="100" w:beforeAutospacing="1" w:after="100" w:afterAutospacing="1" w:line="360" w:lineRule="auto"/>
+        <w:rPr>
+          <w:rFonts w:ascii="Times New Roman" w:eastAsia="Times New Roman" w:hAnsi="Times New Roman" w:cs="Times New Roman"/>
+          <w:sz w:val="28"/>
+          <w:szCs w:val="28"/>
+          <w:lang w:eastAsia="uk-UA"/>
+        </w:rPr>
+      </w:pPr>
+      <w:r>
+        <w:rPr>
+          <w:rFonts w:ascii="Times New Roman" w:eastAsia="Times New Roman" w:hAnsi="Times New Roman" w:cs="Times New Roman"/>
+          <w:sz w:val="28"/>
+          <w:szCs w:val="28"/>
+          <w:lang w:eastAsia="uk-UA"/>
+        </w:rPr>
+        <w:t>Тестування фільтрів пошуку автомобілів за категоріями, ціною, брендом.</w:t>
+      </w:r>
+    </w:p>
+    <w:p>
+      <w:pPr>
+        <w:numPr>
+          <w:ilvl w:val="0"/>
+          <w:numId w:val="31"/>
+        </w:numPr>
+        <w:spacing w:before="100" w:beforeAutospacing="1" w:after="100" w:afterAutospacing="1" w:line="360" w:lineRule="auto"/>
+        <w:rPr>
+          <w:rFonts w:ascii="Times New Roman" w:eastAsia="Times New Roman" w:hAnsi="Times New Roman" w:cs="Times New Roman"/>
+          <w:sz w:val="28"/>
+          <w:szCs w:val="28"/>
+          <w:lang w:eastAsia="uk-UA"/>
+        </w:rPr>
+      </w:pPr>
+      <w:r>
+        <w:rPr>
+          <w:rFonts w:ascii="Times New Roman" w:eastAsia="Times New Roman" w:hAnsi="Times New Roman" w:cs="Times New Roman"/>
+          <w:sz w:val="28"/>
+          <w:szCs w:val="28"/>
+          <w:lang w:eastAsia="uk-UA"/>
+        </w:rPr>
+        <w:t xml:space="preserve">Тестування інтеграції платіжних систем (банківські картки, </w:t>
+      </w:r>
+      <w:proofErr w:type="spellStart"/>
+      <w:r>
+        <w:rPr>
+          <w:rFonts w:ascii="Times New Roman" w:eastAsia="Times New Roman" w:hAnsi="Times New Roman" w:cs="Times New Roman"/>
+          <w:sz w:val="28"/>
+          <w:szCs w:val="28"/>
+          <w:lang w:eastAsia="uk-UA"/>
+        </w:rPr>
+        <w:t>Google</w:t>
+      </w:r>
+      <w:proofErr w:type="spellEnd"/>
+      <w:r>
+        <w:rPr>
+          <w:rFonts w:ascii="Times New Roman" w:eastAsia="Times New Roman" w:hAnsi="Times New Roman" w:cs="Times New Roman"/>
+          <w:sz w:val="28"/>
+          <w:szCs w:val="28"/>
+          <w:lang w:eastAsia="uk-UA"/>
+        </w:rPr>
+        <w:t xml:space="preserve"> </w:t>
+      </w:r>
+      <w:proofErr w:type="spellStart"/>
+      <w:r>
+        <w:rPr>
+          <w:rFonts w:ascii="Times New Roman" w:eastAsia="Times New Roman" w:hAnsi="Times New Roman" w:cs="Times New Roman"/>
+          <w:sz w:val="28"/>
+          <w:szCs w:val="28"/>
+          <w:lang w:eastAsia="uk-UA"/>
+        </w:rPr>
+        <w:t>Pay</w:t>
+      </w:r>
+      <w:proofErr w:type="spellEnd"/>
+      <w:r>
+        <w:rPr>
+          <w:rFonts w:ascii="Times New Roman" w:eastAsia="Times New Roman" w:hAnsi="Times New Roman" w:cs="Times New Roman"/>
+          <w:sz w:val="28"/>
+          <w:szCs w:val="28"/>
+          <w:lang w:eastAsia="uk-UA"/>
+        </w:rPr>
+        <w:t>/</w:t>
+      </w:r>
+      <w:proofErr w:type="spellStart"/>
+      <w:r>
+        <w:rPr>
+          <w:rFonts w:ascii="Times New Roman" w:eastAsia="Times New Roman" w:hAnsi="Times New Roman" w:cs="Times New Roman"/>
+          <w:sz w:val="28"/>
+          <w:szCs w:val="28"/>
+          <w:lang w:eastAsia="uk-UA"/>
+        </w:rPr>
+        <w:t>Apple</w:t>
+      </w:r>
+      <w:proofErr w:type="spellEnd"/>
+      <w:r>
+        <w:rPr>
+          <w:rFonts w:ascii="Times New Roman" w:eastAsia="Times New Roman" w:hAnsi="Times New Roman" w:cs="Times New Roman"/>
+          <w:sz w:val="28"/>
+          <w:szCs w:val="28"/>
+          <w:lang w:eastAsia="uk-UA"/>
+        </w:rPr>
+        <w:t xml:space="preserve"> </w:t>
+      </w:r>
+      <w:proofErr w:type="spellStart"/>
+      <w:r>
+        <w:rPr>
+          <w:rFonts w:ascii="Times New Roman" w:eastAsia="Times New Roman" w:hAnsi="Times New Roman" w:cs="Times New Roman"/>
+          <w:sz w:val="28"/>
+          <w:szCs w:val="28"/>
+          <w:lang w:eastAsia="uk-UA"/>
+        </w:rPr>
+        <w:t>Pay</w:t>
+      </w:r>
+      <w:proofErr w:type="spellEnd"/>
+      <w:r>
+        <w:rPr>
+          <w:rFonts w:ascii="Times New Roman" w:eastAsia="Times New Roman" w:hAnsi="Times New Roman" w:cs="Times New Roman"/>
+          <w:sz w:val="28"/>
+          <w:szCs w:val="28"/>
+          <w:lang w:eastAsia="uk-UA"/>
+        </w:rPr>
+        <w:t>).</w:t>
+      </w:r>
+    </w:p>
+    <w:p>
+      <w:pPr>
+        <w:spacing w:before="100" w:beforeAutospacing="1" w:after="100" w:afterAutospacing="1" w:line="360" w:lineRule="auto"/>
+        <w:outlineLvl w:val="2"/>
+        <w:rPr>
+          <w:rFonts w:ascii="Times New Roman" w:eastAsia="Times New Roman" w:hAnsi="Times New Roman" w:cs="Times New Roman"/>
+          <w:b/>
+          <w:bCs/>
+          <w:sz w:val="28"/>
+          <w:szCs w:val="28"/>
+          <w:lang w:eastAsia="uk-UA"/>
+        </w:rPr>
+      </w:pPr>
+      <w:r>
+        <w:rPr>
+          <w:rFonts w:ascii="Times New Roman" w:eastAsia="Times New Roman" w:hAnsi="Times New Roman" w:cs="Times New Roman"/>
+          <w:b/>
+          <w:bCs/>
+          <w:sz w:val="28"/>
+          <w:szCs w:val="28"/>
+          <w:lang w:eastAsia="uk-UA"/>
+        </w:rPr>
+        <w:t xml:space="preserve">Адаптивність та </w:t>
+      </w:r>
+      <w:proofErr w:type="spellStart"/>
+      <w:r>
+        <w:rPr>
+          <w:rFonts w:ascii="Times New Roman" w:eastAsia="Times New Roman" w:hAnsi="Times New Roman" w:cs="Times New Roman"/>
+          <w:b/>
+          <w:bCs/>
+          <w:sz w:val="28"/>
+          <w:szCs w:val="28"/>
+          <w:lang w:eastAsia="uk-UA"/>
+        </w:rPr>
+        <w:t>кросбраузерність</w:t>
+      </w:r>
+      <w:proofErr w:type="spellEnd"/>
+    </w:p>
+    <w:p>
+      <w:pPr>
+        <w:numPr>
+          <w:ilvl w:val="0"/>
+          <w:numId w:val="32"/>
+        </w:numPr>
+        <w:spacing w:before="100" w:beforeAutospacing="1" w:after="100" w:afterAutospacing="1" w:line="360" w:lineRule="auto"/>
+        <w:rPr>
+          <w:rFonts w:ascii="Times New Roman" w:eastAsia="Times New Roman" w:hAnsi="Times New Roman" w:cs="Times New Roman"/>
+          <w:sz w:val="28"/>
+          <w:szCs w:val="28"/>
+          <w:lang w:eastAsia="uk-UA"/>
+        </w:rPr>
+      </w:pPr>
+      <w:r>
+        <w:rPr>
+          <w:rFonts w:ascii="Times New Roman" w:eastAsia="Times New Roman" w:hAnsi="Times New Roman" w:cs="Times New Roman"/>
+          <w:sz w:val="28"/>
+          <w:szCs w:val="28"/>
+          <w:lang w:eastAsia="uk-UA"/>
+        </w:rPr>
+        <w:t xml:space="preserve">Тестування відображення сайту на популярних пристроях: </w:t>
+      </w:r>
+      <w:proofErr w:type="spellStart"/>
+      <w:r>
+        <w:rPr>
+          <w:rFonts w:ascii="Times New Roman" w:eastAsia="Times New Roman" w:hAnsi="Times New Roman" w:cs="Times New Roman"/>
+          <w:sz w:val="28"/>
+          <w:szCs w:val="28"/>
+          <w:lang w:eastAsia="uk-UA"/>
+        </w:rPr>
+        <w:t>iPhone</w:t>
+      </w:r>
+      <w:proofErr w:type="spellEnd"/>
+      <w:r>
+        <w:rPr>
+          <w:rFonts w:ascii="Times New Roman" w:eastAsia="Times New Roman" w:hAnsi="Times New Roman" w:cs="Times New Roman"/>
+          <w:sz w:val="28"/>
+          <w:szCs w:val="28"/>
+          <w:lang w:eastAsia="uk-UA"/>
+        </w:rPr>
+        <w:t xml:space="preserve">, </w:t>
+      </w:r>
+      <w:proofErr w:type="spellStart"/>
+      <w:r>
+        <w:rPr>
+          <w:rFonts w:ascii="Times New Roman" w:eastAsia="Times New Roman" w:hAnsi="Times New Roman" w:cs="Times New Roman"/>
+          <w:sz w:val="28"/>
+          <w:szCs w:val="28"/>
+          <w:lang w:eastAsia="uk-UA"/>
+        </w:rPr>
+        <w:t>Android</w:t>
+      </w:r>
+      <w:proofErr w:type="spellEnd"/>
+      <w:r>
+        <w:rPr>
+          <w:rFonts w:ascii="Times New Roman" w:eastAsia="Times New Roman" w:hAnsi="Times New Roman" w:cs="Times New Roman"/>
+          <w:sz w:val="28"/>
+          <w:szCs w:val="28"/>
+          <w:lang w:eastAsia="uk-UA"/>
+        </w:rPr>
+        <w:t>-смартфонах, планшетах.</w:t>
+      </w:r>
+    </w:p>
+    <w:p>
+      <w:pPr>
+        <w:numPr>
+          <w:ilvl w:val="0"/>
+          <w:numId w:val="32"/>
+        </w:numPr>
+        <w:spacing w:before="100" w:beforeAutospacing="1" w:after="100" w:afterAutospacing="1" w:line="360" w:lineRule="auto"/>
+        <w:rPr>
+          <w:rFonts w:ascii="Times New Roman" w:eastAsia="Times New Roman" w:hAnsi="Times New Roman" w:cs="Times New Roman"/>
+          <w:sz w:val="28"/>
+          <w:szCs w:val="28"/>
+          <w:lang w:eastAsia="uk-UA"/>
+        </w:rPr>
+      </w:pPr>
+      <w:r>
+        <w:rPr>
+          <w:rFonts w:ascii="Times New Roman" w:eastAsia="Times New Roman" w:hAnsi="Times New Roman" w:cs="Times New Roman"/>
+          <w:sz w:val="28"/>
+          <w:szCs w:val="28"/>
+          <w:lang w:eastAsia="uk-UA"/>
+        </w:rPr>
+        <w:t xml:space="preserve">Тестування в браузерах: </w:t>
+      </w:r>
+      <w:proofErr w:type="spellStart"/>
+      <w:r>
+        <w:rPr>
+          <w:rFonts w:ascii="Times New Roman" w:eastAsia="Times New Roman" w:hAnsi="Times New Roman" w:cs="Times New Roman"/>
+          <w:sz w:val="28"/>
+          <w:szCs w:val="28"/>
+          <w:lang w:eastAsia="uk-UA"/>
+        </w:rPr>
+        <w:t>Chrome</w:t>
+      </w:r>
+      <w:proofErr w:type="spellEnd"/>
+      <w:r>
+        <w:rPr>
+          <w:rFonts w:ascii="Times New Roman" w:eastAsia="Times New Roman" w:hAnsi="Times New Roman" w:cs="Times New Roman"/>
+          <w:sz w:val="28"/>
+          <w:szCs w:val="28"/>
+          <w:lang w:eastAsia="uk-UA"/>
+        </w:rPr>
+        <w:t xml:space="preserve">, </w:t>
+      </w:r>
+      <w:proofErr w:type="spellStart"/>
+      <w:r>
+        <w:rPr>
+          <w:rFonts w:ascii="Times New Roman" w:eastAsia="Times New Roman" w:hAnsi="Times New Roman" w:cs="Times New Roman"/>
+          <w:sz w:val="28"/>
+          <w:szCs w:val="28"/>
+          <w:lang w:eastAsia="uk-UA"/>
+        </w:rPr>
+        <w:t>Safari</w:t>
+      </w:r>
+      <w:proofErr w:type="spellEnd"/>
+      <w:r>
+        <w:rPr>
+          <w:rFonts w:ascii="Times New Roman" w:eastAsia="Times New Roman" w:hAnsi="Times New Roman" w:cs="Times New Roman"/>
+          <w:sz w:val="28"/>
+          <w:szCs w:val="28"/>
+          <w:lang w:eastAsia="uk-UA"/>
+        </w:rPr>
+        <w:t xml:space="preserve">, </w:t>
+      </w:r>
+      <w:proofErr w:type="spellStart"/>
+      <w:r>
+        <w:rPr>
+          <w:rFonts w:ascii="Times New Roman" w:eastAsia="Times New Roman" w:hAnsi="Times New Roman" w:cs="Times New Roman"/>
+          <w:sz w:val="28"/>
+          <w:szCs w:val="28"/>
+          <w:lang w:eastAsia="uk-UA"/>
+        </w:rPr>
+        <w:t>Firefox</w:t>
+      </w:r>
+      <w:proofErr w:type="spellEnd"/>
+      <w:r>
+        <w:rPr>
+          <w:rFonts w:ascii="Times New Roman" w:eastAsia="Times New Roman" w:hAnsi="Times New Roman" w:cs="Times New Roman"/>
+          <w:sz w:val="28"/>
+          <w:szCs w:val="28"/>
+          <w:lang w:eastAsia="uk-UA"/>
+        </w:rPr>
+        <w:t xml:space="preserve">, </w:t>
+      </w:r>
+      <w:proofErr w:type="spellStart"/>
+      <w:r>
+        <w:rPr>
+          <w:rFonts w:ascii="Times New Roman" w:eastAsia="Times New Roman" w:hAnsi="Times New Roman" w:cs="Times New Roman"/>
+          <w:sz w:val="28"/>
+          <w:szCs w:val="28"/>
+          <w:lang w:eastAsia="uk-UA"/>
+        </w:rPr>
+        <w:t>Edge</w:t>
+      </w:r>
+      <w:proofErr w:type="spellEnd"/>
+      <w:r>
+        <w:rPr>
+          <w:rFonts w:ascii="Times New Roman" w:eastAsia="Times New Roman" w:hAnsi="Times New Roman" w:cs="Times New Roman"/>
+          <w:sz w:val="28"/>
+          <w:szCs w:val="28"/>
+          <w:lang w:eastAsia="uk-UA"/>
+        </w:rPr>
+        <w:t>.</w:t>
+      </w:r>
+    </w:p>
+    <w:p>
+      <w:pPr>
+        <w:spacing w:before="100" w:beforeAutospacing="1" w:after="100" w:afterAutospacing="1" w:line="360" w:lineRule="auto"/>
+        <w:outlineLvl w:val="2"/>
+        <w:rPr>
+          <w:rFonts w:ascii="Times New Roman" w:eastAsia="Times New Roman" w:hAnsi="Times New Roman" w:cs="Times New Roman"/>
+          <w:b/>
+          <w:bCs/>
+          <w:sz w:val="28"/>
+          <w:szCs w:val="28"/>
+          <w:lang w:eastAsia="uk-UA"/>
+        </w:rPr>
+      </w:pPr>
+      <w:r>
+        <w:rPr>
+          <w:rFonts w:ascii="Times New Roman" w:eastAsia="Times New Roman" w:hAnsi="Times New Roman" w:cs="Times New Roman"/>
+          <w:b/>
+          <w:bCs/>
+          <w:sz w:val="28"/>
+          <w:szCs w:val="28"/>
+          <w:lang w:eastAsia="uk-UA"/>
+        </w:rPr>
+        <w:t>Навантажувальне тестування</w:t>
+      </w:r>
+    </w:p>
+    <w:p>
+      <w:pPr>
+        <w:numPr>
+          <w:ilvl w:val="0"/>
+          <w:numId w:val="33"/>
+        </w:numPr>
+        <w:spacing w:before="100" w:beforeAutospacing="1" w:after="100" w:afterAutospacing="1" w:line="360" w:lineRule="auto"/>
+        <w:rPr>
+          <w:rFonts w:ascii="Times New Roman" w:eastAsia="Times New Roman" w:hAnsi="Times New Roman" w:cs="Times New Roman"/>
+          <w:sz w:val="28"/>
+          <w:szCs w:val="28"/>
+          <w:lang w:eastAsia="uk-UA"/>
+        </w:rPr>
+      </w:pPr>
+      <w:r>
+        <w:rPr>
+          <w:rFonts w:ascii="Times New Roman" w:eastAsia="Times New Roman" w:hAnsi="Times New Roman" w:cs="Times New Roman"/>
+          <w:sz w:val="28"/>
+          <w:szCs w:val="28"/>
+          <w:lang w:eastAsia="uk-UA"/>
+        </w:rPr>
+        <w:t>Імітація одночасного бронювання та перегляду сайту 50-100 користувачами.</w:t>
+      </w:r>
+    </w:p>
+    <w:p>
+      <w:pPr>
+        <w:spacing w:before="100" w:beforeAutospacing="1" w:after="100" w:afterAutospacing="1" w:line="360" w:lineRule="auto"/>
+        <w:outlineLvl w:val="2"/>
+        <w:rPr>
+          <w:rFonts w:ascii="Times New Roman" w:eastAsia="Times New Roman" w:hAnsi="Times New Roman" w:cs="Times New Roman"/>
+          <w:b/>
+          <w:bCs/>
+          <w:sz w:val="28"/>
+          <w:szCs w:val="28"/>
+          <w:lang w:eastAsia="uk-UA"/>
+        </w:rPr>
+      </w:pPr>
+      <w:r>
+        <w:rPr>
+          <w:rFonts w:ascii="Times New Roman" w:eastAsia="Times New Roman" w:hAnsi="Times New Roman" w:cs="Times New Roman"/>
+          <w:b/>
+          <w:bCs/>
+          <w:sz w:val="28"/>
+          <w:szCs w:val="28"/>
+          <w:lang w:eastAsia="uk-UA"/>
+        </w:rPr>
+        <w:t>Тестування безпеки</w:t>
+      </w:r>
+    </w:p>
+    <w:p>
+      <w:pPr>
+        <w:numPr>
+          <w:ilvl w:val="0"/>
+          <w:numId w:val="34"/>
+        </w:numPr>
+        <w:spacing w:before="100" w:beforeAutospacing="1" w:after="100" w:afterAutospacing="1" w:line="360" w:lineRule="auto"/>
+        <w:rPr>
+          <w:rFonts w:ascii="Times New Roman" w:eastAsia="Times New Roman" w:hAnsi="Times New Roman" w:cs="Times New Roman"/>
+          <w:sz w:val="28"/>
+          <w:szCs w:val="28"/>
+          <w:lang w:eastAsia="uk-UA"/>
+        </w:rPr>
+      </w:pPr>
+      <w:r>
+        <w:rPr>
+          <w:rFonts w:ascii="Times New Roman" w:eastAsia="Times New Roman" w:hAnsi="Times New Roman" w:cs="Times New Roman"/>
+          <w:sz w:val="28"/>
+          <w:szCs w:val="28"/>
+          <w:lang w:eastAsia="uk-UA"/>
+        </w:rPr>
+        <w:t>Перевірка SSL-шифрування.</w:t>
+      </w:r>
+    </w:p>
+    <w:p>
+      <w:pPr>
+        <w:numPr>
+          <w:ilvl w:val="0"/>
+          <w:numId w:val="34"/>
+        </w:numPr>
+        <w:spacing w:before="100" w:beforeAutospacing="1" w:after="100" w:afterAutospacing="1" w:line="360" w:lineRule="auto"/>
+        <w:rPr>
+          <w:rFonts w:ascii="Times New Roman" w:eastAsia="Times New Roman" w:hAnsi="Times New Roman" w:cs="Times New Roman"/>
+          <w:sz w:val="28"/>
+          <w:szCs w:val="28"/>
+          <w:lang w:eastAsia="uk-UA"/>
+        </w:rPr>
+      </w:pPr>
+      <w:r>
+        <w:rPr>
+          <w:rFonts w:ascii="Times New Roman" w:eastAsia="Times New Roman" w:hAnsi="Times New Roman" w:cs="Times New Roman"/>
+          <w:sz w:val="28"/>
+          <w:szCs w:val="28"/>
+          <w:lang w:eastAsia="uk-UA"/>
+        </w:rPr>
+        <w:t>Перевірка захисту персональних даних та платіжної інформації.</w:t>
+      </w:r>
+    </w:p>
+    <w:p>
+      <w:pPr>
+        <w:spacing w:before="100" w:beforeAutospacing="1" w:after="100" w:afterAutospacing="1" w:line="360" w:lineRule="auto"/>
+        <w:outlineLvl w:val="2"/>
+        <w:rPr>
+          <w:rFonts w:ascii="Times New Roman" w:eastAsia="Times New Roman" w:hAnsi="Times New Roman" w:cs="Times New Roman"/>
+          <w:b/>
+          <w:bCs/>
+          <w:sz w:val="28"/>
+          <w:szCs w:val="28"/>
+          <w:lang w:eastAsia="uk-UA"/>
+        </w:rPr>
+      </w:pPr>
+      <w:r>
+        <w:rPr>
+          <w:rFonts w:ascii="Times New Roman" w:eastAsia="Times New Roman" w:hAnsi="Times New Roman" w:cs="Times New Roman"/>
+          <w:b/>
+          <w:bCs/>
+          <w:sz w:val="28"/>
+          <w:szCs w:val="28"/>
+          <w:lang w:eastAsia="uk-UA"/>
+        </w:rPr>
+        <w:t>SEO та швидкість</w:t>
+      </w:r>
+    </w:p>
+    <w:p>
+      <w:pPr>
+        <w:numPr>
+          <w:ilvl w:val="0"/>
+          <w:numId w:val="35"/>
+        </w:numPr>
+        <w:spacing w:before="100" w:beforeAutospacing="1" w:after="100" w:afterAutospacing="1" w:line="360" w:lineRule="auto"/>
+        <w:rPr>
+          <w:rFonts w:ascii="Times New Roman" w:eastAsia="Times New Roman" w:hAnsi="Times New Roman" w:cs="Times New Roman"/>
+          <w:sz w:val="28"/>
+          <w:szCs w:val="28"/>
+          <w:lang w:eastAsia="uk-UA"/>
+        </w:rPr>
+      </w:pPr>
+      <w:r>
+        <w:rPr>
+          <w:rFonts w:ascii="Times New Roman" w:eastAsia="Times New Roman" w:hAnsi="Times New Roman" w:cs="Times New Roman"/>
+          <w:sz w:val="28"/>
+          <w:szCs w:val="28"/>
+          <w:lang w:eastAsia="uk-UA"/>
+        </w:rPr>
+        <w:t>Тестування оптимізації для пошукових систем (мета-теги, карта сайту).</w:t>
+      </w:r>
+    </w:p>
+    <w:p>
+      <w:pPr>
+        <w:numPr>
+          <w:ilvl w:val="0"/>
+          <w:numId w:val="35"/>
+        </w:numPr>
+        <w:spacing w:before="100" w:beforeAutospacing="1" w:after="100" w:afterAutospacing="1" w:line="360" w:lineRule="auto"/>
+        <w:rPr>
+          <w:rFonts w:ascii="Times New Roman" w:eastAsia="Times New Roman" w:hAnsi="Times New Roman" w:cs="Times New Roman"/>
+          <w:sz w:val="28"/>
+          <w:szCs w:val="28"/>
+          <w:lang w:eastAsia="uk-UA"/>
+        </w:rPr>
+      </w:pPr>
+      <w:r>
+        <w:rPr>
+          <w:rFonts w:ascii="Times New Roman" w:eastAsia="Times New Roman" w:hAnsi="Times New Roman" w:cs="Times New Roman"/>
+          <w:sz w:val="28"/>
+          <w:szCs w:val="28"/>
+          <w:lang w:eastAsia="uk-UA"/>
+        </w:rPr>
+        <w:t xml:space="preserve">Оцінка швидкості завантаження сторінок за допомогою </w:t>
+      </w:r>
+      <w:proofErr w:type="spellStart"/>
+      <w:r>
+        <w:rPr>
+          <w:rFonts w:ascii="Times New Roman" w:eastAsia="Times New Roman" w:hAnsi="Times New Roman" w:cs="Times New Roman"/>
+          <w:sz w:val="28"/>
+          <w:szCs w:val="28"/>
+          <w:lang w:eastAsia="uk-UA"/>
+        </w:rPr>
+        <w:t>Google</w:t>
+      </w:r>
+      <w:proofErr w:type="spellEnd"/>
+      <w:r>
+        <w:rPr>
+          <w:rFonts w:ascii="Times New Roman" w:eastAsia="Times New Roman" w:hAnsi="Times New Roman" w:cs="Times New Roman"/>
+          <w:sz w:val="28"/>
+          <w:szCs w:val="28"/>
+          <w:lang w:eastAsia="uk-UA"/>
+        </w:rPr>
+        <w:t xml:space="preserve"> </w:t>
+      </w:r>
+      <w:proofErr w:type="spellStart"/>
+      <w:r>
+        <w:rPr>
+          <w:rFonts w:ascii="Times New Roman" w:eastAsia="Times New Roman" w:hAnsi="Times New Roman" w:cs="Times New Roman"/>
+          <w:sz w:val="28"/>
+          <w:szCs w:val="28"/>
+          <w:lang w:eastAsia="uk-UA"/>
+        </w:rPr>
+        <w:t>PageSpeed</w:t>
+      </w:r>
+      <w:proofErr w:type="spellEnd"/>
+      <w:r>
+        <w:rPr>
+          <w:rFonts w:ascii="Times New Roman" w:eastAsia="Times New Roman" w:hAnsi="Times New Roman" w:cs="Times New Roman"/>
+          <w:sz w:val="28"/>
+          <w:szCs w:val="28"/>
+          <w:lang w:eastAsia="uk-UA"/>
+        </w:rPr>
+        <w:t xml:space="preserve"> </w:t>
+      </w:r>
+      <w:proofErr w:type="spellStart"/>
+      <w:r>
+        <w:rPr>
+          <w:rFonts w:ascii="Times New Roman" w:eastAsia="Times New Roman" w:hAnsi="Times New Roman" w:cs="Times New Roman"/>
+          <w:sz w:val="28"/>
+          <w:szCs w:val="28"/>
+          <w:lang w:eastAsia="uk-UA"/>
+        </w:rPr>
+        <w:t>Insights</w:t>
+      </w:r>
+      <w:proofErr w:type="spellEnd"/>
+      <w:r>
+        <w:rPr>
+          <w:rFonts w:ascii="Times New Roman" w:eastAsia="Times New Roman" w:hAnsi="Times New Roman" w:cs="Times New Roman"/>
+          <w:sz w:val="28"/>
+          <w:szCs w:val="28"/>
+          <w:lang w:eastAsia="uk-UA"/>
+        </w:rPr>
+        <w:t>.</w:t>
+      </w:r>
+    </w:p>
+    <w:p>
+      <w:pPr>
+        <w:spacing w:before="100" w:beforeAutospacing="1" w:after="100" w:afterAutospacing="1" w:line="240" w:lineRule="auto"/>
+        <w:rPr>
+          <w:rFonts w:ascii="Times New Roman" w:eastAsia="Times New Roman" w:hAnsi="Times New Roman" w:cs="Times New Roman"/>
+          <w:sz w:val="24"/>
+          <w:szCs w:val="24"/>
+          <w:lang w:eastAsia="uk-UA"/>
+        </w:rPr>
+      </w:pPr>
     </w:p>
     <w:p>
       <w:pPr>
@@ -5368,6 +7923,155 @@
 <file path=word/numbering.xml><?xml version="1.0" encoding="utf-8"?>
 <w:numbering xmlns:wpc="http://schemas.microsoft.com/office/word/2010/wordprocessingCanvas" xmlns:cx="http://schemas.microsoft.com/office/drawing/2014/chartex" xmlns:cx1="http://schemas.microsoft.com/office/drawing/2015/9/8/chartex" xmlns:cx2="http://schemas.microsoft.com/office/drawing/2015/10/21/chartex" xmlns:cx3="http://schemas.microsoft.com/office/drawing/2016/5/9/chartex" xmlns:cx4="http://schemas.microsoft.com/office/drawing/2016/5/10/chartex" xmlns:cx5="http://schemas.microsoft.com/office/drawing/2016/5/11/chartex" xmlns:cx6="http://schemas.microsoft.com/office/drawing/2016/5/12/chartex" xmlns:cx7="http://schemas.microsoft.com/office/drawing/2016/5/13/chartex" xmlns:cx8="http://schemas.microsoft.com/office/drawing/2016/5/14/chartex" xmlns:mc="http://schemas.openxmlformats.org/markup-compatibility/2006" xmlns:aink="http://schemas.microsoft.com/office/drawing/2016/ink" xmlns:am3d="http://schemas.microsoft.com/office/drawing/2017/model3d" xmlns:o="urn:schemas-microsoft-com:office:office" xmlns:r="http://schemas.openxmlformats.org/officeDocument/2006/relationships" xmlns:m="http://schemas.openxmlformats.org/officeDocument/2006/math" xmlns:v="urn:schemas-microsoft-com:vml" xmlns:wp14="http://schemas.microsoft.com/office/word/2010/wordprocessingDrawing" xmlns:wp="http://schemas.openxmlformats.org/drawingml/2006/wordprocessingDrawing" xmlns:w10="urn:schemas-microsoft-com:office:word" xmlns:w="http://schemas.openxmlformats.org/wordprocessingml/2006/main" xmlns:w14="http://schemas.microsoft.com/office/word/2010/wordml" xmlns:w15="http://schemas.microsoft.com/office/word/2012/wordml" xmlns:w16cex="http://schemas.microsoft.com/office/word/2018/wordml/cex" xmlns:w16cid="http://schemas.microsoft.com/office/word/2016/wordml/cid" xmlns:w16="http://schemas.microsoft.com/office/word/2018/wordml" xmlns:w16sdtdh="http://schemas.microsoft.com/office/word/2020/wordml/sdtdatahash" xmlns:w16se="http://schemas.microsoft.com/office/word/2015/wordml/symex" xmlns:wpg="http://schemas.microsoft.com/office/word/2010/wordprocessingGroup" xmlns:wpi="http://schemas.microsoft.com/office/word/2010/wordprocessingInk" xmlns:wne="http://schemas.microsoft.com/office/word/2006/wordml" xmlns:wps="http://schemas.microsoft.com/office/word/2010/wordprocessingShape" mc:Ignorable="w14 w15 w16se w16cid w16 w16cex w16sdtdh wp14">
   <w:abstractNum w:abstractNumId="0" w15:restartNumberingAfterBreak="0">
+    <w:nsid w:val="013E5783"/>
+    <w:multiLevelType w:val="multilevel"/>
+    <w:tmpl w:val="0DF494B4"/>
+    <w:lvl w:ilvl="0">
+      <w:start w:val="1"/>
+      <w:numFmt w:val="bullet"/>
+      <w:lvlText w:val=""/>
+      <w:lvlJc w:val="left"/>
+      <w:pPr>
+        <w:tabs>
+          <w:tab w:val="num" w:pos="720"/>
+        </w:tabs>
+        <w:ind w:left="720" w:hanging="360"/>
+      </w:pPr>
+      <w:rPr>
+        <w:rFonts w:ascii="Symbol" w:hAnsi="Symbol" w:hint="default"/>
+        <w:sz w:val="20"/>
+      </w:rPr>
+    </w:lvl>
+    <w:lvl w:ilvl="1" w:tentative="1">
+      <w:start w:val="1"/>
+      <w:numFmt w:val="bullet"/>
+      <w:lvlText w:val="o"/>
+      <w:lvlJc w:val="left"/>
+      <w:pPr>
+        <w:tabs>
+          <w:tab w:val="num" w:pos="1440"/>
+        </w:tabs>
+        <w:ind w:left="1440" w:hanging="360"/>
+      </w:pPr>
+      <w:rPr>
+        <w:rFonts w:ascii="Courier New" w:hAnsi="Courier New" w:hint="default"/>
+        <w:sz w:val="20"/>
+      </w:rPr>
+    </w:lvl>
+    <w:lvl w:ilvl="2" w:tentative="1">
+      <w:start w:val="1"/>
+      <w:numFmt w:val="bullet"/>
+      <w:lvlText w:val=""/>
+      <w:lvlJc w:val="left"/>
+      <w:pPr>
+        <w:tabs>
+          <w:tab w:val="num" w:pos="2160"/>
+        </w:tabs>
+        <w:ind w:left="2160" w:hanging="360"/>
+      </w:pPr>
+      <w:rPr>
+        <w:rFonts w:ascii="Wingdings" w:hAnsi="Wingdings" w:hint="default"/>
+        <w:sz w:val="20"/>
+      </w:rPr>
+    </w:lvl>
+    <w:lvl w:ilvl="3" w:tentative="1">
+      <w:start w:val="1"/>
+      <w:numFmt w:val="bullet"/>
+      <w:lvlText w:val=""/>
+      <w:lvlJc w:val="left"/>
+      <w:pPr>
+        <w:tabs>
+          <w:tab w:val="num" w:pos="2880"/>
+        </w:tabs>
+        <w:ind w:left="2880" w:hanging="360"/>
+      </w:pPr>
+      <w:rPr>
+        <w:rFonts w:ascii="Wingdings" w:hAnsi="Wingdings" w:hint="default"/>
+        <w:sz w:val="20"/>
+      </w:rPr>
+    </w:lvl>
+    <w:lvl w:ilvl="4" w:tentative="1">
+      <w:start w:val="1"/>
+      <w:numFmt w:val="bullet"/>
+      <w:lvlText w:val=""/>
+      <w:lvlJc w:val="left"/>
+      <w:pPr>
+        <w:tabs>
+          <w:tab w:val="num" w:pos="3600"/>
+        </w:tabs>
+        <w:ind w:left="3600" w:hanging="360"/>
+      </w:pPr>
+      <w:rPr>
+        <w:rFonts w:ascii="Wingdings" w:hAnsi="Wingdings" w:hint="default"/>
+        <w:sz w:val="20"/>
+      </w:rPr>
+    </w:lvl>
+    <w:lvl w:ilvl="5" w:tentative="1">
+      <w:start w:val="1"/>
+      <w:numFmt w:val="bullet"/>
+      <w:lvlText w:val=""/>
+      <w:lvlJc w:val="left"/>
+      <w:pPr>
+        <w:tabs>
+          <w:tab w:val="num" w:pos="4320"/>
+        </w:tabs>
+        <w:ind w:left="4320" w:hanging="360"/>
+      </w:pPr>
+      <w:rPr>
+        <w:rFonts w:ascii="Wingdings" w:hAnsi="Wingdings" w:hint="default"/>
+        <w:sz w:val="20"/>
+      </w:rPr>
+    </w:lvl>
+    <w:lvl w:ilvl="6" w:tentative="1">
+      <w:start w:val="1"/>
+      <w:numFmt w:val="bullet"/>
+      <w:lvlText w:val=""/>
+      <w:lvlJc w:val="left"/>
+      <w:pPr>
+        <w:tabs>
+          <w:tab w:val="num" w:pos="5040"/>
+        </w:tabs>
+        <w:ind w:left="5040" w:hanging="360"/>
+      </w:pPr>
+      <w:rPr>
+        <w:rFonts w:ascii="Wingdings" w:hAnsi="Wingdings" w:hint="default"/>
+        <w:sz w:val="20"/>
+      </w:rPr>
+    </w:lvl>
+    <w:lvl w:ilvl="7" w:tentative="1">
+      <w:start w:val="1"/>
+      <w:numFmt w:val="bullet"/>
+      <w:lvlText w:val=""/>
+      <w:lvlJc w:val="left"/>
+      <w:pPr>
+        <w:tabs>
+          <w:tab w:val="num" w:pos="5760"/>
+        </w:tabs>
+        <w:ind w:left="5760" w:hanging="360"/>
+      </w:pPr>
+      <w:rPr>
+        <w:rFonts w:ascii="Wingdings" w:hAnsi="Wingdings" w:hint="default"/>
+        <w:sz w:val="20"/>
+      </w:rPr>
+    </w:lvl>
+    <w:lvl w:ilvl="8" w:tentative="1">
+      <w:start w:val="1"/>
+      <w:numFmt w:val="bullet"/>
+      <w:lvlText w:val=""/>
+      <w:lvlJc w:val="left"/>
+      <w:pPr>
+        <w:tabs>
+          <w:tab w:val="num" w:pos="6480"/>
+        </w:tabs>
+        <w:ind w:left="6480" w:hanging="360"/>
+      </w:pPr>
+      <w:rPr>
+        <w:rFonts w:ascii="Wingdings" w:hAnsi="Wingdings" w:hint="default"/>
+        <w:sz w:val="20"/>
+      </w:rPr>
+    </w:lvl>
+  </w:abstractNum>
+  <w:abstractNum w:abstractNumId="1" w15:restartNumberingAfterBreak="0">
     <w:nsid w:val="05BE7B97"/>
     <w:multiLevelType w:val="multilevel"/>
     <w:tmpl w:val="4A6225F2"/>
@@ -5516,7 +8220,7 @@
       </w:rPr>
     </w:lvl>
   </w:abstractNum>
-  <w:abstractNum w:abstractNumId="1" w15:restartNumberingAfterBreak="0">
+  <w:abstractNum w:abstractNumId="2" w15:restartNumberingAfterBreak="0">
     <w:nsid w:val="0632678E"/>
     <w:multiLevelType w:val="multilevel"/>
     <w:tmpl w:val="DE32AE0C"/>
@@ -5665,7 +8369,7 @@
       </w:rPr>
     </w:lvl>
   </w:abstractNum>
-  <w:abstractNum w:abstractNumId="2" w15:restartNumberingAfterBreak="0">
+  <w:abstractNum w:abstractNumId="3" w15:restartNumberingAfterBreak="0">
     <w:nsid w:val="09F76836"/>
     <w:multiLevelType w:val="multilevel"/>
     <w:tmpl w:val="55C83926"/>
@@ -5814,7 +8518,305 @@
       </w:rPr>
     </w:lvl>
   </w:abstractNum>
-  <w:abstractNum w:abstractNumId="3" w15:restartNumberingAfterBreak="0">
+  <w:abstractNum w:abstractNumId="4" w15:restartNumberingAfterBreak="0">
+    <w:nsid w:val="0E615B17"/>
+    <w:multiLevelType w:val="multilevel"/>
+    <w:tmpl w:val="8BC0D0D0"/>
+    <w:lvl w:ilvl="0">
+      <w:start w:val="1"/>
+      <w:numFmt w:val="bullet"/>
+      <w:lvlText w:val=""/>
+      <w:lvlJc w:val="left"/>
+      <w:pPr>
+        <w:tabs>
+          <w:tab w:val="num" w:pos="720"/>
+        </w:tabs>
+        <w:ind w:left="720" w:hanging="360"/>
+      </w:pPr>
+      <w:rPr>
+        <w:rFonts w:ascii="Symbol" w:hAnsi="Symbol" w:hint="default"/>
+        <w:sz w:val="20"/>
+      </w:rPr>
+    </w:lvl>
+    <w:lvl w:ilvl="1" w:tentative="1">
+      <w:start w:val="1"/>
+      <w:numFmt w:val="bullet"/>
+      <w:lvlText w:val="o"/>
+      <w:lvlJc w:val="left"/>
+      <w:pPr>
+        <w:tabs>
+          <w:tab w:val="num" w:pos="1440"/>
+        </w:tabs>
+        <w:ind w:left="1440" w:hanging="360"/>
+      </w:pPr>
+      <w:rPr>
+        <w:rFonts w:ascii="Courier New" w:hAnsi="Courier New" w:hint="default"/>
+        <w:sz w:val="20"/>
+      </w:rPr>
+    </w:lvl>
+    <w:lvl w:ilvl="2" w:tentative="1">
+      <w:start w:val="1"/>
+      <w:numFmt w:val="bullet"/>
+      <w:lvlText w:val=""/>
+      <w:lvlJc w:val="left"/>
+      <w:pPr>
+        <w:tabs>
+          <w:tab w:val="num" w:pos="2160"/>
+        </w:tabs>
+        <w:ind w:left="2160" w:hanging="360"/>
+      </w:pPr>
+      <w:rPr>
+        <w:rFonts w:ascii="Wingdings" w:hAnsi="Wingdings" w:hint="default"/>
+        <w:sz w:val="20"/>
+      </w:rPr>
+    </w:lvl>
+    <w:lvl w:ilvl="3" w:tentative="1">
+      <w:start w:val="1"/>
+      <w:numFmt w:val="bullet"/>
+      <w:lvlText w:val=""/>
+      <w:lvlJc w:val="left"/>
+      <w:pPr>
+        <w:tabs>
+          <w:tab w:val="num" w:pos="2880"/>
+        </w:tabs>
+        <w:ind w:left="2880" w:hanging="360"/>
+      </w:pPr>
+      <w:rPr>
+        <w:rFonts w:ascii="Wingdings" w:hAnsi="Wingdings" w:hint="default"/>
+        <w:sz w:val="20"/>
+      </w:rPr>
+    </w:lvl>
+    <w:lvl w:ilvl="4" w:tentative="1">
+      <w:start w:val="1"/>
+      <w:numFmt w:val="bullet"/>
+      <w:lvlText w:val=""/>
+      <w:lvlJc w:val="left"/>
+      <w:pPr>
+        <w:tabs>
+          <w:tab w:val="num" w:pos="3600"/>
+        </w:tabs>
+        <w:ind w:left="3600" w:hanging="360"/>
+      </w:pPr>
+      <w:rPr>
+        <w:rFonts w:ascii="Wingdings" w:hAnsi="Wingdings" w:hint="default"/>
+        <w:sz w:val="20"/>
+      </w:rPr>
+    </w:lvl>
+    <w:lvl w:ilvl="5" w:tentative="1">
+      <w:start w:val="1"/>
+      <w:numFmt w:val="bullet"/>
+      <w:lvlText w:val=""/>
+      <w:lvlJc w:val="left"/>
+      <w:pPr>
+        <w:tabs>
+          <w:tab w:val="num" w:pos="4320"/>
+        </w:tabs>
+        <w:ind w:left="4320" w:hanging="360"/>
+      </w:pPr>
+      <w:rPr>
+        <w:rFonts w:ascii="Wingdings" w:hAnsi="Wingdings" w:hint="default"/>
+        <w:sz w:val="20"/>
+      </w:rPr>
+    </w:lvl>
+    <w:lvl w:ilvl="6" w:tentative="1">
+      <w:start w:val="1"/>
+      <w:numFmt w:val="bullet"/>
+      <w:lvlText w:val=""/>
+      <w:lvlJc w:val="left"/>
+      <w:pPr>
+        <w:tabs>
+          <w:tab w:val="num" w:pos="5040"/>
+        </w:tabs>
+        <w:ind w:left="5040" w:hanging="360"/>
+      </w:pPr>
+      <w:rPr>
+        <w:rFonts w:ascii="Wingdings" w:hAnsi="Wingdings" w:hint="default"/>
+        <w:sz w:val="20"/>
+      </w:rPr>
+    </w:lvl>
+    <w:lvl w:ilvl="7" w:tentative="1">
+      <w:start w:val="1"/>
+      <w:numFmt w:val="bullet"/>
+      <w:lvlText w:val=""/>
+      <w:lvlJc w:val="left"/>
+      <w:pPr>
+        <w:tabs>
+          <w:tab w:val="num" w:pos="5760"/>
+        </w:tabs>
+        <w:ind w:left="5760" w:hanging="360"/>
+      </w:pPr>
+      <w:rPr>
+        <w:rFonts w:ascii="Wingdings" w:hAnsi="Wingdings" w:hint="default"/>
+        <w:sz w:val="20"/>
+      </w:rPr>
+    </w:lvl>
+    <w:lvl w:ilvl="8" w:tentative="1">
+      <w:start w:val="1"/>
+      <w:numFmt w:val="bullet"/>
+      <w:lvlText w:val=""/>
+      <w:lvlJc w:val="left"/>
+      <w:pPr>
+        <w:tabs>
+          <w:tab w:val="num" w:pos="6480"/>
+        </w:tabs>
+        <w:ind w:left="6480" w:hanging="360"/>
+      </w:pPr>
+      <w:rPr>
+        <w:rFonts w:ascii="Wingdings" w:hAnsi="Wingdings" w:hint="default"/>
+        <w:sz w:val="20"/>
+      </w:rPr>
+    </w:lvl>
+  </w:abstractNum>
+  <w:abstractNum w:abstractNumId="5" w15:restartNumberingAfterBreak="0">
+    <w:nsid w:val="0F711174"/>
+    <w:multiLevelType w:val="multilevel"/>
+    <w:tmpl w:val="864695B0"/>
+    <w:lvl w:ilvl="0">
+      <w:start w:val="1"/>
+      <w:numFmt w:val="bullet"/>
+      <w:lvlText w:val=""/>
+      <w:lvlJc w:val="left"/>
+      <w:pPr>
+        <w:tabs>
+          <w:tab w:val="num" w:pos="720"/>
+        </w:tabs>
+        <w:ind w:left="720" w:hanging="360"/>
+      </w:pPr>
+      <w:rPr>
+        <w:rFonts w:ascii="Symbol" w:hAnsi="Symbol" w:hint="default"/>
+        <w:sz w:val="20"/>
+      </w:rPr>
+    </w:lvl>
+    <w:lvl w:ilvl="1" w:tentative="1">
+      <w:start w:val="1"/>
+      <w:numFmt w:val="bullet"/>
+      <w:lvlText w:val="o"/>
+      <w:lvlJc w:val="left"/>
+      <w:pPr>
+        <w:tabs>
+          <w:tab w:val="num" w:pos="1440"/>
+        </w:tabs>
+        <w:ind w:left="1440" w:hanging="360"/>
+      </w:pPr>
+      <w:rPr>
+        <w:rFonts w:ascii="Courier New" w:hAnsi="Courier New" w:hint="default"/>
+        <w:sz w:val="20"/>
+      </w:rPr>
+    </w:lvl>
+    <w:lvl w:ilvl="2" w:tentative="1">
+      <w:start w:val="1"/>
+      <w:numFmt w:val="bullet"/>
+      <w:lvlText w:val=""/>
+      <w:lvlJc w:val="left"/>
+      <w:pPr>
+        <w:tabs>
+          <w:tab w:val="num" w:pos="2160"/>
+        </w:tabs>
+        <w:ind w:left="2160" w:hanging="360"/>
+      </w:pPr>
+      <w:rPr>
+        <w:rFonts w:ascii="Wingdings" w:hAnsi="Wingdings" w:hint="default"/>
+        <w:sz w:val="20"/>
+      </w:rPr>
+    </w:lvl>
+    <w:lvl w:ilvl="3" w:tentative="1">
+      <w:start w:val="1"/>
+      <w:numFmt w:val="bullet"/>
+      <w:lvlText w:val=""/>
+      <w:lvlJc w:val="left"/>
+      <w:pPr>
+        <w:tabs>
+          <w:tab w:val="num" w:pos="2880"/>
+        </w:tabs>
+        <w:ind w:left="2880" w:hanging="360"/>
+      </w:pPr>
+      <w:rPr>
+        <w:rFonts w:ascii="Wingdings" w:hAnsi="Wingdings" w:hint="default"/>
+        <w:sz w:val="20"/>
+      </w:rPr>
+    </w:lvl>
+    <w:lvl w:ilvl="4" w:tentative="1">
+      <w:start w:val="1"/>
+      <w:numFmt w:val="bullet"/>
+      <w:lvlText w:val=""/>
+      <w:lvlJc w:val="left"/>
+      <w:pPr>
+        <w:tabs>
+          <w:tab w:val="num" w:pos="3600"/>
+        </w:tabs>
+        <w:ind w:left="3600" w:hanging="360"/>
+      </w:pPr>
+      <w:rPr>
+        <w:rFonts w:ascii="Wingdings" w:hAnsi="Wingdings" w:hint="default"/>
+        <w:sz w:val="20"/>
+      </w:rPr>
+    </w:lvl>
+    <w:lvl w:ilvl="5" w:tentative="1">
+      <w:start w:val="1"/>
+      <w:numFmt w:val="bullet"/>
+      <w:lvlText w:val=""/>
+      <w:lvlJc w:val="left"/>
+      <w:pPr>
+        <w:tabs>
+          <w:tab w:val="num" w:pos="4320"/>
+        </w:tabs>
+        <w:ind w:left="4320" w:hanging="360"/>
+      </w:pPr>
+      <w:rPr>
+        <w:rFonts w:ascii="Wingdings" w:hAnsi="Wingdings" w:hint="default"/>
+        <w:sz w:val="20"/>
+      </w:rPr>
+    </w:lvl>
+    <w:lvl w:ilvl="6" w:tentative="1">
+      <w:start w:val="1"/>
+      <w:numFmt w:val="bullet"/>
+      <w:lvlText w:val=""/>
+      <w:lvlJc w:val="left"/>
+      <w:pPr>
+        <w:tabs>
+          <w:tab w:val="num" w:pos="5040"/>
+        </w:tabs>
+        <w:ind w:left="5040" w:hanging="360"/>
+      </w:pPr>
+      <w:rPr>
+        <w:rFonts w:ascii="Wingdings" w:hAnsi="Wingdings" w:hint="default"/>
+        <w:sz w:val="20"/>
+      </w:rPr>
+    </w:lvl>
+    <w:lvl w:ilvl="7" w:tentative="1">
+      <w:start w:val="1"/>
+      <w:numFmt w:val="bullet"/>
+      <w:lvlText w:val=""/>
+      <w:lvlJc w:val="left"/>
+      <w:pPr>
+        <w:tabs>
+          <w:tab w:val="num" w:pos="5760"/>
+        </w:tabs>
+        <w:ind w:left="5760" w:hanging="360"/>
+      </w:pPr>
+      <w:rPr>
+        <w:rFonts w:ascii="Wingdings" w:hAnsi="Wingdings" w:hint="default"/>
+        <w:sz w:val="20"/>
+      </w:rPr>
+    </w:lvl>
+    <w:lvl w:ilvl="8" w:tentative="1">
+      <w:start w:val="1"/>
+      <w:numFmt w:val="bullet"/>
+      <w:lvlText w:val=""/>
+      <w:lvlJc w:val="left"/>
+      <w:pPr>
+        <w:tabs>
+          <w:tab w:val="num" w:pos="6480"/>
+        </w:tabs>
+        <w:ind w:left="6480" w:hanging="360"/>
+      </w:pPr>
+      <w:rPr>
+        <w:rFonts w:ascii="Wingdings" w:hAnsi="Wingdings" w:hint="default"/>
+        <w:sz w:val="20"/>
+      </w:rPr>
+    </w:lvl>
+  </w:abstractNum>
+  <w:abstractNum w:abstractNumId="6" w15:restartNumberingAfterBreak="0">
     <w:nsid w:val="14AD5BBC"/>
     <w:multiLevelType w:val="multilevel"/>
     <w:tmpl w:val="1AFA2E08"/>
@@ -5963,7 +8965,156 @@
       </w:rPr>
     </w:lvl>
   </w:abstractNum>
-  <w:abstractNum w:abstractNumId="4" w15:restartNumberingAfterBreak="0">
+  <w:abstractNum w:abstractNumId="7" w15:restartNumberingAfterBreak="0">
+    <w:nsid w:val="17110DCB"/>
+    <w:multiLevelType w:val="multilevel"/>
+    <w:tmpl w:val="ACAE15FA"/>
+    <w:lvl w:ilvl="0">
+      <w:start w:val="1"/>
+      <w:numFmt w:val="bullet"/>
+      <w:lvlText w:val=""/>
+      <w:lvlJc w:val="left"/>
+      <w:pPr>
+        <w:tabs>
+          <w:tab w:val="num" w:pos="720"/>
+        </w:tabs>
+        <w:ind w:left="720" w:hanging="360"/>
+      </w:pPr>
+      <w:rPr>
+        <w:rFonts w:ascii="Symbol" w:hAnsi="Symbol" w:hint="default"/>
+        <w:sz w:val="20"/>
+      </w:rPr>
+    </w:lvl>
+    <w:lvl w:ilvl="1" w:tentative="1">
+      <w:start w:val="1"/>
+      <w:numFmt w:val="bullet"/>
+      <w:lvlText w:val="o"/>
+      <w:lvlJc w:val="left"/>
+      <w:pPr>
+        <w:tabs>
+          <w:tab w:val="num" w:pos="1440"/>
+        </w:tabs>
+        <w:ind w:left="1440" w:hanging="360"/>
+      </w:pPr>
+      <w:rPr>
+        <w:rFonts w:ascii="Courier New" w:hAnsi="Courier New" w:hint="default"/>
+        <w:sz w:val="20"/>
+      </w:rPr>
+    </w:lvl>
+    <w:lvl w:ilvl="2" w:tentative="1">
+      <w:start w:val="1"/>
+      <w:numFmt w:val="bullet"/>
+      <w:lvlText w:val=""/>
+      <w:lvlJc w:val="left"/>
+      <w:pPr>
+        <w:tabs>
+          <w:tab w:val="num" w:pos="2160"/>
+        </w:tabs>
+        <w:ind w:left="2160" w:hanging="360"/>
+      </w:pPr>
+      <w:rPr>
+        <w:rFonts w:ascii="Wingdings" w:hAnsi="Wingdings" w:hint="default"/>
+        <w:sz w:val="20"/>
+      </w:rPr>
+    </w:lvl>
+    <w:lvl w:ilvl="3" w:tentative="1">
+      <w:start w:val="1"/>
+      <w:numFmt w:val="bullet"/>
+      <w:lvlText w:val=""/>
+      <w:lvlJc w:val="left"/>
+      <w:pPr>
+        <w:tabs>
+          <w:tab w:val="num" w:pos="2880"/>
+        </w:tabs>
+        <w:ind w:left="2880" w:hanging="360"/>
+      </w:pPr>
+      <w:rPr>
+        <w:rFonts w:ascii="Wingdings" w:hAnsi="Wingdings" w:hint="default"/>
+        <w:sz w:val="20"/>
+      </w:rPr>
+    </w:lvl>
+    <w:lvl w:ilvl="4" w:tentative="1">
+      <w:start w:val="1"/>
+      <w:numFmt w:val="bullet"/>
+      <w:lvlText w:val=""/>
+      <w:lvlJc w:val="left"/>
+      <w:pPr>
+        <w:tabs>
+          <w:tab w:val="num" w:pos="3600"/>
+        </w:tabs>
+        <w:ind w:left="3600" w:hanging="360"/>
+      </w:pPr>
+      <w:rPr>
+        <w:rFonts w:ascii="Wingdings" w:hAnsi="Wingdings" w:hint="default"/>
+        <w:sz w:val="20"/>
+      </w:rPr>
+    </w:lvl>
+    <w:lvl w:ilvl="5" w:tentative="1">
+      <w:start w:val="1"/>
+      <w:numFmt w:val="bullet"/>
+      <w:lvlText w:val=""/>
+      <w:lvlJc w:val="left"/>
+      <w:pPr>
+        <w:tabs>
+          <w:tab w:val="num" w:pos="4320"/>
+        </w:tabs>
+        <w:ind w:left="4320" w:hanging="360"/>
+      </w:pPr>
+      <w:rPr>
+        <w:rFonts w:ascii="Wingdings" w:hAnsi="Wingdings" w:hint="default"/>
+        <w:sz w:val="20"/>
+      </w:rPr>
+    </w:lvl>
+    <w:lvl w:ilvl="6" w:tentative="1">
+      <w:start w:val="1"/>
+      <w:numFmt w:val="bullet"/>
+      <w:lvlText w:val=""/>
+      <w:lvlJc w:val="left"/>
+      <w:pPr>
+        <w:tabs>
+          <w:tab w:val="num" w:pos="5040"/>
+        </w:tabs>
+        <w:ind w:left="5040" w:hanging="360"/>
+      </w:pPr>
+      <w:rPr>
+        <w:rFonts w:ascii="Wingdings" w:hAnsi="Wingdings" w:hint="default"/>
+        <w:sz w:val="20"/>
+      </w:rPr>
+    </w:lvl>
+    <w:lvl w:ilvl="7" w:tentative="1">
+      <w:start w:val="1"/>
+      <w:numFmt w:val="bullet"/>
+      <w:lvlText w:val=""/>
+      <w:lvlJc w:val="left"/>
+      <w:pPr>
+        <w:tabs>
+          <w:tab w:val="num" w:pos="5760"/>
+        </w:tabs>
+        <w:ind w:left="5760" w:hanging="360"/>
+      </w:pPr>
+      <w:rPr>
+        <w:rFonts w:ascii="Wingdings" w:hAnsi="Wingdings" w:hint="default"/>
+        <w:sz w:val="20"/>
+      </w:rPr>
+    </w:lvl>
+    <w:lvl w:ilvl="8" w:tentative="1">
+      <w:start w:val="1"/>
+      <w:numFmt w:val="bullet"/>
+      <w:lvlText w:val=""/>
+      <w:lvlJc w:val="left"/>
+      <w:pPr>
+        <w:tabs>
+          <w:tab w:val="num" w:pos="6480"/>
+        </w:tabs>
+        <w:ind w:left="6480" w:hanging="360"/>
+      </w:pPr>
+      <w:rPr>
+        <w:rFonts w:ascii="Wingdings" w:hAnsi="Wingdings" w:hint="default"/>
+        <w:sz w:val="20"/>
+      </w:rPr>
+    </w:lvl>
+  </w:abstractNum>
+  <w:abstractNum w:abstractNumId="8" w15:restartNumberingAfterBreak="0">
     <w:nsid w:val="18AE06D3"/>
     <w:multiLevelType w:val="multilevel"/>
     <w:tmpl w:val="EEEEB6F8"/>
@@ -6112,7 +9263,305 @@
       </w:rPr>
     </w:lvl>
   </w:abstractNum>
-  <w:abstractNum w:abstractNumId="5" w15:restartNumberingAfterBreak="0">
+  <w:abstractNum w:abstractNumId="9" w15:restartNumberingAfterBreak="0">
+    <w:nsid w:val="1962099E"/>
+    <w:multiLevelType w:val="multilevel"/>
+    <w:tmpl w:val="2F2277B2"/>
+    <w:lvl w:ilvl="0">
+      <w:start w:val="1"/>
+      <w:numFmt w:val="bullet"/>
+      <w:lvlText w:val=""/>
+      <w:lvlJc w:val="left"/>
+      <w:pPr>
+        <w:tabs>
+          <w:tab w:val="num" w:pos="720"/>
+        </w:tabs>
+        <w:ind w:left="720" w:hanging="360"/>
+      </w:pPr>
+      <w:rPr>
+        <w:rFonts w:ascii="Symbol" w:hAnsi="Symbol" w:hint="default"/>
+        <w:sz w:val="20"/>
+      </w:rPr>
+    </w:lvl>
+    <w:lvl w:ilvl="1" w:tentative="1">
+      <w:start w:val="1"/>
+      <w:numFmt w:val="bullet"/>
+      <w:lvlText w:val="o"/>
+      <w:lvlJc w:val="left"/>
+      <w:pPr>
+        <w:tabs>
+          <w:tab w:val="num" w:pos="1440"/>
+        </w:tabs>
+        <w:ind w:left="1440" w:hanging="360"/>
+      </w:pPr>
+      <w:rPr>
+        <w:rFonts w:ascii="Courier New" w:hAnsi="Courier New" w:hint="default"/>
+        <w:sz w:val="20"/>
+      </w:rPr>
+    </w:lvl>
+    <w:lvl w:ilvl="2" w:tentative="1">
+      <w:start w:val="1"/>
+      <w:numFmt w:val="bullet"/>
+      <w:lvlText w:val=""/>
+      <w:lvlJc w:val="left"/>
+      <w:pPr>
+        <w:tabs>
+          <w:tab w:val="num" w:pos="2160"/>
+        </w:tabs>
+        <w:ind w:left="2160" w:hanging="360"/>
+      </w:pPr>
+      <w:rPr>
+        <w:rFonts w:ascii="Wingdings" w:hAnsi="Wingdings" w:hint="default"/>
+        <w:sz w:val="20"/>
+      </w:rPr>
+    </w:lvl>
+    <w:lvl w:ilvl="3" w:tentative="1">
+      <w:start w:val="1"/>
+      <w:numFmt w:val="bullet"/>
+      <w:lvlText w:val=""/>
+      <w:lvlJc w:val="left"/>
+      <w:pPr>
+        <w:tabs>
+          <w:tab w:val="num" w:pos="2880"/>
+        </w:tabs>
+        <w:ind w:left="2880" w:hanging="360"/>
+      </w:pPr>
+      <w:rPr>
+        <w:rFonts w:ascii="Wingdings" w:hAnsi="Wingdings" w:hint="default"/>
+        <w:sz w:val="20"/>
+      </w:rPr>
+    </w:lvl>
+    <w:lvl w:ilvl="4" w:tentative="1">
+      <w:start w:val="1"/>
+      <w:numFmt w:val="bullet"/>
+      <w:lvlText w:val=""/>
+      <w:lvlJc w:val="left"/>
+      <w:pPr>
+        <w:tabs>
+          <w:tab w:val="num" w:pos="3600"/>
+        </w:tabs>
+        <w:ind w:left="3600" w:hanging="360"/>
+      </w:pPr>
+      <w:rPr>
+        <w:rFonts w:ascii="Wingdings" w:hAnsi="Wingdings" w:hint="default"/>
+        <w:sz w:val="20"/>
+      </w:rPr>
+    </w:lvl>
+    <w:lvl w:ilvl="5" w:tentative="1">
+      <w:start w:val="1"/>
+      <w:numFmt w:val="bullet"/>
+      <w:lvlText w:val=""/>
+      <w:lvlJc w:val="left"/>
+      <w:pPr>
+        <w:tabs>
+          <w:tab w:val="num" w:pos="4320"/>
+        </w:tabs>
+        <w:ind w:left="4320" w:hanging="360"/>
+      </w:pPr>
+      <w:rPr>
+        <w:rFonts w:ascii="Wingdings" w:hAnsi="Wingdings" w:hint="default"/>
+        <w:sz w:val="20"/>
+      </w:rPr>
+    </w:lvl>
+    <w:lvl w:ilvl="6" w:tentative="1">
+      <w:start w:val="1"/>
+      <w:numFmt w:val="bullet"/>
+      <w:lvlText w:val=""/>
+      <w:lvlJc w:val="left"/>
+      <w:pPr>
+        <w:tabs>
+          <w:tab w:val="num" w:pos="5040"/>
+        </w:tabs>
+        <w:ind w:left="5040" w:hanging="360"/>
+      </w:pPr>
+      <w:rPr>
+        <w:rFonts w:ascii="Wingdings" w:hAnsi="Wingdings" w:hint="default"/>
+        <w:sz w:val="20"/>
+      </w:rPr>
+    </w:lvl>
+    <w:lvl w:ilvl="7" w:tentative="1">
+      <w:start w:val="1"/>
+      <w:numFmt w:val="bullet"/>
+      <w:lvlText w:val=""/>
+      <w:lvlJc w:val="left"/>
+      <w:pPr>
+        <w:tabs>
+          <w:tab w:val="num" w:pos="5760"/>
+        </w:tabs>
+        <w:ind w:left="5760" w:hanging="360"/>
+      </w:pPr>
+      <w:rPr>
+        <w:rFonts w:ascii="Wingdings" w:hAnsi="Wingdings" w:hint="default"/>
+        <w:sz w:val="20"/>
+      </w:rPr>
+    </w:lvl>
+    <w:lvl w:ilvl="8" w:tentative="1">
+      <w:start w:val="1"/>
+      <w:numFmt w:val="bullet"/>
+      <w:lvlText w:val=""/>
+      <w:lvlJc w:val="left"/>
+      <w:pPr>
+        <w:tabs>
+          <w:tab w:val="num" w:pos="6480"/>
+        </w:tabs>
+        <w:ind w:left="6480" w:hanging="360"/>
+      </w:pPr>
+      <w:rPr>
+        <w:rFonts w:ascii="Wingdings" w:hAnsi="Wingdings" w:hint="default"/>
+        <w:sz w:val="20"/>
+      </w:rPr>
+    </w:lvl>
+  </w:abstractNum>
+  <w:abstractNum w:abstractNumId="10" w15:restartNumberingAfterBreak="0">
+    <w:nsid w:val="1C163A5E"/>
+    <w:multiLevelType w:val="multilevel"/>
+    <w:tmpl w:val="D206C1B4"/>
+    <w:lvl w:ilvl="0">
+      <w:start w:val="1"/>
+      <w:numFmt w:val="bullet"/>
+      <w:lvlText w:val=""/>
+      <w:lvlJc w:val="left"/>
+      <w:pPr>
+        <w:tabs>
+          <w:tab w:val="num" w:pos="720"/>
+        </w:tabs>
+        <w:ind w:left="720" w:hanging="360"/>
+      </w:pPr>
+      <w:rPr>
+        <w:rFonts w:ascii="Symbol" w:hAnsi="Symbol" w:hint="default"/>
+        <w:sz w:val="20"/>
+      </w:rPr>
+    </w:lvl>
+    <w:lvl w:ilvl="1" w:tentative="1">
+      <w:start w:val="1"/>
+      <w:numFmt w:val="bullet"/>
+      <w:lvlText w:val="o"/>
+      <w:lvlJc w:val="left"/>
+      <w:pPr>
+        <w:tabs>
+          <w:tab w:val="num" w:pos="1440"/>
+        </w:tabs>
+        <w:ind w:left="1440" w:hanging="360"/>
+      </w:pPr>
+      <w:rPr>
+        <w:rFonts w:ascii="Courier New" w:hAnsi="Courier New" w:hint="default"/>
+        <w:sz w:val="20"/>
+      </w:rPr>
+    </w:lvl>
+    <w:lvl w:ilvl="2" w:tentative="1">
+      <w:start w:val="1"/>
+      <w:numFmt w:val="bullet"/>
+      <w:lvlText w:val=""/>
+      <w:lvlJc w:val="left"/>
+      <w:pPr>
+        <w:tabs>
+          <w:tab w:val="num" w:pos="2160"/>
+        </w:tabs>
+        <w:ind w:left="2160" w:hanging="360"/>
+      </w:pPr>
+      <w:rPr>
+        <w:rFonts w:ascii="Wingdings" w:hAnsi="Wingdings" w:hint="default"/>
+        <w:sz w:val="20"/>
+      </w:rPr>
+    </w:lvl>
+    <w:lvl w:ilvl="3" w:tentative="1">
+      <w:start w:val="1"/>
+      <w:numFmt w:val="bullet"/>
+      <w:lvlText w:val=""/>
+      <w:lvlJc w:val="left"/>
+      <w:pPr>
+        <w:tabs>
+          <w:tab w:val="num" w:pos="2880"/>
+        </w:tabs>
+        <w:ind w:left="2880" w:hanging="360"/>
+      </w:pPr>
+      <w:rPr>
+        <w:rFonts w:ascii="Wingdings" w:hAnsi="Wingdings" w:hint="default"/>
+        <w:sz w:val="20"/>
+      </w:rPr>
+    </w:lvl>
+    <w:lvl w:ilvl="4" w:tentative="1">
+      <w:start w:val="1"/>
+      <w:numFmt w:val="bullet"/>
+      <w:lvlText w:val=""/>
+      <w:lvlJc w:val="left"/>
+      <w:pPr>
+        <w:tabs>
+          <w:tab w:val="num" w:pos="3600"/>
+        </w:tabs>
+        <w:ind w:left="3600" w:hanging="360"/>
+      </w:pPr>
+      <w:rPr>
+        <w:rFonts w:ascii="Wingdings" w:hAnsi="Wingdings" w:hint="default"/>
+        <w:sz w:val="20"/>
+      </w:rPr>
+    </w:lvl>
+    <w:lvl w:ilvl="5" w:tentative="1">
+      <w:start w:val="1"/>
+      <w:numFmt w:val="bullet"/>
+      <w:lvlText w:val=""/>
+      <w:lvlJc w:val="left"/>
+      <w:pPr>
+        <w:tabs>
+          <w:tab w:val="num" w:pos="4320"/>
+        </w:tabs>
+        <w:ind w:left="4320" w:hanging="360"/>
+      </w:pPr>
+      <w:rPr>
+        <w:rFonts w:ascii="Wingdings" w:hAnsi="Wingdings" w:hint="default"/>
+        <w:sz w:val="20"/>
+      </w:rPr>
+    </w:lvl>
+    <w:lvl w:ilvl="6" w:tentative="1">
+      <w:start w:val="1"/>
+      <w:numFmt w:val="bullet"/>
+      <w:lvlText w:val=""/>
+      <w:lvlJc w:val="left"/>
+      <w:pPr>
+        <w:tabs>
+          <w:tab w:val="num" w:pos="5040"/>
+        </w:tabs>
+        <w:ind w:left="5040" w:hanging="360"/>
+      </w:pPr>
+      <w:rPr>
+        <w:rFonts w:ascii="Wingdings" w:hAnsi="Wingdings" w:hint="default"/>
+        <w:sz w:val="20"/>
+      </w:rPr>
+    </w:lvl>
+    <w:lvl w:ilvl="7" w:tentative="1">
+      <w:start w:val="1"/>
+      <w:numFmt w:val="bullet"/>
+      <w:lvlText w:val=""/>
+      <w:lvlJc w:val="left"/>
+      <w:pPr>
+        <w:tabs>
+          <w:tab w:val="num" w:pos="5760"/>
+        </w:tabs>
+        <w:ind w:left="5760" w:hanging="360"/>
+      </w:pPr>
+      <w:rPr>
+        <w:rFonts w:ascii="Wingdings" w:hAnsi="Wingdings" w:hint="default"/>
+        <w:sz w:val="20"/>
+      </w:rPr>
+    </w:lvl>
+    <w:lvl w:ilvl="8" w:tentative="1">
+      <w:start w:val="1"/>
+      <w:numFmt w:val="bullet"/>
+      <w:lvlText w:val=""/>
+      <w:lvlJc w:val="left"/>
+      <w:pPr>
+        <w:tabs>
+          <w:tab w:val="num" w:pos="6480"/>
+        </w:tabs>
+        <w:ind w:left="6480" w:hanging="360"/>
+      </w:pPr>
+      <w:rPr>
+        <w:rFonts w:ascii="Wingdings" w:hAnsi="Wingdings" w:hint="default"/>
+        <w:sz w:val="20"/>
+      </w:rPr>
+    </w:lvl>
+  </w:abstractNum>
+  <w:abstractNum w:abstractNumId="11" w15:restartNumberingAfterBreak="0">
     <w:nsid w:val="203836F0"/>
     <w:multiLevelType w:val="multilevel"/>
     <w:tmpl w:val="90C2F4DA"/>
@@ -6261,7 +9710,7 @@
       </w:rPr>
     </w:lvl>
   </w:abstractNum>
-  <w:abstractNum w:abstractNumId="6" w15:restartNumberingAfterBreak="0">
+  <w:abstractNum w:abstractNumId="12" w15:restartNumberingAfterBreak="0">
     <w:nsid w:val="23C148F8"/>
     <w:multiLevelType w:val="multilevel"/>
     <w:tmpl w:val="2B7ED818"/>
@@ -6410,7 +9859,156 @@
       </w:rPr>
     </w:lvl>
   </w:abstractNum>
-  <w:abstractNum w:abstractNumId="7" w15:restartNumberingAfterBreak="0">
+  <w:abstractNum w:abstractNumId="13" w15:restartNumberingAfterBreak="0">
+    <w:nsid w:val="31C522B9"/>
+    <w:multiLevelType w:val="multilevel"/>
+    <w:tmpl w:val="BB3468EE"/>
+    <w:lvl w:ilvl="0">
+      <w:start w:val="1"/>
+      <w:numFmt w:val="bullet"/>
+      <w:lvlText w:val=""/>
+      <w:lvlJc w:val="left"/>
+      <w:pPr>
+        <w:tabs>
+          <w:tab w:val="num" w:pos="720"/>
+        </w:tabs>
+        <w:ind w:left="720" w:hanging="360"/>
+      </w:pPr>
+      <w:rPr>
+        <w:rFonts w:ascii="Symbol" w:hAnsi="Symbol" w:hint="default"/>
+        <w:sz w:val="20"/>
+      </w:rPr>
+    </w:lvl>
+    <w:lvl w:ilvl="1" w:tentative="1">
+      <w:start w:val="1"/>
+      <w:numFmt w:val="bullet"/>
+      <w:lvlText w:val="o"/>
+      <w:lvlJc w:val="left"/>
+      <w:pPr>
+        <w:tabs>
+          <w:tab w:val="num" w:pos="1440"/>
+        </w:tabs>
+        <w:ind w:left="1440" w:hanging="360"/>
+      </w:pPr>
+      <w:rPr>
+        <w:rFonts w:ascii="Courier New" w:hAnsi="Courier New" w:hint="default"/>
+        <w:sz w:val="20"/>
+      </w:rPr>
+    </w:lvl>
+    <w:lvl w:ilvl="2" w:tentative="1">
+      <w:start w:val="1"/>
+      <w:numFmt w:val="bullet"/>
+      <w:lvlText w:val=""/>
+      <w:lvlJc w:val="left"/>
+      <w:pPr>
+        <w:tabs>
+          <w:tab w:val="num" w:pos="2160"/>
+        </w:tabs>
+        <w:ind w:left="2160" w:hanging="360"/>
+      </w:pPr>
+      <w:rPr>
+        <w:rFonts w:ascii="Wingdings" w:hAnsi="Wingdings" w:hint="default"/>
+        <w:sz w:val="20"/>
+      </w:rPr>
+    </w:lvl>
+    <w:lvl w:ilvl="3" w:tentative="1">
+      <w:start w:val="1"/>
+      <w:numFmt w:val="bullet"/>
+      <w:lvlText w:val=""/>
+      <w:lvlJc w:val="left"/>
+      <w:pPr>
+        <w:tabs>
+          <w:tab w:val="num" w:pos="2880"/>
+        </w:tabs>
+        <w:ind w:left="2880" w:hanging="360"/>
+      </w:pPr>
+      <w:rPr>
+        <w:rFonts w:ascii="Wingdings" w:hAnsi="Wingdings" w:hint="default"/>
+        <w:sz w:val="20"/>
+      </w:rPr>
+    </w:lvl>
+    <w:lvl w:ilvl="4" w:tentative="1">
+      <w:start w:val="1"/>
+      <w:numFmt w:val="bullet"/>
+      <w:lvlText w:val=""/>
+      <w:lvlJc w:val="left"/>
+      <w:pPr>
+        <w:tabs>
+          <w:tab w:val="num" w:pos="3600"/>
+        </w:tabs>
+        <w:ind w:left="3600" w:hanging="360"/>
+      </w:pPr>
+      <w:rPr>
+        <w:rFonts w:ascii="Wingdings" w:hAnsi="Wingdings" w:hint="default"/>
+        <w:sz w:val="20"/>
+      </w:rPr>
+    </w:lvl>
+    <w:lvl w:ilvl="5" w:tentative="1">
+      <w:start w:val="1"/>
+      <w:numFmt w:val="bullet"/>
+      <w:lvlText w:val=""/>
+      <w:lvlJc w:val="left"/>
+      <w:pPr>
+        <w:tabs>
+          <w:tab w:val="num" w:pos="4320"/>
+        </w:tabs>
+        <w:ind w:left="4320" w:hanging="360"/>
+      </w:pPr>
+      <w:rPr>
+        <w:rFonts w:ascii="Wingdings" w:hAnsi="Wingdings" w:hint="default"/>
+        <w:sz w:val="20"/>
+      </w:rPr>
+    </w:lvl>
+    <w:lvl w:ilvl="6" w:tentative="1">
+      <w:start w:val="1"/>
+      <w:numFmt w:val="bullet"/>
+      <w:lvlText w:val=""/>
+      <w:lvlJc w:val="left"/>
+      <w:pPr>
+        <w:tabs>
+          <w:tab w:val="num" w:pos="5040"/>
+        </w:tabs>
+        <w:ind w:left="5040" w:hanging="360"/>
+      </w:pPr>
+      <w:rPr>
+        <w:rFonts w:ascii="Wingdings" w:hAnsi="Wingdings" w:hint="default"/>
+        <w:sz w:val="20"/>
+      </w:rPr>
+    </w:lvl>
+    <w:lvl w:ilvl="7" w:tentative="1">
+      <w:start w:val="1"/>
+      <w:numFmt w:val="bullet"/>
+      <w:lvlText w:val=""/>
+      <w:lvlJc w:val="left"/>
+      <w:pPr>
+        <w:tabs>
+          <w:tab w:val="num" w:pos="5760"/>
+        </w:tabs>
+        <w:ind w:left="5760" w:hanging="360"/>
+      </w:pPr>
+      <w:rPr>
+        <w:rFonts w:ascii="Wingdings" w:hAnsi="Wingdings" w:hint="default"/>
+        <w:sz w:val="20"/>
+      </w:rPr>
+    </w:lvl>
+    <w:lvl w:ilvl="8" w:tentative="1">
+      <w:start w:val="1"/>
+      <w:numFmt w:val="bullet"/>
+      <w:lvlText w:val=""/>
+      <w:lvlJc w:val="left"/>
+      <w:pPr>
+        <w:tabs>
+          <w:tab w:val="num" w:pos="6480"/>
+        </w:tabs>
+        <w:ind w:left="6480" w:hanging="360"/>
+      </w:pPr>
+      <w:rPr>
+        <w:rFonts w:ascii="Wingdings" w:hAnsi="Wingdings" w:hint="default"/>
+        <w:sz w:val="20"/>
+      </w:rPr>
+    </w:lvl>
+  </w:abstractNum>
+  <w:abstractNum w:abstractNumId="14" w15:restartNumberingAfterBreak="0">
     <w:nsid w:val="35C91A5A"/>
     <w:multiLevelType w:val="multilevel"/>
     <w:tmpl w:val="6610E248"/>
@@ -6559,7 +10157,156 @@
       </w:rPr>
     </w:lvl>
   </w:abstractNum>
-  <w:abstractNum w:abstractNumId="8" w15:restartNumberingAfterBreak="0">
+  <w:abstractNum w:abstractNumId="15" w15:restartNumberingAfterBreak="0">
+    <w:nsid w:val="367B588C"/>
+    <w:multiLevelType w:val="multilevel"/>
+    <w:tmpl w:val="5D40BB0E"/>
+    <w:lvl w:ilvl="0">
+      <w:start w:val="1"/>
+      <w:numFmt w:val="bullet"/>
+      <w:lvlText w:val=""/>
+      <w:lvlJc w:val="left"/>
+      <w:pPr>
+        <w:tabs>
+          <w:tab w:val="num" w:pos="720"/>
+        </w:tabs>
+        <w:ind w:left="720" w:hanging="360"/>
+      </w:pPr>
+      <w:rPr>
+        <w:rFonts w:ascii="Symbol" w:hAnsi="Symbol" w:hint="default"/>
+        <w:sz w:val="20"/>
+      </w:rPr>
+    </w:lvl>
+    <w:lvl w:ilvl="1" w:tentative="1">
+      <w:start w:val="1"/>
+      <w:numFmt w:val="bullet"/>
+      <w:lvlText w:val="o"/>
+      <w:lvlJc w:val="left"/>
+      <w:pPr>
+        <w:tabs>
+          <w:tab w:val="num" w:pos="1440"/>
+        </w:tabs>
+        <w:ind w:left="1440" w:hanging="360"/>
+      </w:pPr>
+      <w:rPr>
+        <w:rFonts w:ascii="Courier New" w:hAnsi="Courier New" w:hint="default"/>
+        <w:sz w:val="20"/>
+      </w:rPr>
+    </w:lvl>
+    <w:lvl w:ilvl="2" w:tentative="1">
+      <w:start w:val="1"/>
+      <w:numFmt w:val="bullet"/>
+      <w:lvlText w:val=""/>
+      <w:lvlJc w:val="left"/>
+      <w:pPr>
+        <w:tabs>
+          <w:tab w:val="num" w:pos="2160"/>
+        </w:tabs>
+        <w:ind w:left="2160" w:hanging="360"/>
+      </w:pPr>
+      <w:rPr>
+        <w:rFonts w:ascii="Wingdings" w:hAnsi="Wingdings" w:hint="default"/>
+        <w:sz w:val="20"/>
+      </w:rPr>
+    </w:lvl>
+    <w:lvl w:ilvl="3" w:tentative="1">
+      <w:start w:val="1"/>
+      <w:numFmt w:val="bullet"/>
+      <w:lvlText w:val=""/>
+      <w:lvlJc w:val="left"/>
+      <w:pPr>
+        <w:tabs>
+          <w:tab w:val="num" w:pos="2880"/>
+        </w:tabs>
+        <w:ind w:left="2880" w:hanging="360"/>
+      </w:pPr>
+      <w:rPr>
+        <w:rFonts w:ascii="Wingdings" w:hAnsi="Wingdings" w:hint="default"/>
+        <w:sz w:val="20"/>
+      </w:rPr>
+    </w:lvl>
+    <w:lvl w:ilvl="4" w:tentative="1">
+      <w:start w:val="1"/>
+      <w:numFmt w:val="bullet"/>
+      <w:lvlText w:val=""/>
+      <w:lvlJc w:val="left"/>
+      <w:pPr>
+        <w:tabs>
+          <w:tab w:val="num" w:pos="3600"/>
+        </w:tabs>
+        <w:ind w:left="3600" w:hanging="360"/>
+      </w:pPr>
+      <w:rPr>
+        <w:rFonts w:ascii="Wingdings" w:hAnsi="Wingdings" w:hint="default"/>
+        <w:sz w:val="20"/>
+      </w:rPr>
+    </w:lvl>
+    <w:lvl w:ilvl="5" w:tentative="1">
+      <w:start w:val="1"/>
+      <w:numFmt w:val="bullet"/>
+      <w:lvlText w:val=""/>
+      <w:lvlJc w:val="left"/>
+      <w:pPr>
+        <w:tabs>
+          <w:tab w:val="num" w:pos="4320"/>
+        </w:tabs>
+        <w:ind w:left="4320" w:hanging="360"/>
+      </w:pPr>
+      <w:rPr>
+        <w:rFonts w:ascii="Wingdings" w:hAnsi="Wingdings" w:hint="default"/>
+        <w:sz w:val="20"/>
+      </w:rPr>
+    </w:lvl>
+    <w:lvl w:ilvl="6" w:tentative="1">
+      <w:start w:val="1"/>
+      <w:numFmt w:val="bullet"/>
+      <w:lvlText w:val=""/>
+      <w:lvlJc w:val="left"/>
+      <w:pPr>
+        <w:tabs>
+          <w:tab w:val="num" w:pos="5040"/>
+        </w:tabs>
+        <w:ind w:left="5040" w:hanging="360"/>
+      </w:pPr>
+      <w:rPr>
+        <w:rFonts w:ascii="Wingdings" w:hAnsi="Wingdings" w:hint="default"/>
+        <w:sz w:val="20"/>
+      </w:rPr>
+    </w:lvl>
+    <w:lvl w:ilvl="7" w:tentative="1">
+      <w:start w:val="1"/>
+      <w:numFmt w:val="bullet"/>
+      <w:lvlText w:val=""/>
+      <w:lvlJc w:val="left"/>
+      <w:pPr>
+        <w:tabs>
+          <w:tab w:val="num" w:pos="5760"/>
+        </w:tabs>
+        <w:ind w:left="5760" w:hanging="360"/>
+      </w:pPr>
+      <w:rPr>
+        <w:rFonts w:ascii="Wingdings" w:hAnsi="Wingdings" w:hint="default"/>
+        <w:sz w:val="20"/>
+      </w:rPr>
+    </w:lvl>
+    <w:lvl w:ilvl="8" w:tentative="1">
+      <w:start w:val="1"/>
+      <w:numFmt w:val="bullet"/>
+      <w:lvlText w:val=""/>
+      <w:lvlJc w:val="left"/>
+      <w:pPr>
+        <w:tabs>
+          <w:tab w:val="num" w:pos="6480"/>
+        </w:tabs>
+        <w:ind w:left="6480" w:hanging="360"/>
+      </w:pPr>
+      <w:rPr>
+        <w:rFonts w:ascii="Wingdings" w:hAnsi="Wingdings" w:hint="default"/>
+        <w:sz w:val="20"/>
+      </w:rPr>
+    </w:lvl>
+  </w:abstractNum>
+  <w:abstractNum w:abstractNumId="16" w15:restartNumberingAfterBreak="0">
     <w:nsid w:val="3BB5471D"/>
     <w:multiLevelType w:val="multilevel"/>
     <w:tmpl w:val="D41E4054"/>
@@ -6708,7 +10455,7 @@
       </w:rPr>
     </w:lvl>
   </w:abstractNum>
-  <w:abstractNum w:abstractNumId="9" w15:restartNumberingAfterBreak="0">
+  <w:abstractNum w:abstractNumId="17" w15:restartNumberingAfterBreak="0">
     <w:nsid w:val="41B73BA8"/>
     <w:multiLevelType w:val="multilevel"/>
     <w:tmpl w:val="A1AA74BE"/>
@@ -6857,7 +10604,7 @@
       </w:rPr>
     </w:lvl>
   </w:abstractNum>
-  <w:abstractNum w:abstractNumId="10" w15:restartNumberingAfterBreak="0">
+  <w:abstractNum w:abstractNumId="18" w15:restartNumberingAfterBreak="0">
     <w:nsid w:val="47CE73EB"/>
     <w:multiLevelType w:val="multilevel"/>
     <w:tmpl w:val="789A0D02"/>
@@ -7006,7 +10753,156 @@
       </w:rPr>
     </w:lvl>
   </w:abstractNum>
-  <w:abstractNum w:abstractNumId="11" w15:restartNumberingAfterBreak="0">
+  <w:abstractNum w:abstractNumId="19" w15:restartNumberingAfterBreak="0">
+    <w:nsid w:val="49980F8E"/>
+    <w:multiLevelType w:val="multilevel"/>
+    <w:tmpl w:val="F96C2A22"/>
+    <w:lvl w:ilvl="0">
+      <w:start w:val="1"/>
+      <w:numFmt w:val="bullet"/>
+      <w:lvlText w:val=""/>
+      <w:lvlJc w:val="left"/>
+      <w:pPr>
+        <w:tabs>
+          <w:tab w:val="num" w:pos="720"/>
+        </w:tabs>
+        <w:ind w:left="720" w:hanging="360"/>
+      </w:pPr>
+      <w:rPr>
+        <w:rFonts w:ascii="Symbol" w:hAnsi="Symbol" w:hint="default"/>
+        <w:sz w:val="20"/>
+      </w:rPr>
+    </w:lvl>
+    <w:lvl w:ilvl="1" w:tentative="1">
+      <w:start w:val="1"/>
+      <w:numFmt w:val="bullet"/>
+      <w:lvlText w:val="o"/>
+      <w:lvlJc w:val="left"/>
+      <w:pPr>
+        <w:tabs>
+          <w:tab w:val="num" w:pos="1440"/>
+        </w:tabs>
+        <w:ind w:left="1440" w:hanging="360"/>
+      </w:pPr>
+      <w:rPr>
+        <w:rFonts w:ascii="Courier New" w:hAnsi="Courier New" w:hint="default"/>
+        <w:sz w:val="20"/>
+      </w:rPr>
+    </w:lvl>
+    <w:lvl w:ilvl="2" w:tentative="1">
+      <w:start w:val="1"/>
+      <w:numFmt w:val="bullet"/>
+      <w:lvlText w:val=""/>
+      <w:lvlJc w:val="left"/>
+      <w:pPr>
+        <w:tabs>
+          <w:tab w:val="num" w:pos="2160"/>
+        </w:tabs>
+        <w:ind w:left="2160" w:hanging="360"/>
+      </w:pPr>
+      <w:rPr>
+        <w:rFonts w:ascii="Wingdings" w:hAnsi="Wingdings" w:hint="default"/>
+        <w:sz w:val="20"/>
+      </w:rPr>
+    </w:lvl>
+    <w:lvl w:ilvl="3" w:tentative="1">
+      <w:start w:val="1"/>
+      <w:numFmt w:val="bullet"/>
+      <w:lvlText w:val=""/>
+      <w:lvlJc w:val="left"/>
+      <w:pPr>
+        <w:tabs>
+          <w:tab w:val="num" w:pos="2880"/>
+        </w:tabs>
+        <w:ind w:left="2880" w:hanging="360"/>
+      </w:pPr>
+      <w:rPr>
+        <w:rFonts w:ascii="Wingdings" w:hAnsi="Wingdings" w:hint="default"/>
+        <w:sz w:val="20"/>
+      </w:rPr>
+    </w:lvl>
+    <w:lvl w:ilvl="4" w:tentative="1">
+      <w:start w:val="1"/>
+      <w:numFmt w:val="bullet"/>
+      <w:lvlText w:val=""/>
+      <w:lvlJc w:val="left"/>
+      <w:pPr>
+        <w:tabs>
+          <w:tab w:val="num" w:pos="3600"/>
+        </w:tabs>
+        <w:ind w:left="3600" w:hanging="360"/>
+      </w:pPr>
+      <w:rPr>
+        <w:rFonts w:ascii="Wingdings" w:hAnsi="Wingdings" w:hint="default"/>
+        <w:sz w:val="20"/>
+      </w:rPr>
+    </w:lvl>
+    <w:lvl w:ilvl="5" w:tentative="1">
+      <w:start w:val="1"/>
+      <w:numFmt w:val="bullet"/>
+      <w:lvlText w:val=""/>
+      <w:lvlJc w:val="left"/>
+      <w:pPr>
+        <w:tabs>
+          <w:tab w:val="num" w:pos="4320"/>
+        </w:tabs>
+        <w:ind w:left="4320" w:hanging="360"/>
+      </w:pPr>
+      <w:rPr>
+        <w:rFonts w:ascii="Wingdings" w:hAnsi="Wingdings" w:hint="default"/>
+        <w:sz w:val="20"/>
+      </w:rPr>
+    </w:lvl>
+    <w:lvl w:ilvl="6" w:tentative="1">
+      <w:start w:val="1"/>
+      <w:numFmt w:val="bullet"/>
+      <w:lvlText w:val=""/>
+      <w:lvlJc w:val="left"/>
+      <w:pPr>
+        <w:tabs>
+          <w:tab w:val="num" w:pos="5040"/>
+        </w:tabs>
+        <w:ind w:left="5040" w:hanging="360"/>
+      </w:pPr>
+      <w:rPr>
+        <w:rFonts w:ascii="Wingdings" w:hAnsi="Wingdings" w:hint="default"/>
+        <w:sz w:val="20"/>
+      </w:rPr>
+    </w:lvl>
+    <w:lvl w:ilvl="7" w:tentative="1">
+      <w:start w:val="1"/>
+      <w:numFmt w:val="bullet"/>
+      <w:lvlText w:val=""/>
+      <w:lvlJc w:val="left"/>
+      <w:pPr>
+        <w:tabs>
+          <w:tab w:val="num" w:pos="5760"/>
+        </w:tabs>
+        <w:ind w:left="5760" w:hanging="360"/>
+      </w:pPr>
+      <w:rPr>
+        <w:rFonts w:ascii="Wingdings" w:hAnsi="Wingdings" w:hint="default"/>
+        <w:sz w:val="20"/>
+      </w:rPr>
+    </w:lvl>
+    <w:lvl w:ilvl="8" w:tentative="1">
+      <w:start w:val="1"/>
+      <w:numFmt w:val="bullet"/>
+      <w:lvlText w:val=""/>
+      <w:lvlJc w:val="left"/>
+      <w:pPr>
+        <w:tabs>
+          <w:tab w:val="num" w:pos="6480"/>
+        </w:tabs>
+        <w:ind w:left="6480" w:hanging="360"/>
+      </w:pPr>
+      <w:rPr>
+        <w:rFonts w:ascii="Wingdings" w:hAnsi="Wingdings" w:hint="default"/>
+        <w:sz w:val="20"/>
+      </w:rPr>
+    </w:lvl>
+  </w:abstractNum>
+  <w:abstractNum w:abstractNumId="20" w15:restartNumberingAfterBreak="0">
     <w:nsid w:val="4D4752AF"/>
     <w:multiLevelType w:val="multilevel"/>
     <w:tmpl w:val="9C46A572"/>
@@ -7155,7 +11051,156 @@
       </w:rPr>
     </w:lvl>
   </w:abstractNum>
-  <w:abstractNum w:abstractNumId="12" w15:restartNumberingAfterBreak="0">
+  <w:abstractNum w:abstractNumId="21" w15:restartNumberingAfterBreak="0">
+    <w:nsid w:val="4F6227DB"/>
+    <w:multiLevelType w:val="multilevel"/>
+    <w:tmpl w:val="6434731A"/>
+    <w:lvl w:ilvl="0">
+      <w:start w:val="1"/>
+      <w:numFmt w:val="bullet"/>
+      <w:lvlText w:val=""/>
+      <w:lvlJc w:val="left"/>
+      <w:pPr>
+        <w:tabs>
+          <w:tab w:val="num" w:pos="720"/>
+        </w:tabs>
+        <w:ind w:left="720" w:hanging="360"/>
+      </w:pPr>
+      <w:rPr>
+        <w:rFonts w:ascii="Symbol" w:hAnsi="Symbol" w:hint="default"/>
+        <w:sz w:val="20"/>
+      </w:rPr>
+    </w:lvl>
+    <w:lvl w:ilvl="1" w:tentative="1">
+      <w:start w:val="1"/>
+      <w:numFmt w:val="bullet"/>
+      <w:lvlText w:val="o"/>
+      <w:lvlJc w:val="left"/>
+      <w:pPr>
+        <w:tabs>
+          <w:tab w:val="num" w:pos="1440"/>
+        </w:tabs>
+        <w:ind w:left="1440" w:hanging="360"/>
+      </w:pPr>
+      <w:rPr>
+        <w:rFonts w:ascii="Courier New" w:hAnsi="Courier New" w:hint="default"/>
+        <w:sz w:val="20"/>
+      </w:rPr>
+    </w:lvl>
+    <w:lvl w:ilvl="2" w:tentative="1">
+      <w:start w:val="1"/>
+      <w:numFmt w:val="bullet"/>
+      <w:lvlText w:val=""/>
+      <w:lvlJc w:val="left"/>
+      <w:pPr>
+        <w:tabs>
+          <w:tab w:val="num" w:pos="2160"/>
+        </w:tabs>
+        <w:ind w:left="2160" w:hanging="360"/>
+      </w:pPr>
+      <w:rPr>
+        <w:rFonts w:ascii="Wingdings" w:hAnsi="Wingdings" w:hint="default"/>
+        <w:sz w:val="20"/>
+      </w:rPr>
+    </w:lvl>
+    <w:lvl w:ilvl="3" w:tentative="1">
+      <w:start w:val="1"/>
+      <w:numFmt w:val="bullet"/>
+      <w:lvlText w:val=""/>
+      <w:lvlJc w:val="left"/>
+      <w:pPr>
+        <w:tabs>
+          <w:tab w:val="num" w:pos="2880"/>
+        </w:tabs>
+        <w:ind w:left="2880" w:hanging="360"/>
+      </w:pPr>
+      <w:rPr>
+        <w:rFonts w:ascii="Wingdings" w:hAnsi="Wingdings" w:hint="default"/>
+        <w:sz w:val="20"/>
+      </w:rPr>
+    </w:lvl>
+    <w:lvl w:ilvl="4" w:tentative="1">
+      <w:start w:val="1"/>
+      <w:numFmt w:val="bullet"/>
+      <w:lvlText w:val=""/>
+      <w:lvlJc w:val="left"/>
+      <w:pPr>
+        <w:tabs>
+          <w:tab w:val="num" w:pos="3600"/>
+        </w:tabs>
+        <w:ind w:left="3600" w:hanging="360"/>
+      </w:pPr>
+      <w:rPr>
+        <w:rFonts w:ascii="Wingdings" w:hAnsi="Wingdings" w:hint="default"/>
+        <w:sz w:val="20"/>
+      </w:rPr>
+    </w:lvl>
+    <w:lvl w:ilvl="5" w:tentative="1">
+      <w:start w:val="1"/>
+      <w:numFmt w:val="bullet"/>
+      <w:lvlText w:val=""/>
+      <w:lvlJc w:val="left"/>
+      <w:pPr>
+        <w:tabs>
+          <w:tab w:val="num" w:pos="4320"/>
+        </w:tabs>
+        <w:ind w:left="4320" w:hanging="360"/>
+      </w:pPr>
+      <w:rPr>
+        <w:rFonts w:ascii="Wingdings" w:hAnsi="Wingdings" w:hint="default"/>
+        <w:sz w:val="20"/>
+      </w:rPr>
+    </w:lvl>
+    <w:lvl w:ilvl="6" w:tentative="1">
+      <w:start w:val="1"/>
+      <w:numFmt w:val="bullet"/>
+      <w:lvlText w:val=""/>
+      <w:lvlJc w:val="left"/>
+      <w:pPr>
+        <w:tabs>
+          <w:tab w:val="num" w:pos="5040"/>
+        </w:tabs>
+        <w:ind w:left="5040" w:hanging="360"/>
+      </w:pPr>
+      <w:rPr>
+        <w:rFonts w:ascii="Wingdings" w:hAnsi="Wingdings" w:hint="default"/>
+        <w:sz w:val="20"/>
+      </w:rPr>
+    </w:lvl>
+    <w:lvl w:ilvl="7" w:tentative="1">
+      <w:start w:val="1"/>
+      <w:numFmt w:val="bullet"/>
+      <w:lvlText w:val=""/>
+      <w:lvlJc w:val="left"/>
+      <w:pPr>
+        <w:tabs>
+          <w:tab w:val="num" w:pos="5760"/>
+        </w:tabs>
+        <w:ind w:left="5760" w:hanging="360"/>
+      </w:pPr>
+      <w:rPr>
+        <w:rFonts w:ascii="Wingdings" w:hAnsi="Wingdings" w:hint="default"/>
+        <w:sz w:val="20"/>
+      </w:rPr>
+    </w:lvl>
+    <w:lvl w:ilvl="8" w:tentative="1">
+      <w:start w:val="1"/>
+      <w:numFmt w:val="bullet"/>
+      <w:lvlText w:val=""/>
+      <w:lvlJc w:val="left"/>
+      <w:pPr>
+        <w:tabs>
+          <w:tab w:val="num" w:pos="6480"/>
+        </w:tabs>
+        <w:ind w:left="6480" w:hanging="360"/>
+      </w:pPr>
+      <w:rPr>
+        <w:rFonts w:ascii="Wingdings" w:hAnsi="Wingdings" w:hint="default"/>
+        <w:sz w:val="20"/>
+      </w:rPr>
+    </w:lvl>
+  </w:abstractNum>
+  <w:abstractNum w:abstractNumId="22" w15:restartNumberingAfterBreak="0">
     <w:nsid w:val="4F744DA6"/>
     <w:multiLevelType w:val="multilevel"/>
     <w:tmpl w:val="5A20D6B0"/>
@@ -7304,7 +11349,7 @@
       </w:rPr>
     </w:lvl>
   </w:abstractNum>
-  <w:abstractNum w:abstractNumId="13" w15:restartNumberingAfterBreak="0">
+  <w:abstractNum w:abstractNumId="23" w15:restartNumberingAfterBreak="0">
     <w:nsid w:val="514C1DED"/>
     <w:multiLevelType w:val="multilevel"/>
     <w:tmpl w:val="67F80C38"/>
@@ -7453,7 +11498,7 @@
       </w:rPr>
     </w:lvl>
   </w:abstractNum>
-  <w:abstractNum w:abstractNumId="14" w15:restartNumberingAfterBreak="0">
+  <w:abstractNum w:abstractNumId="24" w15:restartNumberingAfterBreak="0">
     <w:nsid w:val="532C019E"/>
     <w:multiLevelType w:val="multilevel"/>
     <w:tmpl w:val="5B3A2E8E"/>
@@ -7602,7 +11647,7 @@
       </w:rPr>
     </w:lvl>
   </w:abstractNum>
-  <w:abstractNum w:abstractNumId="15" w15:restartNumberingAfterBreak="0">
+  <w:abstractNum w:abstractNumId="25" w15:restartNumberingAfterBreak="0">
     <w:nsid w:val="5470036B"/>
     <w:multiLevelType w:val="multilevel"/>
     <w:tmpl w:val="930A93E2"/>
@@ -7751,7 +11796,7 @@
       </w:rPr>
     </w:lvl>
   </w:abstractNum>
-  <w:abstractNum w:abstractNumId="16" w15:restartNumberingAfterBreak="0">
+  <w:abstractNum w:abstractNumId="26" w15:restartNumberingAfterBreak="0">
     <w:nsid w:val="5BAD4658"/>
     <w:multiLevelType w:val="multilevel"/>
     <w:tmpl w:val="C734BFAA"/>
@@ -7900,7 +11945,7 @@
       </w:rPr>
     </w:lvl>
   </w:abstractNum>
-  <w:abstractNum w:abstractNumId="17" w15:restartNumberingAfterBreak="0">
+  <w:abstractNum w:abstractNumId="27" w15:restartNumberingAfterBreak="0">
     <w:nsid w:val="5F1624E5"/>
     <w:multiLevelType w:val="multilevel"/>
     <w:tmpl w:val="29A0642E"/>
@@ -8049,7 +12094,7 @@
       </w:rPr>
     </w:lvl>
   </w:abstractNum>
-  <w:abstractNum w:abstractNumId="18" w15:restartNumberingAfterBreak="0">
+  <w:abstractNum w:abstractNumId="28" w15:restartNumberingAfterBreak="0">
     <w:nsid w:val="6BF84DD3"/>
     <w:multiLevelType w:val="multilevel"/>
     <w:tmpl w:val="CE44C3BC"/>
@@ -8198,7 +12243,7 @@
       </w:rPr>
     </w:lvl>
   </w:abstractNum>
-  <w:abstractNum w:abstractNumId="19" w15:restartNumberingAfterBreak="0">
+  <w:abstractNum w:abstractNumId="29" w15:restartNumberingAfterBreak="0">
     <w:nsid w:val="6BF84DED"/>
     <w:multiLevelType w:val="multilevel"/>
     <w:tmpl w:val="85D6E12E"/>
@@ -8347,7 +12392,156 @@
       </w:rPr>
     </w:lvl>
   </w:abstractNum>
-  <w:abstractNum w:abstractNumId="20" w15:restartNumberingAfterBreak="0">
+  <w:abstractNum w:abstractNumId="30" w15:restartNumberingAfterBreak="0">
+    <w:nsid w:val="6CD8753D"/>
+    <w:multiLevelType w:val="multilevel"/>
+    <w:tmpl w:val="E5DE16CE"/>
+    <w:lvl w:ilvl="0">
+      <w:start w:val="1"/>
+      <w:numFmt w:val="bullet"/>
+      <w:lvlText w:val=""/>
+      <w:lvlJc w:val="left"/>
+      <w:pPr>
+        <w:tabs>
+          <w:tab w:val="num" w:pos="720"/>
+        </w:tabs>
+        <w:ind w:left="720" w:hanging="360"/>
+      </w:pPr>
+      <w:rPr>
+        <w:rFonts w:ascii="Symbol" w:hAnsi="Symbol" w:hint="default"/>
+        <w:sz w:val="20"/>
+      </w:rPr>
+    </w:lvl>
+    <w:lvl w:ilvl="1" w:tentative="1">
+      <w:start w:val="1"/>
+      <w:numFmt w:val="bullet"/>
+      <w:lvlText w:val="o"/>
+      <w:lvlJc w:val="left"/>
+      <w:pPr>
+        <w:tabs>
+          <w:tab w:val="num" w:pos="1440"/>
+        </w:tabs>
+        <w:ind w:left="1440" w:hanging="360"/>
+      </w:pPr>
+      <w:rPr>
+        <w:rFonts w:ascii="Courier New" w:hAnsi="Courier New" w:hint="default"/>
+        <w:sz w:val="20"/>
+      </w:rPr>
+    </w:lvl>
+    <w:lvl w:ilvl="2" w:tentative="1">
+      <w:start w:val="1"/>
+      <w:numFmt w:val="bullet"/>
+      <w:lvlText w:val=""/>
+      <w:lvlJc w:val="left"/>
+      <w:pPr>
+        <w:tabs>
+          <w:tab w:val="num" w:pos="2160"/>
+        </w:tabs>
+        <w:ind w:left="2160" w:hanging="360"/>
+      </w:pPr>
+      <w:rPr>
+        <w:rFonts w:ascii="Wingdings" w:hAnsi="Wingdings" w:hint="default"/>
+        <w:sz w:val="20"/>
+      </w:rPr>
+    </w:lvl>
+    <w:lvl w:ilvl="3" w:tentative="1">
+      <w:start w:val="1"/>
+      <w:numFmt w:val="bullet"/>
+      <w:lvlText w:val=""/>
+      <w:lvlJc w:val="left"/>
+      <w:pPr>
+        <w:tabs>
+          <w:tab w:val="num" w:pos="2880"/>
+        </w:tabs>
+        <w:ind w:left="2880" w:hanging="360"/>
+      </w:pPr>
+      <w:rPr>
+        <w:rFonts w:ascii="Wingdings" w:hAnsi="Wingdings" w:hint="default"/>
+        <w:sz w:val="20"/>
+      </w:rPr>
+    </w:lvl>
+    <w:lvl w:ilvl="4" w:tentative="1">
+      <w:start w:val="1"/>
+      <w:numFmt w:val="bullet"/>
+      <w:lvlText w:val=""/>
+      <w:lvlJc w:val="left"/>
+      <w:pPr>
+        <w:tabs>
+          <w:tab w:val="num" w:pos="3600"/>
+        </w:tabs>
+        <w:ind w:left="3600" w:hanging="360"/>
+      </w:pPr>
+      <w:rPr>
+        <w:rFonts w:ascii="Wingdings" w:hAnsi="Wingdings" w:hint="default"/>
+        <w:sz w:val="20"/>
+      </w:rPr>
+    </w:lvl>
+    <w:lvl w:ilvl="5" w:tentative="1">
+      <w:start w:val="1"/>
+      <w:numFmt w:val="bullet"/>
+      <w:lvlText w:val=""/>
+      <w:lvlJc w:val="left"/>
+      <w:pPr>
+        <w:tabs>
+          <w:tab w:val="num" w:pos="4320"/>
+        </w:tabs>
+        <w:ind w:left="4320" w:hanging="360"/>
+      </w:pPr>
+      <w:rPr>
+        <w:rFonts w:ascii="Wingdings" w:hAnsi="Wingdings" w:hint="default"/>
+        <w:sz w:val="20"/>
+      </w:rPr>
+    </w:lvl>
+    <w:lvl w:ilvl="6" w:tentative="1">
+      <w:start w:val="1"/>
+      <w:numFmt w:val="bullet"/>
+      <w:lvlText w:val=""/>
+      <w:lvlJc w:val="left"/>
+      <w:pPr>
+        <w:tabs>
+          <w:tab w:val="num" w:pos="5040"/>
+        </w:tabs>
+        <w:ind w:left="5040" w:hanging="360"/>
+      </w:pPr>
+      <w:rPr>
+        <w:rFonts w:ascii="Wingdings" w:hAnsi="Wingdings" w:hint="default"/>
+        <w:sz w:val="20"/>
+      </w:rPr>
+    </w:lvl>
+    <w:lvl w:ilvl="7" w:tentative="1">
+      <w:start w:val="1"/>
+      <w:numFmt w:val="bullet"/>
+      <w:lvlText w:val=""/>
+      <w:lvlJc w:val="left"/>
+      <w:pPr>
+        <w:tabs>
+          <w:tab w:val="num" w:pos="5760"/>
+        </w:tabs>
+        <w:ind w:left="5760" w:hanging="360"/>
+      </w:pPr>
+      <w:rPr>
+        <w:rFonts w:ascii="Wingdings" w:hAnsi="Wingdings" w:hint="default"/>
+        <w:sz w:val="20"/>
+      </w:rPr>
+    </w:lvl>
+    <w:lvl w:ilvl="8" w:tentative="1">
+      <w:start w:val="1"/>
+      <w:numFmt w:val="bullet"/>
+      <w:lvlText w:val=""/>
+      <w:lvlJc w:val="left"/>
+      <w:pPr>
+        <w:tabs>
+          <w:tab w:val="num" w:pos="6480"/>
+        </w:tabs>
+        <w:ind w:left="6480" w:hanging="360"/>
+      </w:pPr>
+      <w:rPr>
+        <w:rFonts w:ascii="Wingdings" w:hAnsi="Wingdings" w:hint="default"/>
+        <w:sz w:val="20"/>
+      </w:rPr>
+    </w:lvl>
+  </w:abstractNum>
+  <w:abstractNum w:abstractNumId="31" w15:restartNumberingAfterBreak="0">
     <w:nsid w:val="6ED0699D"/>
     <w:multiLevelType w:val="multilevel"/>
     <w:tmpl w:val="D41CBEA4"/>
@@ -8496,7 +12690,7 @@
       </w:rPr>
     </w:lvl>
   </w:abstractNum>
-  <w:abstractNum w:abstractNumId="21" w15:restartNumberingAfterBreak="0">
+  <w:abstractNum w:abstractNumId="32" w15:restartNumberingAfterBreak="0">
     <w:nsid w:val="6F265B41"/>
     <w:multiLevelType w:val="multilevel"/>
     <w:tmpl w:val="1C2AF262"/>
@@ -8645,7 +12839,7 @@
       </w:rPr>
     </w:lvl>
   </w:abstractNum>
-  <w:abstractNum w:abstractNumId="22" w15:restartNumberingAfterBreak="0">
+  <w:abstractNum w:abstractNumId="33" w15:restartNumberingAfterBreak="0">
     <w:nsid w:val="714C4828"/>
     <w:multiLevelType w:val="multilevel"/>
     <w:tmpl w:val="B9021A92"/>
@@ -8794,7 +12988,7 @@
       </w:rPr>
     </w:lvl>
   </w:abstractNum>
-  <w:abstractNum w:abstractNumId="23" w15:restartNumberingAfterBreak="0">
+  <w:abstractNum w:abstractNumId="34" w15:restartNumberingAfterBreak="0">
     <w:nsid w:val="77A25A2C"/>
     <w:multiLevelType w:val="multilevel"/>
     <w:tmpl w:val="0AE2D650"/>
@@ -8944,76 +13138,109 @@
     </w:lvl>
   </w:abstractNum>
   <w:num w:numId="1">
+    <w:abstractNumId w:val="25"/>
+  </w:num>
+  <w:num w:numId="2">
+    <w:abstractNumId w:val="34"/>
+  </w:num>
+  <w:num w:numId="3">
+    <w:abstractNumId w:val="11"/>
+  </w:num>
+  <w:num w:numId="4">
+    <w:abstractNumId w:val="2"/>
+  </w:num>
+  <w:num w:numId="5">
+    <w:abstractNumId w:val="17"/>
+  </w:num>
+  <w:num w:numId="6">
+    <w:abstractNumId w:val="1"/>
+  </w:num>
+  <w:num w:numId="7">
+    <w:abstractNumId w:val="8"/>
+  </w:num>
+  <w:num w:numId="8">
+    <w:abstractNumId w:val="26"/>
+  </w:num>
+  <w:num w:numId="9">
+    <w:abstractNumId w:val="16"/>
+  </w:num>
+  <w:num w:numId="10">
+    <w:abstractNumId w:val="33"/>
+  </w:num>
+  <w:num w:numId="11">
+    <w:abstractNumId w:val="23"/>
+  </w:num>
+  <w:num w:numId="12">
+    <w:abstractNumId w:val="3"/>
+  </w:num>
+  <w:num w:numId="13">
+    <w:abstractNumId w:val="28"/>
+  </w:num>
+  <w:num w:numId="14">
+    <w:abstractNumId w:val="22"/>
+  </w:num>
+  <w:num w:numId="15">
+    <w:abstractNumId w:val="32"/>
+  </w:num>
+  <w:num w:numId="16">
+    <w:abstractNumId w:val="12"/>
+  </w:num>
+  <w:num w:numId="17">
+    <w:abstractNumId w:val="24"/>
+  </w:num>
+  <w:num w:numId="18">
+    <w:abstractNumId w:val="31"/>
+  </w:num>
+  <w:num w:numId="19">
+    <w:abstractNumId w:val="27"/>
+  </w:num>
+  <w:num w:numId="20">
+    <w:abstractNumId w:val="29"/>
+  </w:num>
+  <w:num w:numId="21">
+    <w:abstractNumId w:val="6"/>
+  </w:num>
+  <w:num w:numId="22">
+    <w:abstractNumId w:val="14"/>
+  </w:num>
+  <w:num w:numId="23">
+    <w:abstractNumId w:val="20"/>
+  </w:num>
+  <w:num w:numId="24">
+    <w:abstractNumId w:val="18"/>
+  </w:num>
+  <w:num w:numId="25">
+    <w:abstractNumId w:val="4"/>
+  </w:num>
+  <w:num w:numId="26">
+    <w:abstractNumId w:val="10"/>
+  </w:num>
+  <w:num w:numId="27">
+    <w:abstractNumId w:val="19"/>
+  </w:num>
+  <w:num w:numId="28">
+    <w:abstractNumId w:val="21"/>
+  </w:num>
+  <w:num w:numId="29">
+    <w:abstractNumId w:val="7"/>
+  </w:num>
+  <w:num w:numId="30">
     <w:abstractNumId w:val="15"/>
   </w:num>
-  <w:num w:numId="2">
-    <w:abstractNumId w:val="23"/>
+  <w:num w:numId="31">
+    <w:abstractNumId w:val="30"/>
   </w:num>
-  <w:num w:numId="3">
+  <w:num w:numId="32">
     <w:abstractNumId w:val="5"/>
   </w:num>
-  <w:num w:numId="4">
-    <w:abstractNumId w:val="1"/>
+  <w:num w:numId="33">
+    <w:abstractNumId w:val="0"/>
   </w:num>
-  <w:num w:numId="5">
+  <w:num w:numId="34">
     <w:abstractNumId w:val="9"/>
   </w:num>
-  <w:num w:numId="6">
-    <w:abstractNumId w:val="0"/>
-  </w:num>
-  <w:num w:numId="7">
-    <w:abstractNumId w:val="4"/>
-  </w:num>
-  <w:num w:numId="8">
-    <w:abstractNumId w:val="16"/>
-  </w:num>
-  <w:num w:numId="9">
-    <w:abstractNumId w:val="8"/>
-  </w:num>
-  <w:num w:numId="10">
-    <w:abstractNumId w:val="22"/>
-  </w:num>
-  <w:num w:numId="11">
+  <w:num w:numId="35">
     <w:abstractNumId w:val="13"/>
-  </w:num>
-  <w:num w:numId="12">
-    <w:abstractNumId w:val="2"/>
-  </w:num>
-  <w:num w:numId="13">
-    <w:abstractNumId w:val="18"/>
-  </w:num>
-  <w:num w:numId="14">
-    <w:abstractNumId w:val="12"/>
-  </w:num>
-  <w:num w:numId="15">
-    <w:abstractNumId w:val="21"/>
-  </w:num>
-  <w:num w:numId="16">
-    <w:abstractNumId w:val="6"/>
-  </w:num>
-  <w:num w:numId="17">
-    <w:abstractNumId w:val="14"/>
-  </w:num>
-  <w:num w:numId="18">
-    <w:abstractNumId w:val="20"/>
-  </w:num>
-  <w:num w:numId="19">
-    <w:abstractNumId w:val="17"/>
-  </w:num>
-  <w:num w:numId="20">
-    <w:abstractNumId w:val="19"/>
-  </w:num>
-  <w:num w:numId="21">
-    <w:abstractNumId w:val="3"/>
-  </w:num>
-  <w:num w:numId="22">
-    <w:abstractNumId w:val="7"/>
-  </w:num>
-  <w:num w:numId="23">
-    <w:abstractNumId w:val="11"/>
-  </w:num>
-  <w:num w:numId="24">
-    <w:abstractNumId w:val="10"/>
   </w:num>
 </w:numbering>
 </file>
@@ -9547,6 +13774,25 @@
     <w:basedOn w:val="a0"/>
     <w:rsid w:val="005204DE"/>
   </w:style>
+  <w:style w:type="table" w:styleId="a6">
+    <w:name w:val="Table Grid"/>
+    <w:basedOn w:val="a1"/>
+    <w:uiPriority w:val="39"/>
+    <w:rsid w:val="00DD4D49"/>
+    <w:pPr>
+      <w:spacing w:after="0" w:line="240" w:lineRule="auto"/>
+    </w:pPr>
+    <w:tblPr>
+      <w:tblBorders>
+        <w:top w:val="single" w:sz="4" w:space="0" w:color="auto"/>
+        <w:left w:val="single" w:sz="4" w:space="0" w:color="auto"/>
+        <w:bottom w:val="single" w:sz="4" w:space="0" w:color="auto"/>
+        <w:right w:val="single" w:sz="4" w:space="0" w:color="auto"/>
+        <w:insideH w:val="single" w:sz="4" w:space="0" w:color="auto"/>
+        <w:insideV w:val="single" w:sz="4" w:space="0" w:color="auto"/>
+      </w:tblBorders>
+    </w:tblPr>
+  </w:style>
 </w:styles>
 </file>
 
